--- a/pr-preview/pr-166/estimation-handout.docx
+++ b/pr-preview/pr-166/estimation-handout.docx
@@ -15,7 +15,7 @@
         <w:pStyle w:val="Date"/>
       </w:pPr>
       <w:r>
-        <w:t xml:space="preserve">Last modified: 2026-10-14 13:52:49 (PDT)</w:t>
+        <w:t xml:space="preserve">Last modified: 2026-10-15 02:42:06 (PDT)</w:t>
       </w:r>
     </w:p>
     <w:bookmarkStart w:id="14" w:name="scientific-models"/>
@@ -3760,7 +3760,7 @@
     </w:p>
     <w:bookmarkEnd w:id="35"/>
     <w:bookmarkEnd w:id="36"/>
-    <w:bookmarkStart w:id="121" w:name="sec-est-accuracy"/>
+    <w:bookmarkStart w:id="102" w:name="sec-est-accuracy"/>
     <w:p>
       <w:pPr>
         <w:pStyle w:val="Heading2"/>
@@ -4322,3461 +4322,13 @@
       </w:r>
     </w:p>
     <w:bookmarkEnd w:id="40"/>
-    <w:bookmarkStart w:id="64" w:name="residuals"/>
+    <w:bookmarkStart w:id="42" w:name="residuals"/>
     <w:p>
       <w:pPr>
         <w:pStyle w:val="Heading3"/>
       </w:pPr>
       <w:r>
-        <w:t xml:space="preserve">3.3 Predictions, fitted values, residuals, and prediction errors</w:t>
-      </w:r>
-    </w:p>
-    <w:bookmarkStart w:id="41" w:name="def-prediction"/>
-    <w:p>
-      <w:pPr>
-        <w:pStyle w:val="FirstParagraph"/>
-      </w:pPr>
-      <w:r>
-        <w:rPr>
-          <w:b/>
-          <w:bCs/>
-        </w:rPr>
-        <w:t xml:space="preserve">Definition 7 (Prediction)</w:t>
-      </w:r>
-      <w:r>
-        <w:t xml:space="preserve"> </w:t>
-      </w:r>
-      <w:r>
-        <w:t xml:space="preserve">A</w:t>
-      </w:r>
-      <w:r>
-        <w:t xml:space="preserve"> </w:t>
-      </w:r>
-      <w:r>
-        <w:rPr>
-          <w:b/>
-          <w:bCs/>
-        </w:rPr>
-        <w:t xml:space="preserve">prediction</w:t>
-      </w:r>
-      <w:r>
-        <w:t xml:space="preserve"> </w:t>
-      </w:r>
-      <w:r>
-        <w:t xml:space="preserve">(or</w:t>
-      </w:r>
-      <w:r>
-        <w:t xml:space="preserve"> </w:t>
-      </w:r>
-      <w:r>
-        <w:rPr>
-          <w:b/>
-          <w:bCs/>
-        </w:rPr>
-        <w:t xml:space="preserve">predicted value</w:t>
-      </w:r>
-      <w:r>
-        <w:t xml:space="preserve">)</w:t>
-      </w:r>
-      <w:r>
-        <w:t xml:space="preserve"> </w:t>
-      </w:r>
-      <m:oMath>
-        <m:acc>
-          <m:accPr>
-            <m:chr m:val="̂"/>
-          </m:accPr>
-          <m:e>
-            <m:r>
-              <m:t>y</m:t>
-            </m:r>
-          </m:e>
-        </m:acc>
-        <m:r>
-          <m:rPr>
-            <m:sty m:val="p"/>
-          </m:rPr>
-          <m:t>(</m:t>
-        </m:r>
-        <m:r>
-          <m:t>x</m:t>
-        </m:r>
-        <m:r>
-          <m:rPr>
-            <m:sty m:val="p"/>
-          </m:rPr>
-          <m:t>)</m:t>
-        </m:r>
-      </m:oMath>
-      <w:r>
-        <w:t xml:space="preserve"> </w:t>
-      </w:r>
-      <w:r>
-        <w:t xml:space="preserve">of an outcome</w:t>
-      </w:r>
-      <w:r>
-        <w:t xml:space="preserve"> </w:t>
-      </w:r>
-      <m:oMath>
-        <m:r>
-          <m:t>Y</m:t>
-        </m:r>
-      </m:oMath>
-      <w:r>
-        <w:t xml:space="preserve"> </w:t>
-      </w:r>
-      <w:r>
-        <w:t xml:space="preserve">with covariate value</w:t>
-      </w:r>
-      <w:r>
-        <w:t xml:space="preserve"> </w:t>
-      </w:r>
-      <m:oMath>
-        <m:r>
-          <m:t>X</m:t>
-        </m:r>
-        <m:r>
-          <m:rPr>
-            <m:sty m:val="p"/>
-          </m:rPr>
-          <m:t>=</m:t>
-        </m:r>
-        <m:r>
-          <m:t>x</m:t>
-        </m:r>
-      </m:oMath>
-      <w:r>
-        <w:t xml:space="preserve"> </w:t>
-      </w:r>
-      <w:r>
-        <w:t xml:space="preserve">is a number computed from</w:t>
-      </w:r>
-      <w:r>
-        <w:t xml:space="preserve"> </w:t>
-      </w:r>
-      <m:oMath>
-        <m:r>
-          <m:t>x</m:t>
-        </m:r>
-      </m:oMath>
-      <w:r>
-        <w:t xml:space="preserve"> </w:t>
-      </w:r>
-      <w:r>
-        <w:t xml:space="preserve">and from data</w:t>
-      </w:r>
-      <w:r>
-        <w:t xml:space="preserve"> </w:t>
-      </w:r>
-      <m:oMath>
-        <m:r>
-          <m:rPr>
-            <m:sty m:val="p"/>
-          </m:rPr>
-          <m:t>(</m:t>
-        </m:r>
-        <m:sSub>
-          <m:e>
-            <m:r>
-              <m:t>x</m:t>
-            </m:r>
-          </m:e>
-          <m:sub>
-            <m:r>
-              <m:t>1</m:t>
-            </m:r>
-          </m:sub>
-        </m:sSub>
-        <m:r>
-          <m:rPr>
-            <m:sty m:val="p"/>
-          </m:rPr>
-          <m:t>,</m:t>
-        </m:r>
-        <m:sSub>
-          <m:e>
-            <m:r>
-              <m:t>y</m:t>
-            </m:r>
-          </m:e>
-          <m:sub>
-            <m:r>
-              <m:t>1</m:t>
-            </m:r>
-          </m:sub>
-        </m:sSub>
-        <m:r>
-          <m:rPr>
-            <m:sty m:val="p"/>
-          </m:rPr>
-          <m:t>)</m:t>
-        </m:r>
-        <m:r>
-          <m:rPr>
-            <m:sty m:val="p"/>
-          </m:rPr>
-          <m:t>,</m:t>
-        </m:r>
-        <m:r>
-          <m:rPr>
-            <m:sty m:val="p"/>
-          </m:rPr>
-          <m:t>…</m:t>
-        </m:r>
-        <m:r>
-          <m:rPr>
-            <m:sty m:val="p"/>
-          </m:rPr>
-          <m:t>,</m:t>
-        </m:r>
-        <m:r>
-          <m:rPr>
-            <m:sty m:val="p"/>
-          </m:rPr>
-          <m:t>(</m:t>
-        </m:r>
-        <m:sSub>
-          <m:e>
-            <m:r>
-              <m:t>x</m:t>
-            </m:r>
-          </m:e>
-          <m:sub>
-            <m:r>
-              <m:t>n</m:t>
-            </m:r>
-          </m:sub>
-        </m:sSub>
-        <m:r>
-          <m:rPr>
-            <m:sty m:val="p"/>
-          </m:rPr>
-          <m:t>,</m:t>
-        </m:r>
-        <m:sSub>
-          <m:e>
-            <m:r>
-              <m:t>y</m:t>
-            </m:r>
-          </m:e>
-          <m:sub>
-            <m:r>
-              <m:t>n</m:t>
-            </m:r>
-          </m:sub>
-        </m:sSub>
-        <m:r>
-          <m:rPr>
-            <m:sty m:val="p"/>
-          </m:rPr>
-          <m:t>)</m:t>
-        </m:r>
-      </m:oMath>
-      <w:r>
-        <w:t xml:space="preserve"> </w:t>
-      </w:r>
-      <w:r>
-        <w:t xml:space="preserve">by a rule</w:t>
-      </w:r>
-      <w:r>
-        <w:t xml:space="preserve"> </w:t>
-      </w:r>
-      <m:oMath>
-        <m:r>
-          <m:t>g</m:t>
-        </m:r>
-      </m:oMath>
-      <w:r>
-        <w:t xml:space="preserve">, and used as a guess of</w:t>
-      </w:r>
-      <w:r>
-        <w:t xml:space="preserve"> </w:t>
-      </w:r>
-      <m:oMath>
-        <m:r>
-          <m:t>Y</m:t>
-        </m:r>
-      </m:oMath>
-      <w:r>
-        <w:t xml:space="preserve">:</w:t>
-      </w:r>
-    </w:p>
-    <w:p>
-      <w:pPr>
-        <w:pStyle w:val="BodyText"/>
-      </w:pPr>
-      <m:oMathPara>
-        <m:oMathParaPr>
-          <m:jc m:val="center"/>
-        </m:oMathParaPr>
-        <m:oMath>
-          <m:acc>
-            <m:accPr>
-              <m:chr m:val="̂"/>
-            </m:accPr>
-            <m:e>
-              <m:r>
-                <m:t>y</m:t>
-              </m:r>
-            </m:e>
-          </m:acc>
-          <m:r>
-            <m:rPr>
-              <m:sty m:val="p"/>
-            </m:rPr>
-            <m:t>(</m:t>
-          </m:r>
-          <m:r>
-            <m:t>x</m:t>
-          </m:r>
-          <m:r>
-            <m:rPr>
-              <m:sty m:val="p"/>
-            </m:rPr>
-            <m:t>)</m:t>
-          </m:r>
-          <m:limUpp>
-            <m:e>
-              <m:r>
-                <m:rPr>
-                  <m:sty m:val="p"/>
-                </m:rPr>
-                <m:t>=</m:t>
-              </m:r>
-            </m:e>
-            <m:lim>
-              <m:r>
-                <m:rPr>
-                  <m:nor/>
-                  <m:sty m:val="p"/>
-                </m:rPr>
-                <m:t>def</m:t>
-              </m:r>
-            </m:lim>
-          </m:limUpp>
-          <m:r>
-            <m:t>g</m:t>
-          </m:r>
-          <m:r>
-            <m:t>​</m:t>
-          </m:r>
-          <m:d>
-            <m:dPr>
-              <m:begChr m:val="("/>
-              <m:sepChr m:val=""/>
-              <m:endChr m:val=")"/>
-              <m:grow/>
-            </m:dPr>
-            <m:e>
-              <m:r>
-                <m:t>x</m:t>
-              </m:r>
-              <m:r>
-                <m:rPr>
-                  <m:sty m:val="p"/>
-                </m:rPr>
-                <m:t>;</m:t>
-              </m:r>
-              <m:r>
-                <m:rPr>
-                  <m:sty m:val="p"/>
-                </m:rPr>
-                <m:t>(</m:t>
-              </m:r>
-              <m:sSub>
-                <m:e>
-                  <m:r>
-                    <m:t>x</m:t>
-                  </m:r>
-                </m:e>
-                <m:sub>
-                  <m:r>
-                    <m:t>1</m:t>
-                  </m:r>
-                </m:sub>
-              </m:sSub>
-              <m:r>
-                <m:rPr>
-                  <m:sty m:val="p"/>
-                </m:rPr>
-                <m:t>,</m:t>
-              </m:r>
-              <m:sSub>
-                <m:e>
-                  <m:r>
-                    <m:t>y</m:t>
-                  </m:r>
-                </m:e>
-                <m:sub>
-                  <m:r>
-                    <m:t>1</m:t>
-                  </m:r>
-                </m:sub>
-              </m:sSub>
-              <m:r>
-                <m:rPr>
-                  <m:sty m:val="p"/>
-                </m:rPr>
-                <m:t>)</m:t>
-              </m:r>
-              <m:r>
-                <m:rPr>
-                  <m:sty m:val="p"/>
-                </m:rPr>
-                <m:t>,</m:t>
-              </m:r>
-              <m:r>
-                <m:rPr>
-                  <m:sty m:val="p"/>
-                </m:rPr>
-                <m:t>…</m:t>
-              </m:r>
-              <m:r>
-                <m:rPr>
-                  <m:sty m:val="p"/>
-                </m:rPr>
-                <m:t>,</m:t>
-              </m:r>
-              <m:r>
-                <m:rPr>
-                  <m:sty m:val="p"/>
-                </m:rPr>
-                <m:t>(</m:t>
-              </m:r>
-              <m:sSub>
-                <m:e>
-                  <m:r>
-                    <m:t>x</m:t>
-                  </m:r>
-                </m:e>
-                <m:sub>
-                  <m:r>
-                    <m:t>n</m:t>
-                  </m:r>
-                </m:sub>
-              </m:sSub>
-              <m:r>
-                <m:rPr>
-                  <m:sty m:val="p"/>
-                </m:rPr>
-                <m:t>,</m:t>
-              </m:r>
-              <m:sSub>
-                <m:e>
-                  <m:r>
-                    <m:t>y</m:t>
-                  </m:r>
-                </m:e>
-                <m:sub>
-                  <m:r>
-                    <m:t>n</m:t>
-                  </m:r>
-                </m:sub>
-              </m:sSub>
-              <m:r>
-                <m:rPr>
-                  <m:sty m:val="p"/>
-                </m:rPr>
-                <m:t>)</m:t>
-              </m:r>
-            </m:e>
-          </m:d>
-          <m:r>
-            <m:t>​</m:t>
-          </m:r>
-          <m:r>
-            <m:rPr>
-              <m:sty m:val="p"/>
-            </m:rPr>
-            <m:t>.</m:t>
-          </m:r>
-        </m:oMath>
-      </m:oMathPara>
-    </w:p>
-    <w:bookmarkEnd w:id="41"/>
-    <w:bookmarkStart w:id="42" w:name="exm-prediction-cond-mean"/>
-    <w:p>
-      <w:pPr>
-        <w:pStyle w:val="FirstParagraph"/>
-      </w:pPr>
-      <w:r>
-        <w:rPr>
-          <w:b/>
-          <w:bCs/>
-        </w:rPr>
-        <w:t xml:space="preserve">Example 7 (Predicting with an estimated conditional mean)</w:t>
-      </w:r>
-      <w:r>
-        <w:t xml:space="preserve"> </w:t>
-      </w:r>
-      <w:r>
-        <w:t xml:space="preserve">Suppose a model specifies the conditional mean</w:t>
-      </w:r>
-      <w:r>
-        <w:t xml:space="preserve"> </w:t>
-      </w:r>
-      <m:oMath>
-        <m:r>
-          <m:rPr>
-            <m:sty m:val="p"/>
-          </m:rPr>
-          <m:t>E</m:t>
-        </m:r>
-        <m:r>
-          <m:t>​</m:t>
-        </m:r>
-        <m:d>
-          <m:dPr>
-            <m:begChr m:val="["/>
-            <m:sepChr m:val=""/>
-            <m:endChr m:val="]"/>
-            <m:grow/>
-          </m:dPr>
-          <m:e>
-            <m:r>
-              <m:t>Y</m:t>
-            </m:r>
-            <m:r>
-              <m:rPr>
-                <m:sty m:val="p"/>
-              </m:rPr>
-              <m:t>∣</m:t>
-            </m:r>
-            <m:r>
-              <m:t>X</m:t>
-            </m:r>
-            <m:r>
-              <m:rPr>
-                <m:sty m:val="p"/>
-              </m:rPr>
-              <m:t>=</m:t>
-            </m:r>
-            <m:r>
-              <m:t>x</m:t>
-            </m:r>
-          </m:e>
-        </m:d>
-        <m:r>
-          <m:t>​</m:t>
-        </m:r>
-      </m:oMath>
-      <w:r>
-        <w:t xml:space="preserve"> </w:t>
-      </w:r>
-      <w:r>
-        <w:t xml:space="preserve">as a function</w:t>
-      </w:r>
-      <w:r>
-        <w:t xml:space="preserve"> </w:t>
-      </w:r>
-      <m:oMath>
-        <m:r>
-          <m:t>μ</m:t>
-        </m:r>
-        <m:r>
-          <m:rPr>
-            <m:sty m:val="p"/>
-          </m:rPr>
-          <m:t>(</m:t>
-        </m:r>
-        <m:r>
-          <m:t>x</m:t>
-        </m:r>
-        <m:r>
-          <m:rPr>
-            <m:sty m:val="p"/>
-          </m:rPr>
-          <m:t>;</m:t>
-        </m:r>
-        <m:acc>
-          <m:accPr>
-            <m:chr m:val="̃"/>
-          </m:accPr>
-          <m:e>
-            <m:r>
-              <m:t>θ</m:t>
-            </m:r>
-          </m:e>
-        </m:acc>
-        <m:r>
-          <m:rPr>
-            <m:sty m:val="p"/>
-          </m:rPr>
-          <m:t>)</m:t>
-        </m:r>
-      </m:oMath>
-      <w:r>
-        <w:t xml:space="preserve"> </w:t>
-      </w:r>
-      <w:r>
-        <w:t xml:space="preserve">of a parameter vector</w:t>
-      </w:r>
-      <w:r>
-        <w:t xml:space="preserve"> </w:t>
-      </w:r>
-      <m:oMath>
-        <m:acc>
-          <m:accPr>
-            <m:chr m:val="̃"/>
-          </m:accPr>
-          <m:e>
-            <m:r>
-              <m:t>θ</m:t>
-            </m:r>
-          </m:e>
-        </m:acc>
-      </m:oMath>
-      <w:r>
-        <w:t xml:space="preserve">,</w:t>
-      </w:r>
-      <w:r>
-        <w:t xml:space="preserve"> </w:t>
-      </w:r>
-      <w:r>
-        <w:t xml:space="preserve">and</w:t>
-      </w:r>
-      <w:r>
-        <w:t xml:space="preserve"> </w:t>
-      </w:r>
-      <m:oMath>
-        <m:acc>
-          <m:accPr>
-            <m:chr m:val="̂"/>
-          </m:accPr>
-          <m:e>
-            <m:acc>
-              <m:accPr>
-                <m:chr m:val="̃"/>
-              </m:accPr>
-              <m:e>
-                <m:r>
-                  <m:t>θ</m:t>
-                </m:r>
-              </m:e>
-            </m:acc>
-          </m:e>
-        </m:acc>
-      </m:oMath>
-      <w:r>
-        <w:t xml:space="preserve"> </w:t>
-      </w:r>
-      <w:r>
-        <w:t xml:space="preserve">is an estimate of</w:t>
-      </w:r>
-      <w:r>
-        <w:t xml:space="preserve"> </w:t>
-      </w:r>
-      <m:oMath>
-        <m:acc>
-          <m:accPr>
-            <m:chr m:val="̃"/>
-          </m:accPr>
-          <m:e>
-            <m:r>
-              <m:t>θ</m:t>
-            </m:r>
-          </m:e>
-        </m:acc>
-      </m:oMath>
-      <w:r>
-        <w:t xml:space="preserve">.</w:t>
-      </w:r>
-      <w:r>
-        <w:t xml:space="preserve"> </w:t>
-      </w:r>
-      <w:r>
-        <w:t xml:space="preserve">The usual prediction (</w:t>
-      </w:r>
-      <w:hyperlink w:anchor="def-prediction">
-        <w:r>
-          <w:rPr>
-            <w:rStyle w:val="Hyperlink"/>
-          </w:rPr>
-          <w:t xml:space="preserve">Definition 7</w:t>
-        </w:r>
-      </w:hyperlink>
-      <w:r>
-        <w:t xml:space="preserve">) of</w:t>
-      </w:r>
-      <w:r>
-        <w:t xml:space="preserve"> </w:t>
-      </w:r>
-      <m:oMath>
-        <m:r>
-          <m:t>Y</m:t>
-        </m:r>
-      </m:oMath>
-      <w:r>
-        <w:t xml:space="preserve"> </w:t>
-      </w:r>
-      <w:r>
-        <w:t xml:space="preserve">at</w:t>
-      </w:r>
-      <w:r>
-        <w:t xml:space="preserve"> </w:t>
-      </w:r>
-      <m:oMath>
-        <m:r>
-          <m:t>X</m:t>
-        </m:r>
-        <m:r>
-          <m:rPr>
-            <m:sty m:val="p"/>
-          </m:rPr>
-          <m:t>=</m:t>
-        </m:r>
-        <m:r>
-          <m:t>x</m:t>
-        </m:r>
-      </m:oMath>
-      <w:r>
-        <w:t xml:space="preserve"> </w:t>
-      </w:r>
-      <w:r>
-        <w:t xml:space="preserve">is the estimated conditional mean:</w:t>
-      </w:r>
-    </w:p>
-    <w:p>
-      <w:pPr>
-        <w:pStyle w:val="BodyText"/>
-      </w:pPr>
-      <m:oMathPara>
-        <m:oMathParaPr>
-          <m:jc m:val="center"/>
-        </m:oMathParaPr>
-        <m:oMath>
-          <m:acc>
-            <m:accPr>
-              <m:chr m:val="̂"/>
-            </m:accPr>
-            <m:e>
-              <m:r>
-                <m:t>y</m:t>
-              </m:r>
-            </m:e>
-          </m:acc>
-          <m:r>
-            <m:rPr>
-              <m:sty m:val="p"/>
-            </m:rPr>
-            <m:t>(</m:t>
-          </m:r>
-          <m:r>
-            <m:t>x</m:t>
-          </m:r>
-          <m:r>
-            <m:rPr>
-              <m:sty m:val="p"/>
-            </m:rPr>
-            <m:t>)</m:t>
-          </m:r>
-          <m:r>
-            <m:rPr>
-              <m:sty m:val="p"/>
-            </m:rPr>
-            <m:t>=</m:t>
-          </m:r>
-          <m:r>
-            <m:t>μ</m:t>
-          </m:r>
-          <m:r>
-            <m:rPr>
-              <m:sty m:val="p"/>
-            </m:rPr>
-            <m:t>(</m:t>
-          </m:r>
-          <m:r>
-            <m:t>x</m:t>
-          </m:r>
-          <m:r>
-            <m:rPr>
-              <m:sty m:val="p"/>
-            </m:rPr>
-            <m:t>;</m:t>
-          </m:r>
-          <m:acc>
-            <m:accPr>
-              <m:chr m:val="̂"/>
-            </m:accPr>
-            <m:e>
-              <m:acc>
-                <m:accPr>
-                  <m:chr m:val="̃"/>
-                </m:accPr>
-                <m:e>
-                  <m:r>
-                    <m:t>θ</m:t>
-                  </m:r>
-                </m:e>
-              </m:acc>
-            </m:e>
-          </m:acc>
-          <m:r>
-            <m:rPr>
-              <m:sty m:val="p"/>
-            </m:rPr>
-            <m:t>)</m:t>
-          </m:r>
-          <m:r>
-            <m:rPr>
-              <m:sty m:val="p"/>
-            </m:rPr>
-            <m:t>.</m:t>
-          </m:r>
-        </m:oMath>
-      </m:oMathPara>
-    </w:p>
-    <w:bookmarkEnd w:id="42"/>
-    <w:bookmarkStart w:id="43" w:name="def-fitted-value"/>
-    <w:p>
-      <w:pPr>
-        <w:pStyle w:val="FirstParagraph"/>
-      </w:pPr>
-      <w:r>
-        <w:rPr>
-          <w:b/>
-          <w:bCs/>
-        </w:rPr>
-        <w:t xml:space="preserve">Definition 8 (Fitted value)</w:t>
-      </w:r>
-      <w:r>
-        <w:t xml:space="preserve"> </w:t>
-      </w:r>
-      <w:r>
-        <w:t xml:space="preserve">The</w:t>
-      </w:r>
-      <w:r>
-        <w:t xml:space="preserve"> </w:t>
-      </w:r>
-      <w:r>
-        <w:rPr>
-          <w:b/>
-          <w:bCs/>
-        </w:rPr>
-        <w:t xml:space="preserve">fitted value</w:t>
-      </w:r>
-      <w:r>
-        <w:t xml:space="preserve"> </w:t>
-      </w:r>
-      <m:oMath>
-        <m:sSub>
-          <m:e>
-            <m:acc>
-              <m:accPr>
-                <m:chr m:val="̂"/>
-              </m:accPr>
-              <m:e>
-                <m:r>
-                  <m:t>y</m:t>
-                </m:r>
-              </m:e>
-            </m:acc>
-          </m:e>
-          <m:sub>
-            <m:r>
-              <m:t>i</m:t>
-            </m:r>
-          </m:sub>
-        </m:sSub>
-      </m:oMath>
-      <w:r>
-        <w:t xml:space="preserve"> </w:t>
-      </w:r>
-      <w:r>
-        <w:t xml:space="preserve">of observation</w:t>
-      </w:r>
-      <w:r>
-        <w:t xml:space="preserve"> </w:t>
-      </w:r>
-      <m:oMath>
-        <m:r>
-          <m:t>i</m:t>
-        </m:r>
-      </m:oMath>
-      <w:r>
-        <w:t xml:space="preserve"> </w:t>
-      </w:r>
-      <w:r>
-        <w:t xml:space="preserve">is the</w:t>
-      </w:r>
-      <w:r>
-        <w:t xml:space="preserve"> </w:t>
-      </w:r>
-      <w:hyperlink w:anchor="def-prediction">
-        <w:r>
-          <w:rPr>
-            <w:rStyle w:val="Hyperlink"/>
-          </w:rPr>
-          <w:t xml:space="preserve">prediction</w:t>
-        </w:r>
-      </w:hyperlink>
-      <w:r>
-        <w:t xml:space="preserve"> </w:t>
-      </w:r>
-      <w:r>
-        <w:t xml:space="preserve">at its own covariate value</w:t>
-      </w:r>
-      <w:r>
-        <w:t xml:space="preserve"> </w:t>
-      </w:r>
-      <m:oMath>
-        <m:sSub>
-          <m:e>
-            <m:r>
-              <m:t>x</m:t>
-            </m:r>
-          </m:e>
-          <m:sub>
-            <m:r>
-              <m:t>i</m:t>
-            </m:r>
-          </m:sub>
-        </m:sSub>
-      </m:oMath>
-      <w:r>
-        <w:t xml:space="preserve">:</w:t>
-      </w:r>
-    </w:p>
-    <w:p>
-      <w:pPr>
-        <w:pStyle w:val="BodyText"/>
-      </w:pPr>
-      <m:oMathPara>
-        <m:oMathParaPr>
-          <m:jc m:val="center"/>
-        </m:oMathParaPr>
-        <m:oMath>
-          <m:sSub>
-            <m:e>
-              <m:acc>
-                <m:accPr>
-                  <m:chr m:val="̂"/>
-                </m:accPr>
-                <m:e>
-                  <m:r>
-                    <m:t>y</m:t>
-                  </m:r>
-                </m:e>
-              </m:acc>
-            </m:e>
-            <m:sub>
-              <m:r>
-                <m:t>i</m:t>
-              </m:r>
-            </m:sub>
-          </m:sSub>
-          <m:limUpp>
-            <m:e>
-              <m:r>
-                <m:rPr>
-                  <m:sty m:val="p"/>
-                </m:rPr>
-                <m:t>=</m:t>
-              </m:r>
-            </m:e>
-            <m:lim>
-              <m:r>
-                <m:rPr>
-                  <m:nor/>
-                  <m:sty m:val="p"/>
-                </m:rPr>
-                <m:t>def</m:t>
-              </m:r>
-            </m:lim>
-          </m:limUpp>
-          <m:acc>
-            <m:accPr>
-              <m:chr m:val="̂"/>
-            </m:accPr>
-            <m:e>
-              <m:r>
-                <m:t>y</m:t>
-              </m:r>
-            </m:e>
-          </m:acc>
-          <m:r>
-            <m:rPr>
-              <m:sty m:val="p"/>
-            </m:rPr>
-            <m:t>(</m:t>
-          </m:r>
-          <m:sSub>
-            <m:e>
-              <m:r>
-                <m:t>x</m:t>
-              </m:r>
-            </m:e>
-            <m:sub>
-              <m:r>
-                <m:t>i</m:t>
-              </m:r>
-            </m:sub>
-          </m:sSub>
-          <m:r>
-            <m:rPr>
-              <m:sty m:val="p"/>
-            </m:rPr>
-            <m:t>)</m:t>
-          </m:r>
-          <m:r>
-            <m:rPr>
-              <m:sty m:val="p"/>
-            </m:rPr>
-            <m:t>.</m:t>
-          </m:r>
-        </m:oMath>
-      </m:oMathPara>
-    </w:p>
-    <w:bookmarkEnd w:id="43"/>
-    <w:bookmarkStart w:id="44" w:name="def-residual"/>
-    <w:p>
-      <w:pPr>
-        <w:pStyle w:val="FirstParagraph"/>
-      </w:pPr>
-      <w:r>
-        <w:rPr>
-          <w:b/>
-          <w:bCs/>
-        </w:rPr>
-        <w:t xml:space="preserve">Definition 9 (Residual)</w:t>
-      </w:r>
-      <w:r>
-        <w:t xml:space="preserve"> </w:t>
-      </w:r>
-      <w:r>
-        <w:t xml:space="preserve">The</w:t>
-      </w:r>
-      <w:r>
-        <w:t xml:space="preserve"> </w:t>
-      </w:r>
-      <w:r>
-        <w:rPr>
-          <w:b/>
-          <w:bCs/>
-        </w:rPr>
-        <w:t xml:space="preserve">residual</w:t>
-      </w:r>
-      <w:r>
-        <w:t xml:space="preserve"> </w:t>
-      </w:r>
-      <w:r>
-        <w:t xml:space="preserve">for observation</w:t>
-      </w:r>
-      <w:r>
-        <w:t xml:space="preserve"> </w:t>
-      </w:r>
-      <m:oMath>
-        <m:r>
-          <m:t>i</m:t>
-        </m:r>
-      </m:oMath>
-      <w:r>
-        <w:t xml:space="preserve"> </w:t>
-      </w:r>
-      <w:r>
-        <w:t xml:space="preserve">is its observed outcome minus its</w:t>
-      </w:r>
-      <w:r>
-        <w:t xml:space="preserve"> </w:t>
-      </w:r>
-      <w:hyperlink w:anchor="def-fitted-value">
-        <w:r>
-          <w:rPr>
-            <w:rStyle w:val="Hyperlink"/>
-          </w:rPr>
-          <w:t xml:space="preserve">fitted value</w:t>
-        </w:r>
-      </w:hyperlink>
-      <w:r>
-        <w:t xml:space="preserve">:</w:t>
-      </w:r>
-    </w:p>
-    <w:p>
-      <w:pPr>
-        <w:pStyle w:val="BodyText"/>
-      </w:pPr>
-      <m:oMathPara>
-        <m:oMathParaPr>
-          <m:jc m:val="center"/>
-        </m:oMathParaPr>
-        <m:oMath>
-          <m:sSub>
-            <m:e>
-              <m:r>
-                <m:t>r</m:t>
-              </m:r>
-            </m:e>
-            <m:sub>
-              <m:r>
-                <m:t>i</m:t>
-              </m:r>
-            </m:sub>
-          </m:sSub>
-          <m:limUpp>
-            <m:e>
-              <m:r>
-                <m:rPr>
-                  <m:sty m:val="p"/>
-                </m:rPr>
-                <m:t>=</m:t>
-              </m:r>
-            </m:e>
-            <m:lim>
-              <m:r>
-                <m:rPr>
-                  <m:nor/>
-                  <m:sty m:val="p"/>
-                </m:rPr>
-                <m:t>def</m:t>
-              </m:r>
-            </m:lim>
-          </m:limUpp>
-          <m:sSub>
-            <m:e>
-              <m:r>
-                <m:t>y</m:t>
-              </m:r>
-            </m:e>
-            <m:sub>
-              <m:r>
-                <m:t>i</m:t>
-              </m:r>
-            </m:sub>
-          </m:sSub>
-          <m:r>
-            <m:rPr>
-              <m:sty m:val="p"/>
-            </m:rPr>
-            <m:t>−</m:t>
-          </m:r>
-          <m:sSub>
-            <m:e>
-              <m:acc>
-                <m:accPr>
-                  <m:chr m:val="̂"/>
-                </m:accPr>
-                <m:e>
-                  <m:r>
-                    <m:t>y</m:t>
-                  </m:r>
-                </m:e>
-              </m:acc>
-            </m:e>
-            <m:sub>
-              <m:r>
-                <m:t>i</m:t>
-              </m:r>
-            </m:sub>
-          </m:sSub>
-        </m:oMath>
-      </m:oMathPara>
-    </w:p>
-    <w:bookmarkEnd w:id="44"/>
-    <w:bookmarkStart w:id="45" w:name="def-prediction-error"/>
-    <w:p>
-      <w:pPr>
-        <w:pStyle w:val="FirstParagraph"/>
-      </w:pPr>
-      <w:r>
-        <w:rPr>
-          <w:b/>
-          <w:bCs/>
-        </w:rPr>
-        <w:t xml:space="preserve">Definition 10 (Prediction error)</w:t>
-      </w:r>
-      <w:r>
-        <w:t xml:space="preserve"> </w:t>
-      </w:r>
-      <w:r>
-        <w:t xml:space="preserve">The</w:t>
-      </w:r>
-      <w:r>
-        <w:t xml:space="preserve"> </w:t>
-      </w:r>
-      <w:r>
-        <w:rPr>
-          <w:b/>
-          <w:bCs/>
-        </w:rPr>
-        <w:t xml:space="preserve">prediction error</w:t>
-      </w:r>
-      <w:r>
-        <w:t xml:space="preserve"> </w:t>
-      </w:r>
-      <w:r>
-        <w:t xml:space="preserve">of a</w:t>
-      </w:r>
-      <w:r>
-        <w:t xml:space="preserve"> </w:t>
-      </w:r>
-      <w:hyperlink w:anchor="def-prediction">
-        <w:r>
-          <w:rPr>
-            <w:rStyle w:val="Hyperlink"/>
-          </w:rPr>
-          <w:t xml:space="preserve">prediction</w:t>
-        </w:r>
-      </w:hyperlink>
-      <w:r>
-        <w:t xml:space="preserve"> </w:t>
-      </w:r>
-      <m:oMath>
-        <m:acc>
-          <m:accPr>
-            <m:chr m:val="̂"/>
-          </m:accPr>
-          <m:e>
-            <m:r>
-              <m:t>y</m:t>
-            </m:r>
-          </m:e>
-        </m:acc>
-      </m:oMath>
-      <w:r>
-        <w:t xml:space="preserve"> </w:t>
-      </w:r>
-      <w:r>
-        <w:t xml:space="preserve">(such as</w:t>
-      </w:r>
-      <w:r>
-        <w:t xml:space="preserve"> </w:t>
-      </w:r>
-      <m:oMath>
-        <m:acc>
-          <m:accPr>
-            <m:chr m:val="̂"/>
-          </m:accPr>
-          <m:e>
-            <m:r>
-              <m:t>y</m:t>
-            </m:r>
-          </m:e>
-        </m:acc>
-        <m:r>
-          <m:rPr>
-            <m:sty m:val="p"/>
-          </m:rPr>
-          <m:t>(</m:t>
-        </m:r>
-        <m:r>
-          <m:t>x</m:t>
-        </m:r>
-        <m:r>
-          <m:rPr>
-            <m:sty m:val="p"/>
-          </m:rPr>
-          <m:t>)</m:t>
-        </m:r>
-      </m:oMath>
-      <w:r>
-        <w:t xml:space="preserve"> </w:t>
-      </w:r>
-      <w:r>
-        <w:t xml:space="preserve">or a fitted value</w:t>
-      </w:r>
-      <w:r>
-        <w:t xml:space="preserve"> </w:t>
-      </w:r>
-      <m:oMath>
-        <m:sSub>
-          <m:e>
-            <m:acc>
-              <m:accPr>
-                <m:chr m:val="̂"/>
-              </m:accPr>
-              <m:e>
-                <m:r>
-                  <m:t>y</m:t>
-                </m:r>
-              </m:e>
-            </m:acc>
-          </m:e>
-          <m:sub>
-            <m:r>
-              <m:t>i</m:t>
-            </m:r>
-          </m:sub>
-        </m:sSub>
-      </m:oMath>
-      <w:r>
-        <w:t xml:space="preserve">)</w:t>
-      </w:r>
-      <w:r>
-        <w:t xml:space="preserve"> </w:t>
-      </w:r>
-      <w:r>
-        <w:t xml:space="preserve">of an observed outcome</w:t>
-      </w:r>
-      <w:r>
-        <w:t xml:space="preserve"> </w:t>
-      </w:r>
-      <m:oMath>
-        <m:r>
-          <m:t>y</m:t>
-        </m:r>
-      </m:oMath>
-      <w:r>
-        <w:t xml:space="preserve"> </w:t>
-      </w:r>
-      <w:r>
-        <w:t xml:space="preserve">is the prediction minus the outcome:</w:t>
-      </w:r>
-    </w:p>
-    <w:p>
-      <w:pPr>
-        <w:pStyle w:val="BodyText"/>
-      </w:pPr>
-      <m:oMathPara>
-        <m:oMathParaPr>
-          <m:jc m:val="center"/>
-        </m:oMathParaPr>
-        <m:oMath>
-          <m:r>
-            <m:t>e</m:t>
-          </m:r>
-          <m:limUpp>
-            <m:e>
-              <m:r>
-                <m:rPr>
-                  <m:sty m:val="p"/>
-                </m:rPr>
-                <m:t>=</m:t>
-              </m:r>
-            </m:e>
-            <m:lim>
-              <m:r>
-                <m:rPr>
-                  <m:nor/>
-                  <m:sty m:val="p"/>
-                </m:rPr>
-                <m:t>def</m:t>
-              </m:r>
-            </m:lim>
-          </m:limUpp>
-          <m:acc>
-            <m:accPr>
-              <m:chr m:val="̂"/>
-            </m:accPr>
-            <m:e>
-              <m:r>
-                <m:t>y</m:t>
-              </m:r>
-            </m:e>
-          </m:acc>
-          <m:r>
-            <m:rPr>
-              <m:sty m:val="p"/>
-            </m:rPr>
-            <m:t>−</m:t>
-          </m:r>
-          <m:r>
-            <m:t>y</m:t>
-          </m:r>
-          <m:r>
-            <m:rPr>
-              <m:sty m:val="p"/>
-            </m:rPr>
-            <m:t>.</m:t>
-          </m:r>
-        </m:oMath>
-      </m:oMathPara>
-    </w:p>
-    <w:bookmarkEnd w:id="45"/>
-    <w:bookmarkStart w:id="46" w:name="exr-prediction-error-residual"/>
-    <w:p>
-      <w:pPr>
-        <w:pStyle w:val="FirstParagraph"/>
-      </w:pPr>
-      <w:r>
-        <w:rPr>
-          <w:b/>
-          <w:bCs/>
-        </w:rPr>
-        <w:t xml:space="preserve">Exercise 1 (Prediction error and residual of a fitted observation)</w:t>
-      </w:r>
-      <w:r>
-        <w:t xml:space="preserve"> </w:t>
-      </w:r>
-      <w:r>
-        <w:t xml:space="preserve">For an observation</w:t>
-      </w:r>
-      <w:r>
-        <w:t xml:space="preserve"> </w:t>
-      </w:r>
-      <m:oMath>
-        <m:r>
-          <m:t>i</m:t>
-        </m:r>
-      </m:oMath>
-      <w:r>
-        <w:t xml:space="preserve"> </w:t>
-      </w:r>
-      <w:r>
-        <w:t xml:space="preserve">that was used to fit the model,</w:t>
-      </w:r>
-      <w:r>
-        <w:t xml:space="preserve"> </w:t>
-      </w:r>
-      <w:r>
-        <w:t xml:space="preserve">write its</w:t>
-      </w:r>
-      <w:r>
-        <w:t xml:space="preserve"> </w:t>
-      </w:r>
-      <w:hyperlink w:anchor="def-prediction-error">
-        <w:r>
-          <w:rPr>
-            <w:rStyle w:val="Hyperlink"/>
-          </w:rPr>
-          <w:t xml:space="preserve">prediction error</w:t>
-        </w:r>
-      </w:hyperlink>
-      <w:r>
-        <w:t xml:space="preserve"> </w:t>
-      </w:r>
-      <m:oMath>
-        <m:sSub>
-          <m:e>
-            <m:r>
-              <m:t>e</m:t>
-            </m:r>
-          </m:e>
-          <m:sub>
-            <m:r>
-              <m:t>i</m:t>
-            </m:r>
-          </m:sub>
-        </m:sSub>
-      </m:oMath>
-      <w:r>
-        <w:t xml:space="preserve"> </w:t>
-      </w:r>
-      <w:r>
-        <w:t xml:space="preserve">in terms of its</w:t>
-      </w:r>
-      <w:r>
-        <w:t xml:space="preserve"> </w:t>
-      </w:r>
-      <w:hyperlink w:anchor="def-residual">
-        <w:r>
-          <w:rPr>
-            <w:rStyle w:val="Hyperlink"/>
-          </w:rPr>
-          <w:t xml:space="preserve">residual</w:t>
-        </w:r>
-      </w:hyperlink>
-      <w:r>
-        <w:t xml:space="preserve"> </w:t>
-      </w:r>
-      <m:oMath>
-        <m:sSub>
-          <m:e>
-            <m:r>
-              <m:t>r</m:t>
-            </m:r>
-          </m:e>
-          <m:sub>
-            <m:r>
-              <m:t>i</m:t>
-            </m:r>
-          </m:sub>
-        </m:sSub>
-      </m:oMath>
-      <w:r>
-        <w:t xml:space="preserve">.</w:t>
-      </w:r>
-    </w:p>
-    <w:bookmarkEnd w:id="46"/>
-    <w:bookmarkStart w:id="47" w:name="sol-prediction-error-residual"/>
-    <w:p>
-      <w:pPr>
-        <w:pStyle w:val="BodyText"/>
-      </w:pPr>
-      <w:r>
-        <w:rPr>
-          <w:i/>
-          <w:iCs/>
-        </w:rPr>
-        <w:t xml:space="preserve">Solution 1</w:t>
-      </w:r>
-      <w:r>
-        <w:t xml:space="preserve">. </w:t>
-      </w:r>
-    </w:p>
-    <w:p>
-      <w:pPr>
-        <w:pStyle w:val="BodyText"/>
-      </w:pPr>
-      <m:oMathPara>
-        <m:oMathParaPr>
-          <m:jc m:val="center"/>
-        </m:oMathParaPr>
-        <m:oMath>
-          <m:eqArr>
-            <m:e>
-              <m:sSub>
-                <m:e>
-                  <m:r>
-                    <m:t>e</m:t>
-                  </m:r>
-                </m:e>
-                <m:sub>
-                  <m:r>
-                    <m:t>i</m:t>
-                  </m:r>
-                </m:sub>
-              </m:sSub>
-              <m:r>
-                <m:t>&amp;</m:t>
-              </m:r>
-              <m:r>
-                <m:rPr>
-                  <m:sty m:val="p"/>
-                </m:rPr>
-                <m:t>=</m:t>
-              </m:r>
-              <m:sSub>
-                <m:e>
-                  <m:acc>
-                    <m:accPr>
-                      <m:chr m:val="̂"/>
-                    </m:accPr>
-                    <m:e>
-                      <m:r>
-                        <m:t>y</m:t>
-                      </m:r>
-                    </m:e>
-                  </m:acc>
-                </m:e>
-                <m:sub>
-                  <m:r>
-                    <m:t>i</m:t>
-                  </m:r>
-                </m:sub>
-              </m:sSub>
-              <m:r>
-                <m:rPr>
-                  <m:sty m:val="p"/>
-                </m:rPr>
-                <m:t>−</m:t>
-              </m:r>
-              <m:sSub>
-                <m:e>
-                  <m:r>
-                    <m:t>y</m:t>
-                  </m:r>
-                </m:e>
-                <m:sub>
-                  <m:r>
-                    <m:t>i</m:t>
-                  </m:r>
-                </m:sub>
-              </m:sSub>
-              <m:r>
-                <m:t>&amp;</m:t>
-              </m:r>
-              <m:r>
-                <m:t>&amp;</m:t>
-              </m:r>
-              <m:r>
-                <m:rPr>
-                  <m:nor/>
-                  <m:sty m:val="p"/>
-                </m:rPr>
-                <m:t>(definition of prediction error)</m:t>
-              </m:r>
-            </m:e>
-            <m:e>
-              <m:r>
-                <m:t>&amp;</m:t>
-              </m:r>
-              <m:r>
-                <m:rPr>
-                  <m:sty m:val="p"/>
-                </m:rPr>
-                <m:t>=</m:t>
-              </m:r>
-              <m:r>
-                <m:rPr>
-                  <m:sty m:val="p"/>
-                </m:rPr>
-                <m:t>−</m:t>
-              </m:r>
-              <m:r>
-                <m:rPr>
-                  <m:sty m:val="p"/>
-                </m:rPr>
-                <m:t>(</m:t>
-              </m:r>
-              <m:sSub>
-                <m:e>
-                  <m:r>
-                    <m:t>y</m:t>
-                  </m:r>
-                </m:e>
-                <m:sub>
-                  <m:r>
-                    <m:t>i</m:t>
-                  </m:r>
-                </m:sub>
-              </m:sSub>
-              <m:r>
-                <m:rPr>
-                  <m:sty m:val="p"/>
-                </m:rPr>
-                <m:t>−</m:t>
-              </m:r>
-              <m:sSub>
-                <m:e>
-                  <m:acc>
-                    <m:accPr>
-                      <m:chr m:val="̂"/>
-                    </m:accPr>
-                    <m:e>
-                      <m:r>
-                        <m:t>y</m:t>
-                      </m:r>
-                    </m:e>
-                  </m:acc>
-                </m:e>
-                <m:sub>
-                  <m:r>
-                    <m:t>i</m:t>
-                  </m:r>
-                </m:sub>
-              </m:sSub>
-              <m:r>
-                <m:rPr>
-                  <m:sty m:val="p"/>
-                </m:rPr>
-                <m:t>)</m:t>
-              </m:r>
-              <m:r>
-                <m:t>&amp;</m:t>
-              </m:r>
-              <m:r>
-                <m:t>&amp;</m:t>
-              </m:r>
-              <m:r>
-                <m:rPr>
-                  <m:nor/>
-                  <m:sty m:val="p"/>
-                </m:rPr>
-                <m:t>(factor out </m:t>
-              </m:r>
-              <m:r>
-                <m:rPr>
-                  <m:sty m:val="p"/>
-                </m:rPr>
-                <m:t>−</m:t>
-              </m:r>
-              <m:r>
-                <m:t>1</m:t>
-              </m:r>
-              <m:r>
-                <m:rPr>
-                  <m:nor/>
-                  <m:sty m:val="p"/>
-                </m:rPr>
-                <m:t>)</m:t>
-              </m:r>
-            </m:e>
-            <m:e>
-              <m:r>
-                <m:t>&amp;</m:t>
-              </m:r>
-              <m:r>
-                <m:rPr>
-                  <m:sty m:val="p"/>
-                </m:rPr>
-                <m:t>=</m:t>
-              </m:r>
-              <m:r>
-                <m:rPr>
-                  <m:sty m:val="p"/>
-                </m:rPr>
-                <m:t>−</m:t>
-              </m:r>
-              <m:sSub>
-                <m:e>
-                  <m:r>
-                    <m:t>r</m:t>
-                  </m:r>
-                </m:e>
-                <m:sub>
-                  <m:r>
-                    <m:t>i</m:t>
-                  </m:r>
-                </m:sub>
-              </m:sSub>
-              <m:r>
-                <m:t>&amp;</m:t>
-              </m:r>
-              <m:r>
-                <m:t>&amp;</m:t>
-              </m:r>
-              <m:r>
-                <m:rPr>
-                  <m:nor/>
-                  <m:sty m:val="p"/>
-                </m:rPr>
-                <m:t>(definition of residual)</m:t>
-              </m:r>
-            </m:e>
-          </m:eqArr>
-        </m:oMath>
-      </m:oMathPara>
-    </w:p>
-    <w:bookmarkEnd w:id="47"/>
-    <w:bookmarkStart w:id="48" w:name="thm-prediction-error-residual"/>
-    <w:p>
-      <w:pPr>
-        <w:pStyle w:val="FirstParagraph"/>
-      </w:pPr>
-      <w:r>
-        <w:rPr>
-          <w:b/>
-          <w:bCs/>
-        </w:rPr>
-        <w:t xml:space="preserve">Theorem 1 (Prediction error is the negative of the residual)</w:t>
-      </w:r>
-      <w:r>
-        <w:t xml:space="preserve"> </w:t>
-      </w:r>
-      <w:r>
-        <w:t xml:space="preserve">For an observation</w:t>
-      </w:r>
-      <w:r>
-        <w:t xml:space="preserve"> </w:t>
-      </w:r>
-      <m:oMath>
-        <m:r>
-          <m:t>i</m:t>
-        </m:r>
-      </m:oMath>
-      <w:r>
-        <w:t xml:space="preserve"> </w:t>
-      </w:r>
-      <w:r>
-        <w:t xml:space="preserve">that was used to fit the model,</w:t>
-      </w:r>
-      <w:r>
-        <w:t xml:space="preserve"> </w:t>
-      </w:r>
-      <w:r>
-        <w:t xml:space="preserve">the</w:t>
-      </w:r>
-      <w:r>
-        <w:t xml:space="preserve"> </w:t>
-      </w:r>
-      <w:hyperlink w:anchor="def-prediction-error">
-        <w:r>
-          <w:rPr>
-            <w:rStyle w:val="Hyperlink"/>
-          </w:rPr>
-          <w:t xml:space="preserve">prediction error</w:t>
-        </w:r>
-      </w:hyperlink>
-      <w:r>
-        <w:t xml:space="preserve"> </w:t>
-      </w:r>
-      <w:r>
-        <w:t xml:space="preserve">of its</w:t>
-      </w:r>
-      <w:r>
-        <w:t xml:space="preserve"> </w:t>
-      </w:r>
-      <w:hyperlink w:anchor="def-fitted-value">
-        <w:r>
-          <w:rPr>
-            <w:rStyle w:val="Hyperlink"/>
-          </w:rPr>
-          <w:t xml:space="preserve">fitted value</w:t>
-        </w:r>
-      </w:hyperlink>
-      <w:r>
-        <w:t xml:space="preserve"> </w:t>
-      </w:r>
-      <w:r>
-        <w:t xml:space="preserve">is the negative of its</w:t>
-      </w:r>
-      <w:r>
-        <w:t xml:space="preserve"> </w:t>
-      </w:r>
-      <w:hyperlink w:anchor="def-residual">
-        <w:r>
-          <w:rPr>
-            <w:rStyle w:val="Hyperlink"/>
-          </w:rPr>
-          <w:t xml:space="preserve">residual</w:t>
-        </w:r>
-      </w:hyperlink>
-      <w:r>
-        <w:t xml:space="preserve">:</w:t>
-      </w:r>
-    </w:p>
-    <w:p>
-      <w:pPr>
-        <w:pStyle w:val="BodyText"/>
-      </w:pPr>
-      <m:oMathPara>
-        <m:oMathParaPr>
-          <m:jc m:val="center"/>
-        </m:oMathParaPr>
-        <m:oMath>
-          <m:sSub>
-            <m:e>
-              <m:r>
-                <m:t>e</m:t>
-              </m:r>
-            </m:e>
-            <m:sub>
-              <m:r>
-                <m:t>i</m:t>
-              </m:r>
-            </m:sub>
-          </m:sSub>
-          <m:r>
-            <m:rPr>
-              <m:sty m:val="p"/>
-            </m:rPr>
-            <m:t>=</m:t>
-          </m:r>
-          <m:r>
-            <m:rPr>
-              <m:sty m:val="p"/>
-            </m:rPr>
-            <m:t>−</m:t>
-          </m:r>
-          <m:sSub>
-            <m:e>
-              <m:r>
-                <m:t>r</m:t>
-              </m:r>
-            </m:e>
-            <m:sub>
-              <m:r>
-                <m:t>i</m:t>
-              </m:r>
-            </m:sub>
-          </m:sSub>
-          <m:r>
-            <m:rPr>
-              <m:sty m:val="p"/>
-            </m:rPr>
-            <m:t>.</m:t>
-          </m:r>
-        </m:oMath>
-      </m:oMathPara>
-    </w:p>
-    <w:bookmarkEnd w:id="48"/>
-    <w:p>
-      <w:pPr>
-        <w:pStyle w:val="FirstParagraph"/>
-      </w:pPr>
-      <w:r>
-        <w:rPr>
-          <w:i/>
-          <w:iCs/>
-        </w:rPr>
-        <w:t xml:space="preserve">Proof</w:t>
-      </w:r>
-      <w:r>
-        <w:t xml:space="preserve">. </w:t>
-      </w:r>
-      <w:r>
-        <w:t xml:space="preserve">This is the solution to</w:t>
-      </w:r>
-      <w:r>
-        <w:t xml:space="preserve"> </w:t>
-      </w:r>
-      <w:hyperlink w:anchor="exr-prediction-error-residual">
-        <w:r>
-          <w:rPr>
-            <w:rStyle w:val="Hyperlink"/>
-          </w:rPr>
-          <w:t xml:space="preserve">Exercise 1</w:t>
-        </w:r>
-      </w:hyperlink>
-      <w:r>
-        <w:t xml:space="preserve">.</w:t>
-      </w:r>
-    </w:p>
-    <w:bookmarkStart w:id="49" w:name="cor-residual-prediction-error"/>
-    <w:p>
-      <w:pPr>
-        <w:pStyle w:val="BodyText"/>
-      </w:pPr>
-      <w:r>
-        <w:rPr>
-          <w:b/>
-          <w:bCs/>
-        </w:rPr>
-        <w:t xml:space="preserve">Corollary 1 (The residual is the negative of the prediction error)</w:t>
-      </w:r>
-      <w:r>
-        <w:t xml:space="preserve"> </w:t>
-      </w:r>
-      <w:r>
-        <w:t xml:space="preserve">For an observation</w:t>
-      </w:r>
-      <w:r>
-        <w:t xml:space="preserve"> </w:t>
-      </w:r>
-      <m:oMath>
-        <m:r>
-          <m:t>i</m:t>
-        </m:r>
-      </m:oMath>
-      <w:r>
-        <w:t xml:space="preserve"> </w:t>
-      </w:r>
-      <w:r>
-        <w:t xml:space="preserve">that was used to fit the model,</w:t>
-      </w:r>
-      <w:r>
-        <w:t xml:space="preserve"> </w:t>
-      </w:r>
-      <w:r>
-        <w:t xml:space="preserve">its</w:t>
-      </w:r>
-      <w:r>
-        <w:t xml:space="preserve"> </w:t>
-      </w:r>
-      <w:hyperlink w:anchor="def-residual">
-        <w:r>
-          <w:rPr>
-            <w:rStyle w:val="Hyperlink"/>
-          </w:rPr>
-          <w:t xml:space="preserve">residual</w:t>
-        </w:r>
-      </w:hyperlink>
-      <w:r>
-        <w:t xml:space="preserve"> </w:t>
-      </w:r>
-      <w:r>
-        <w:t xml:space="preserve">is the negative of</w:t>
-      </w:r>
-      <w:r>
-        <w:t xml:space="preserve"> </w:t>
-      </w:r>
-      <w:r>
-        <w:t xml:space="preserve">the</w:t>
-      </w:r>
-      <w:r>
-        <w:t xml:space="preserve"> </w:t>
-      </w:r>
-      <w:hyperlink w:anchor="def-prediction-error">
-        <w:r>
-          <w:rPr>
-            <w:rStyle w:val="Hyperlink"/>
-          </w:rPr>
-          <w:t xml:space="preserve">prediction error</w:t>
-        </w:r>
-      </w:hyperlink>
-      <w:r>
-        <w:t xml:space="preserve"> </w:t>
-      </w:r>
-      <w:r>
-        <w:t xml:space="preserve">of its</w:t>
-      </w:r>
-      <w:r>
-        <w:t xml:space="preserve"> </w:t>
-      </w:r>
-      <w:hyperlink w:anchor="def-fitted-value">
-        <w:r>
-          <w:rPr>
-            <w:rStyle w:val="Hyperlink"/>
-          </w:rPr>
-          <w:t xml:space="preserve">fitted value</w:t>
-        </w:r>
-      </w:hyperlink>
-      <w:r>
-        <w:t xml:space="preserve">:</w:t>
-      </w:r>
-    </w:p>
-    <w:p>
-      <w:pPr>
-        <w:pStyle w:val="BodyText"/>
-      </w:pPr>
-      <m:oMathPara>
-        <m:oMathParaPr>
-          <m:jc m:val="center"/>
-        </m:oMathParaPr>
-        <m:oMath>
-          <m:sSub>
-            <m:e>
-              <m:r>
-                <m:t>r</m:t>
-              </m:r>
-            </m:e>
-            <m:sub>
-              <m:r>
-                <m:t>i</m:t>
-              </m:r>
-            </m:sub>
-          </m:sSub>
-          <m:r>
-            <m:rPr>
-              <m:sty m:val="p"/>
-            </m:rPr>
-            <m:t>=</m:t>
-          </m:r>
-          <m:r>
-            <m:rPr>
-              <m:sty m:val="p"/>
-            </m:rPr>
-            <m:t>−</m:t>
-          </m:r>
-          <m:sSub>
-            <m:e>
-              <m:r>
-                <m:t>e</m:t>
-              </m:r>
-            </m:e>
-            <m:sub>
-              <m:r>
-                <m:t>i</m:t>
-              </m:r>
-            </m:sub>
-          </m:sSub>
-          <m:r>
-            <m:rPr>
-              <m:sty m:val="p"/>
-            </m:rPr>
-            <m:t>.</m:t>
-          </m:r>
-        </m:oMath>
-      </m:oMathPara>
-    </w:p>
-    <w:bookmarkEnd w:id="49"/>
-    <w:p>
-      <w:pPr>
-        <w:pStyle w:val="FirstParagraph"/>
-      </w:pPr>
-      <w:r>
-        <w:rPr>
-          <w:i/>
-          <w:iCs/>
-        </w:rPr>
-        <w:t xml:space="preserve">Proof</w:t>
-      </w:r>
-      <w:r>
-        <w:t xml:space="preserve">. </w:t>
-      </w:r>
-      <w:r>
-        <w:t xml:space="preserve">Multiply both sides of</w:t>
-      </w:r>
-      <w:r>
-        <w:t xml:space="preserve"> </w:t>
-      </w:r>
-      <w:hyperlink w:anchor="thm-prediction-error-residual">
-        <w:r>
-          <w:rPr>
-            <w:rStyle w:val="Hyperlink"/>
-          </w:rPr>
-          <w:t xml:space="preserve">Theorem 1</w:t>
-        </w:r>
-      </w:hyperlink>
-      <w:r>
-        <w:t xml:space="preserve"> </w:t>
-      </w:r>
-      <w:r>
-        <w:t xml:space="preserve">by</w:t>
-      </w:r>
-      <w:r>
-        <w:t xml:space="preserve"> </w:t>
-      </w:r>
-      <m:oMath>
-        <m:r>
-          <m:rPr>
-            <m:sty m:val="p"/>
-          </m:rPr>
-          <m:t>−</m:t>
-        </m:r>
-        <m:r>
-          <m:t>1</m:t>
-        </m:r>
-      </m:oMath>
-      <w:r>
-        <w:t xml:space="preserve">.</w:t>
-      </w:r>
-    </w:p>
-    <w:bookmarkStart w:id="52" w:name="exm-residual-prediction-error"/>
-    <w:p>
-      <w:pPr>
-        <w:pStyle w:val="BodyText"/>
-      </w:pPr>
-      <w:r>
-        <w:rPr>
-          <w:b/>
-          <w:bCs/>
-        </w:rPr>
-        <w:t xml:space="preserve">Example 8 (Residuals and prediction errors for birth weights)</w:t>
-      </w:r>
-      <w:r>
-        <w:t xml:space="preserve"> </w:t>
-      </w:r>
-      <w:r>
-        <w:t xml:space="preserve">The</w:t>
-      </w:r>
-      <w:r>
-        <w:t xml:space="preserve"> </w:t>
-      </w:r>
-      <w:r>
-        <w:rPr>
-          <w:rStyle w:val="VerbatimChar"/>
-        </w:rPr>
-        <w:t xml:space="preserve">birthwt</w:t>
-      </w:r>
-      <w:r>
-        <w:t xml:space="preserve"> </w:t>
-      </w:r>
-      <w:r>
-        <w:t xml:space="preserve">data record the birth weight (grams) of 189 babies</w:t>
-      </w:r>
-      <w:r>
-        <w:t xml:space="preserve"> </w:t>
-      </w:r>
-      <w:r>
-        <w:t xml:space="preserve">and their mothers’ weight at the last menstrual period (pounds),</w:t>
-      </w:r>
-      <w:r>
-        <w:t xml:space="preserve"> </w:t>
-      </w:r>
-      <w:r>
-        <w:t xml:space="preserve">from a study at Baystate Medical Center in Springfield, Massachusetts</w:t>
-      </w:r>
-      <w:r>
-        <w:t xml:space="preserve"> </w:t>
-      </w:r>
-      <w:r>
-        <w:t xml:space="preserve">(Hosmer and Lemeshow 1989)</w:t>
-      </w:r>
-      <w:r>
-        <w:t xml:space="preserve">.</w:t>
-      </w:r>
-      <w:r>
-        <w:t xml:space="preserve"> </w:t>
-      </w:r>
-      <w:r>
-        <w:t xml:space="preserve">They ship with the R package</w:t>
-      </w:r>
-      <w:r>
-        <w:t xml:space="preserve"> </w:t>
-      </w:r>
-      <w:hyperlink r:id="rId50">
-        <w:r>
-          <w:rPr>
-            <w:rStyle w:val="VerbatimChar"/>
-          </w:rPr>
-          <w:t xml:space="preserve">MASS</w:t>
-        </w:r>
-      </w:hyperlink>
-      <w:r>
-        <w:t xml:space="preserve"> </w:t>
-      </w:r>
-      <w:r>
-        <w:t xml:space="preserve">(</w:t>
-      </w:r>
-      <w:r>
-        <w:rPr>
-          <w:rStyle w:val="VerbatimChar"/>
-        </w:rPr>
-        <w:t xml:space="preserve">MASS::birthwt</w:t>
-      </w:r>
-      <w:r>
-        <w:t xml:space="preserve">),</w:t>
-      </w:r>
-      <w:r>
-        <w:t xml:space="preserve"> </w:t>
-      </w:r>
-      <w:r>
-        <w:t xml:space="preserve">and this site has a copy at</w:t>
-      </w:r>
-      <w:r>
-        <w:t xml:space="preserve"> </w:t>
-      </w:r>
-      <w:hyperlink r:id="rId51">
-        <w:r>
-          <w:rPr>
-            <w:rStyle w:val="VerbatimChar"/>
-          </w:rPr>
-          <w:t xml:space="preserve">data/birthwt.csv</w:t>
-        </w:r>
-      </w:hyperlink>
-      <w:r>
-        <w:t xml:space="preserve">.</w:t>
-      </w:r>
-    </w:p>
-    <w:p>
-      <w:pPr>
-        <w:pStyle w:val="BodyText"/>
-      </w:pPr>
-      <w:r>
-        <w:t xml:space="preserve">The code below fits a line predicting birth weight from mother’s weight,</w:t>
-      </w:r>
-      <w:r>
-        <w:t xml:space="preserve"> </w:t>
-      </w:r>
-      <w:r>
-        <w:t xml:space="preserve">then compares each residual with the negative of its prediction error.</w:t>
-      </w:r>
-    </w:p>
-    <w:p>
-      <w:pPr>
-        <w:pStyle w:val="Heading4"/>
-      </w:pPr>
-      <w:r>
-        <w:t xml:space="preserve">R</w:t>
-      </w:r>
-    </w:p>
-    <w:p>
-      <w:pPr>
-        <w:pStyle w:val="SourceCode"/>
-      </w:pPr>
-      <w:r>
-        <w:rPr>
-          <w:rStyle w:val="NormalTok"/>
-        </w:rPr>
-        <w:t xml:space="preserve">birthwt </w:t>
-      </w:r>
-      <w:r>
-        <w:rPr>
-          <w:rStyle w:val="OtherTok"/>
-        </w:rPr>
-        <w:t xml:space="preserve">&lt;-</w:t>
-      </w:r>
-      <w:r>
-        <w:rPr>
-          <w:rStyle w:val="NormalTok"/>
-        </w:rPr>
-        <w:t xml:space="preserve"> </w:t>
-      </w:r>
-      <w:r>
-        <w:rPr>
-          <w:rStyle w:val="FunctionTok"/>
-        </w:rPr>
-        <w:t xml:space="preserve">read.csv</w:t>
-      </w:r>
-      <w:r>
-        <w:rPr>
-          <w:rStyle w:val="NormalTok"/>
-        </w:rPr>
-        <w:t xml:space="preserve">(</w:t>
-      </w:r>
-      <w:r>
-        <w:rPr>
-          <w:rStyle w:val="StringTok"/>
-        </w:rPr>
-        <w:t xml:space="preserve">"data/birthwt.csv"</w:t>
-      </w:r>
-      <w:r>
-        <w:rPr>
-          <w:rStyle w:val="NormalTok"/>
-        </w:rPr>
-        <w:t xml:space="preserve">)</w:t>
-      </w:r>
-      <w:r>
-        <w:br/>
-      </w:r>
-      <w:r>
-        <w:rPr>
-          <w:rStyle w:val="NormalTok"/>
-        </w:rPr>
-        <w:t xml:space="preserve">fit </w:t>
-      </w:r>
-      <w:r>
-        <w:rPr>
-          <w:rStyle w:val="OtherTok"/>
-        </w:rPr>
-        <w:t xml:space="preserve">&lt;-</w:t>
-      </w:r>
-      <w:r>
-        <w:rPr>
-          <w:rStyle w:val="NormalTok"/>
-        </w:rPr>
-        <w:t xml:space="preserve"> </w:t>
-      </w:r>
-      <w:r>
-        <w:rPr>
-          <w:rStyle w:val="FunctionTok"/>
-        </w:rPr>
-        <w:t xml:space="preserve">lm</w:t>
-      </w:r>
-      <w:r>
-        <w:rPr>
-          <w:rStyle w:val="NormalTok"/>
-        </w:rPr>
-        <w:t xml:space="preserve">(bwt </w:t>
-      </w:r>
-      <w:r>
-        <w:rPr>
-          <w:rStyle w:val="SpecialCharTok"/>
-        </w:rPr>
-        <w:t xml:space="preserve">~</w:t>
-      </w:r>
-      <w:r>
-        <w:rPr>
-          <w:rStyle w:val="NormalTok"/>
-        </w:rPr>
-        <w:t xml:space="preserve"> lwt, </w:t>
-      </w:r>
-      <w:r>
-        <w:rPr>
-          <w:rStyle w:val="AttributeTok"/>
-        </w:rPr>
-        <w:t xml:space="preserve">data =</w:t>
-      </w:r>
-      <w:r>
-        <w:rPr>
-          <w:rStyle w:val="NormalTok"/>
-        </w:rPr>
-        <w:t xml:space="preserve"> birthwt)</w:t>
-      </w:r>
-      <w:r>
-        <w:br/>
-      </w:r>
-      <w:r>
-        <w:rPr>
-          <w:rStyle w:val="NormalTok"/>
-        </w:rPr>
-        <w:t xml:space="preserve">fitted_bwt </w:t>
-      </w:r>
-      <w:r>
-        <w:rPr>
-          <w:rStyle w:val="OtherTok"/>
-        </w:rPr>
-        <w:t xml:space="preserve">&lt;-</w:t>
-      </w:r>
-      <w:r>
-        <w:rPr>
-          <w:rStyle w:val="NormalTok"/>
-        </w:rPr>
-        <w:t xml:space="preserve"> </w:t>
-      </w:r>
-      <w:r>
-        <w:rPr>
-          <w:rStyle w:val="FunctionTok"/>
-        </w:rPr>
-        <w:t xml:space="preserve">fitted</w:t>
-      </w:r>
-      <w:r>
-        <w:rPr>
-          <w:rStyle w:val="NormalTok"/>
-        </w:rPr>
-        <w:t xml:space="preserve">(fit)</w:t>
-      </w:r>
-      <w:r>
-        <w:br/>
-      </w:r>
-      <w:r>
-        <w:rPr>
-          <w:rStyle w:val="NormalTok"/>
-        </w:rPr>
-        <w:t xml:space="preserve">residual </w:t>
-      </w:r>
-      <w:r>
-        <w:rPr>
-          <w:rStyle w:val="OtherTok"/>
-        </w:rPr>
-        <w:t xml:space="preserve">&lt;-</w:t>
-      </w:r>
-      <w:r>
-        <w:rPr>
-          <w:rStyle w:val="NormalTok"/>
-        </w:rPr>
-        <w:t xml:space="preserve"> birthwt</w:t>
-      </w:r>
-      <w:r>
-        <w:rPr>
-          <w:rStyle w:val="SpecialCharTok"/>
-        </w:rPr>
-        <w:t xml:space="preserve">$</w:t>
-      </w:r>
-      <w:r>
-        <w:rPr>
-          <w:rStyle w:val="NormalTok"/>
-        </w:rPr>
-        <w:t xml:space="preserve">bwt </w:t>
-      </w:r>
-      <w:r>
-        <w:rPr>
-          <w:rStyle w:val="SpecialCharTok"/>
-        </w:rPr>
-        <w:t xml:space="preserve">-</w:t>
-      </w:r>
-      <w:r>
-        <w:rPr>
-          <w:rStyle w:val="NormalTok"/>
-        </w:rPr>
-        <w:t xml:space="preserve"> fitted_bwt</w:t>
-      </w:r>
-      <w:r>
-        <w:br/>
-      </w:r>
-      <w:r>
-        <w:rPr>
-          <w:rStyle w:val="NormalTok"/>
-        </w:rPr>
-        <w:t xml:space="preserve">prediction_error </w:t>
-      </w:r>
-      <w:r>
-        <w:rPr>
-          <w:rStyle w:val="OtherTok"/>
-        </w:rPr>
-        <w:t xml:space="preserve">&lt;-</w:t>
-      </w:r>
-      <w:r>
-        <w:rPr>
-          <w:rStyle w:val="NormalTok"/>
-        </w:rPr>
-        <w:t xml:space="preserve"> fitted_bwt </w:t>
-      </w:r>
-      <w:r>
-        <w:rPr>
-          <w:rStyle w:val="SpecialCharTok"/>
-        </w:rPr>
-        <w:t xml:space="preserve">-</w:t>
-      </w:r>
-      <w:r>
-        <w:rPr>
-          <w:rStyle w:val="NormalTok"/>
-        </w:rPr>
-        <w:t xml:space="preserve"> birthwt</w:t>
-      </w:r>
-      <w:r>
-        <w:rPr>
-          <w:rStyle w:val="SpecialCharTok"/>
-        </w:rPr>
-        <w:t xml:space="preserve">$</w:t>
-      </w:r>
-      <w:r>
-        <w:rPr>
-          <w:rStyle w:val="NormalTok"/>
-        </w:rPr>
-        <w:t xml:space="preserve">bwt</w:t>
-      </w:r>
-      <w:r>
-        <w:br/>
-      </w:r>
-      <w:r>
-        <w:rPr>
-          <w:rStyle w:val="FunctionTok"/>
-        </w:rPr>
-        <w:t xml:space="preserve">head</w:t>
-      </w:r>
-      <w:r>
-        <w:rPr>
-          <w:rStyle w:val="NormalTok"/>
-        </w:rPr>
-        <w:t xml:space="preserve">(</w:t>
-      </w:r>
-      <w:r>
-        <w:rPr>
-          <w:rStyle w:val="FunctionTok"/>
-        </w:rPr>
-        <w:t xml:space="preserve">data.frame</w:t>
-      </w:r>
-      <w:r>
-        <w:rPr>
-          <w:rStyle w:val="NormalTok"/>
-        </w:rPr>
-        <w:t xml:space="preserve">(</w:t>
-      </w:r>
-      <w:r>
-        <w:br/>
-      </w:r>
-      <w:r>
-        <w:rPr>
-          <w:rStyle w:val="NormalTok"/>
-        </w:rPr>
-        <w:t xml:space="preserve">  </w:t>
-      </w:r>
-      <w:r>
-        <w:rPr>
-          <w:rStyle w:val="AttributeTok"/>
-        </w:rPr>
-        <w:t xml:space="preserve">bwt =</w:t>
-      </w:r>
-      <w:r>
-        <w:rPr>
-          <w:rStyle w:val="NormalTok"/>
-        </w:rPr>
-        <w:t xml:space="preserve"> birthwt</w:t>
-      </w:r>
-      <w:r>
-        <w:rPr>
-          <w:rStyle w:val="SpecialCharTok"/>
-        </w:rPr>
-        <w:t xml:space="preserve">$</w:t>
-      </w:r>
-      <w:r>
-        <w:rPr>
-          <w:rStyle w:val="NormalTok"/>
-        </w:rPr>
-        <w:t xml:space="preserve">bwt,</w:t>
-      </w:r>
-      <w:r>
-        <w:br/>
-      </w:r>
-      <w:r>
-        <w:rPr>
-          <w:rStyle w:val="NormalTok"/>
-        </w:rPr>
-        <w:t xml:space="preserve">  </w:t>
-      </w:r>
-      <w:r>
-        <w:rPr>
-          <w:rStyle w:val="AttributeTok"/>
-        </w:rPr>
-        <w:t xml:space="preserve">fitted =</w:t>
-      </w:r>
-      <w:r>
-        <w:rPr>
-          <w:rStyle w:val="NormalTok"/>
-        </w:rPr>
-        <w:t xml:space="preserve"> </w:t>
-      </w:r>
-      <w:r>
-        <w:rPr>
-          <w:rStyle w:val="FunctionTok"/>
-        </w:rPr>
-        <w:t xml:space="preserve">round</w:t>
-      </w:r>
-      <w:r>
-        <w:rPr>
-          <w:rStyle w:val="NormalTok"/>
-        </w:rPr>
-        <w:t xml:space="preserve">(fitted_bwt, </w:t>
-      </w:r>
-      <w:r>
-        <w:rPr>
-          <w:rStyle w:val="DecValTok"/>
-        </w:rPr>
-        <w:t xml:space="preserve">1</w:t>
-      </w:r>
-      <w:r>
-        <w:rPr>
-          <w:rStyle w:val="NormalTok"/>
-        </w:rPr>
-        <w:t xml:space="preserve">),</w:t>
-      </w:r>
-      <w:r>
-        <w:br/>
-      </w:r>
-      <w:r>
-        <w:rPr>
-          <w:rStyle w:val="NormalTok"/>
-        </w:rPr>
-        <w:t xml:space="preserve">  </w:t>
-      </w:r>
-      <w:r>
-        <w:rPr>
-          <w:rStyle w:val="AttributeTok"/>
-        </w:rPr>
-        <w:t xml:space="preserve">residual =</w:t>
-      </w:r>
-      <w:r>
-        <w:rPr>
-          <w:rStyle w:val="NormalTok"/>
-        </w:rPr>
-        <w:t xml:space="preserve"> </w:t>
-      </w:r>
-      <w:r>
-        <w:rPr>
-          <w:rStyle w:val="FunctionTok"/>
-        </w:rPr>
-        <w:t xml:space="preserve">round</w:t>
-      </w:r>
-      <w:r>
-        <w:rPr>
-          <w:rStyle w:val="NormalTok"/>
-        </w:rPr>
-        <w:t xml:space="preserve">(residual, </w:t>
-      </w:r>
-      <w:r>
-        <w:rPr>
-          <w:rStyle w:val="DecValTok"/>
-        </w:rPr>
-        <w:t xml:space="preserve">1</w:t>
-      </w:r>
-      <w:r>
-        <w:rPr>
-          <w:rStyle w:val="NormalTok"/>
-        </w:rPr>
-        <w:t xml:space="preserve">),</w:t>
-      </w:r>
-      <w:r>
-        <w:br/>
-      </w:r>
-      <w:r>
-        <w:rPr>
-          <w:rStyle w:val="NormalTok"/>
-        </w:rPr>
-        <w:t xml:space="preserve">  </w:t>
-      </w:r>
-      <w:r>
-        <w:rPr>
-          <w:rStyle w:val="AttributeTok"/>
-        </w:rPr>
-        <w:t xml:space="preserve">minus_prediction_error =</w:t>
-      </w:r>
-      <w:r>
-        <w:rPr>
-          <w:rStyle w:val="NormalTok"/>
-        </w:rPr>
-        <w:t xml:space="preserve"> </w:t>
-      </w:r>
-      <w:r>
-        <w:rPr>
-          <w:rStyle w:val="FunctionTok"/>
-        </w:rPr>
-        <w:t xml:space="preserve">round</w:t>
-      </w:r>
-      <w:r>
-        <w:rPr>
-          <w:rStyle w:val="NormalTok"/>
-        </w:rPr>
-        <w:t xml:space="preserve">(</w:t>
-      </w:r>
-      <w:r>
-        <w:rPr>
-          <w:rStyle w:val="SpecialCharTok"/>
-        </w:rPr>
-        <w:t xml:space="preserve">-</w:t>
-      </w:r>
-      <w:r>
-        <w:rPr>
-          <w:rStyle w:val="NormalTok"/>
-        </w:rPr>
-        <w:t xml:space="preserve">prediction_error, </w:t>
-      </w:r>
-      <w:r>
-        <w:rPr>
-          <w:rStyle w:val="DecValTok"/>
-        </w:rPr>
-        <w:t xml:space="preserve">1</w:t>
-      </w:r>
-      <w:r>
-        <w:rPr>
-          <w:rStyle w:val="NormalTok"/>
-        </w:rPr>
-        <w:t xml:space="preserve">)</w:t>
-      </w:r>
-      <w:r>
-        <w:br/>
-      </w:r>
-      <w:r>
-        <w:rPr>
-          <w:rStyle w:val="NormalTok"/>
-        </w:rPr>
-        <w:t xml:space="preserve">))</w:t>
-      </w:r>
-      <w:r>
-        <w:br/>
-      </w:r>
-      <w:r>
-        <w:rPr>
-          <w:rStyle w:val="CommentTok"/>
-        </w:rPr>
-        <w:t xml:space="preserve">#&gt; # A tibble: 6 × 4</w:t>
-      </w:r>
-      <w:r>
-        <w:br/>
-      </w:r>
-      <w:r>
-        <w:rPr>
-          <w:rStyle w:val="CommentTok"/>
-        </w:rPr>
-        <w:t xml:space="preserve">#&gt;     bwt fitted residual minus_prediction_error</w:t>
-      </w:r>
-      <w:r>
-        <w:br/>
-      </w:r>
-      <w:r>
-        <w:rPr>
-          <w:rStyle w:val="CommentTok"/>
-        </w:rPr>
-        <w:t xml:space="preserve">#&gt;   &lt;int&gt;  &lt;dbl&gt;    &lt;dbl&gt;                  &lt;dbl&gt;</w:t>
-      </w:r>
-      <w:r>
-        <w:br/>
-      </w:r>
-      <w:r>
-        <w:rPr>
-          <w:rStyle w:val="CommentTok"/>
-        </w:rPr>
-        <w:t xml:space="preserve">#&gt; 1  2523  3176.    -653.                  -653.</w:t>
-      </w:r>
-      <w:r>
-        <w:br/>
-      </w:r>
-      <w:r>
-        <w:rPr>
-          <w:rStyle w:val="CommentTok"/>
-        </w:rPr>
-        <w:t xml:space="preserve">#&gt; 2  2551  3056.    -505.                  -505.</w:t>
-      </w:r>
-      <w:r>
-        <w:br/>
-      </w:r>
-      <w:r>
-        <w:rPr>
-          <w:rStyle w:val="CommentTok"/>
-        </w:rPr>
-        <w:t xml:space="preserve">#&gt; 3  2557  2835.    -278.                  -278.</w:t>
-      </w:r>
-      <w:r>
-        <w:br/>
-      </w:r>
-      <w:r>
-        <w:rPr>
-          <w:rStyle w:val="CommentTok"/>
-        </w:rPr>
-        <w:t xml:space="preserve">#&gt; 4  2594  2848     -254                   -254 </w:t>
-      </w:r>
-      <w:r>
-        <w:br/>
-      </w:r>
-      <w:r>
-        <w:rPr>
-          <w:rStyle w:val="CommentTok"/>
-        </w:rPr>
-        <w:t xml:space="preserve">#&gt; 5  2600  2844.    -244.                  -244.</w:t>
-      </w:r>
-      <w:r>
-        <w:br/>
-      </w:r>
-      <w:r>
-        <w:rPr>
-          <w:rStyle w:val="CommentTok"/>
-        </w:rPr>
-        <w:t xml:space="preserve">#&gt; 6  2622  2919.    -297.                  -297.</w:t>
-      </w:r>
-      <w:r>
-        <w:br/>
-      </w:r>
-      <w:r>
-        <w:rPr>
-          <w:rStyle w:val="FunctionTok"/>
-        </w:rPr>
-        <w:t xml:space="preserve">max</w:t>
-      </w:r>
-      <w:r>
-        <w:rPr>
-          <w:rStyle w:val="NormalTok"/>
-        </w:rPr>
-        <w:t xml:space="preserve">(</w:t>
-      </w:r>
-      <w:r>
-        <w:rPr>
-          <w:rStyle w:val="FunctionTok"/>
-        </w:rPr>
-        <w:t xml:space="preserve">abs</w:t>
-      </w:r>
-      <w:r>
-        <w:rPr>
-          <w:rStyle w:val="NormalTok"/>
-        </w:rPr>
-        <w:t xml:space="preserve">(residual </w:t>
-      </w:r>
-      <w:r>
-        <w:rPr>
-          <w:rStyle w:val="SpecialCharTok"/>
-        </w:rPr>
-        <w:t xml:space="preserve">-</w:t>
-      </w:r>
-      <w:r>
-        <w:rPr>
-          <w:rStyle w:val="NormalTok"/>
-        </w:rPr>
-        <w:t xml:space="preserve"> (</w:t>
-      </w:r>
-      <w:r>
-        <w:rPr>
-          <w:rStyle w:val="SpecialCharTok"/>
-        </w:rPr>
-        <w:t xml:space="preserve">-</w:t>
-      </w:r>
-      <w:r>
-        <w:rPr>
-          <w:rStyle w:val="NormalTok"/>
-        </w:rPr>
-        <w:t xml:space="preserve">prediction_error)))</w:t>
-      </w:r>
-      <w:r>
-        <w:br/>
-      </w:r>
-      <w:r>
-        <w:rPr>
-          <w:rStyle w:val="CommentTok"/>
-        </w:rPr>
-        <w:t xml:space="preserve">#&gt; [1] 0</w:t>
-      </w:r>
-    </w:p>
-    <w:p>
-      <w:pPr>
-        <w:pStyle w:val="Heading4"/>
-      </w:pPr>
-      <w:r>
-        <w:t xml:space="preserve">Python</w:t>
-      </w:r>
-    </w:p>
-    <w:p>
-      <w:pPr>
-        <w:pStyle w:val="SourceCode"/>
-      </w:pPr>
-      <w:r>
-        <w:rPr>
-          <w:rStyle w:val="ImportTok"/>
-        </w:rPr>
-        <w:t xml:space="preserve">import</w:t>
-      </w:r>
-      <w:r>
-        <w:rPr>
-          <w:rStyle w:val="NormalTok"/>
-        </w:rPr>
-        <w:t xml:space="preserve"> numpy </w:t>
-      </w:r>
-      <w:r>
-        <w:rPr>
-          <w:rStyle w:val="ImportTok"/>
-        </w:rPr>
-        <w:t xml:space="preserve">as</w:t>
-      </w:r>
-      <w:r>
-        <w:rPr>
-          <w:rStyle w:val="NormalTok"/>
-        </w:rPr>
-        <w:t xml:space="preserve"> np</w:t>
-      </w:r>
-      <w:r>
-        <w:br/>
-      </w:r>
-      <w:r>
-        <w:rPr>
-          <w:rStyle w:val="ImportTok"/>
-        </w:rPr>
-        <w:t xml:space="preserve">import</w:t>
-      </w:r>
-      <w:r>
-        <w:rPr>
-          <w:rStyle w:val="NormalTok"/>
-        </w:rPr>
-        <w:t xml:space="preserve"> pandas </w:t>
-      </w:r>
-      <w:r>
-        <w:rPr>
-          <w:rStyle w:val="ImportTok"/>
-        </w:rPr>
-        <w:t xml:space="preserve">as</w:t>
-      </w:r>
-      <w:r>
-        <w:rPr>
-          <w:rStyle w:val="NormalTok"/>
-        </w:rPr>
-        <w:t xml:space="preserve"> pd</w:t>
-      </w:r>
-      <w:r>
-        <w:br/>
-      </w:r>
-      <w:r>
-        <w:br/>
-      </w:r>
-      <w:r>
-        <w:rPr>
-          <w:rStyle w:val="NormalTok"/>
-        </w:rPr>
-        <w:t xml:space="preserve">birthwt </w:t>
-      </w:r>
-      <w:r>
-        <w:rPr>
-          <w:rStyle w:val="OperatorTok"/>
-        </w:rPr>
-        <w:t xml:space="preserve">=</w:t>
-      </w:r>
-      <w:r>
-        <w:rPr>
-          <w:rStyle w:val="NormalTok"/>
-        </w:rPr>
-        <w:t xml:space="preserve"> pd.read_csv(</w:t>
-      </w:r>
-      <w:r>
-        <w:rPr>
-          <w:rStyle w:val="StringTok"/>
-        </w:rPr>
-        <w:t xml:space="preserve">"data/birthwt.csv"</w:t>
-      </w:r>
-      <w:r>
-        <w:rPr>
-          <w:rStyle w:val="NormalTok"/>
-        </w:rPr>
-        <w:t xml:space="preserve">)</w:t>
-      </w:r>
-      <w:r>
-        <w:br/>
-      </w:r>
-      <w:r>
-        <w:rPr>
-          <w:rStyle w:val="NormalTok"/>
-        </w:rPr>
-        <w:t xml:space="preserve">X </w:t>
-      </w:r>
-      <w:r>
-        <w:rPr>
-          <w:rStyle w:val="OperatorTok"/>
-        </w:rPr>
-        <w:t xml:space="preserve">=</w:t>
-      </w:r>
-      <w:r>
-        <w:rPr>
-          <w:rStyle w:val="NormalTok"/>
-        </w:rPr>
-        <w:t xml:space="preserve"> np.column_stack([np.ones(</w:t>
-      </w:r>
-      <w:r>
-        <w:rPr>
-          <w:rStyle w:val="BuiltInTok"/>
-        </w:rPr>
-        <w:t xml:space="preserve">len</w:t>
-      </w:r>
-      <w:r>
-        <w:rPr>
-          <w:rStyle w:val="NormalTok"/>
-        </w:rPr>
-        <w:t xml:space="preserve">(birthwt)), birthwt[</w:t>
-      </w:r>
-      <w:r>
-        <w:rPr>
-          <w:rStyle w:val="StringTok"/>
-        </w:rPr>
-        <w:t xml:space="preserve">"lwt"</w:t>
-      </w:r>
-      <w:r>
-        <w:rPr>
-          <w:rStyle w:val="NormalTok"/>
-        </w:rPr>
-        <w:t xml:space="preserve">]])</w:t>
-      </w:r>
-      <w:r>
-        <w:br/>
-      </w:r>
-      <w:r>
-        <w:rPr>
-          <w:rStyle w:val="NormalTok"/>
-        </w:rPr>
-        <w:t xml:space="preserve">y </w:t>
-      </w:r>
-      <w:r>
-        <w:rPr>
-          <w:rStyle w:val="OperatorTok"/>
-        </w:rPr>
-        <w:t xml:space="preserve">=</w:t>
-      </w:r>
-      <w:r>
-        <w:rPr>
-          <w:rStyle w:val="NormalTok"/>
-        </w:rPr>
-        <w:t xml:space="preserve"> birthwt[</w:t>
-      </w:r>
-      <w:r>
-        <w:rPr>
-          <w:rStyle w:val="StringTok"/>
-        </w:rPr>
-        <w:t xml:space="preserve">"bwt"</w:t>
-      </w:r>
-      <w:r>
-        <w:rPr>
-          <w:rStyle w:val="NormalTok"/>
-        </w:rPr>
-        <w:t xml:space="preserve">].to_numpy(dtype</w:t>
-      </w:r>
-      <w:r>
-        <w:rPr>
-          <w:rStyle w:val="OperatorTok"/>
-        </w:rPr>
-        <w:t xml:space="preserve">=</w:t>
-      </w:r>
-      <w:r>
-        <w:rPr>
-          <w:rStyle w:val="BuiltInTok"/>
-        </w:rPr>
-        <w:t xml:space="preserve">float</w:t>
-      </w:r>
-      <w:r>
-        <w:rPr>
-          <w:rStyle w:val="NormalTok"/>
-        </w:rPr>
-        <w:t xml:space="preserve">)</w:t>
-      </w:r>
-      <w:r>
-        <w:br/>
-      </w:r>
-      <w:r>
-        <w:rPr>
-          <w:rStyle w:val="NormalTok"/>
-        </w:rPr>
-        <w:t xml:space="preserve">coef </w:t>
-      </w:r>
-      <w:r>
-        <w:rPr>
-          <w:rStyle w:val="OperatorTok"/>
-        </w:rPr>
-        <w:t xml:space="preserve">=</w:t>
-      </w:r>
-      <w:r>
-        <w:rPr>
-          <w:rStyle w:val="NormalTok"/>
-        </w:rPr>
-        <w:t xml:space="preserve"> np.linalg.lstsq(X, y, rcond</w:t>
-      </w:r>
-      <w:r>
-        <w:rPr>
-          <w:rStyle w:val="OperatorTok"/>
-        </w:rPr>
-        <w:t xml:space="preserve">=</w:t>
-      </w:r>
-      <w:r>
-        <w:rPr>
-          <w:rStyle w:val="VariableTok"/>
-        </w:rPr>
-        <w:t xml:space="preserve">None</w:t>
-      </w:r>
-      <w:r>
-        <w:rPr>
-          <w:rStyle w:val="NormalTok"/>
-        </w:rPr>
-        <w:t xml:space="preserve">)[</w:t>
-      </w:r>
-      <w:r>
-        <w:rPr>
-          <w:rStyle w:val="DecValTok"/>
-        </w:rPr>
-        <w:t xml:space="preserve">0</w:t>
-      </w:r>
-      <w:r>
-        <w:rPr>
-          <w:rStyle w:val="NormalTok"/>
-        </w:rPr>
-        <w:t xml:space="preserve">]</w:t>
-      </w:r>
-      <w:r>
-        <w:br/>
-      </w:r>
-      <w:r>
-        <w:rPr>
-          <w:rStyle w:val="NormalTok"/>
-        </w:rPr>
-        <w:t xml:space="preserve">fitted_bwt </w:t>
-      </w:r>
-      <w:r>
-        <w:rPr>
-          <w:rStyle w:val="OperatorTok"/>
-        </w:rPr>
-        <w:t xml:space="preserve">=</w:t>
-      </w:r>
-      <w:r>
-        <w:rPr>
-          <w:rStyle w:val="NormalTok"/>
-        </w:rPr>
-        <w:t xml:space="preserve"> X </w:t>
-      </w:r>
-      <w:r>
-        <w:rPr>
-          <w:rStyle w:val="OperatorTok"/>
-        </w:rPr>
-        <w:t xml:space="preserve">@</w:t>
-      </w:r>
-      <w:r>
-        <w:rPr>
-          <w:rStyle w:val="NormalTok"/>
-        </w:rPr>
-        <w:t xml:space="preserve"> coef</w:t>
-      </w:r>
-      <w:r>
-        <w:br/>
-      </w:r>
-      <w:r>
-        <w:rPr>
-          <w:rStyle w:val="NormalTok"/>
-        </w:rPr>
-        <w:t xml:space="preserve">residual </w:t>
-      </w:r>
-      <w:r>
-        <w:rPr>
-          <w:rStyle w:val="OperatorTok"/>
-        </w:rPr>
-        <w:t xml:space="preserve">=</w:t>
-      </w:r>
-      <w:r>
-        <w:rPr>
-          <w:rStyle w:val="NormalTok"/>
-        </w:rPr>
-        <w:t xml:space="preserve"> y </w:t>
-      </w:r>
-      <w:r>
-        <w:rPr>
-          <w:rStyle w:val="OperatorTok"/>
-        </w:rPr>
-        <w:t xml:space="preserve">-</w:t>
-      </w:r>
-      <w:r>
-        <w:rPr>
-          <w:rStyle w:val="NormalTok"/>
-        </w:rPr>
-        <w:t xml:space="preserve"> fitted_bwt</w:t>
-      </w:r>
-      <w:r>
-        <w:br/>
-      </w:r>
-      <w:r>
-        <w:rPr>
-          <w:rStyle w:val="NormalTok"/>
-        </w:rPr>
-        <w:t xml:space="preserve">prediction_error </w:t>
-      </w:r>
-      <w:r>
-        <w:rPr>
-          <w:rStyle w:val="OperatorTok"/>
-        </w:rPr>
-        <w:t xml:space="preserve">=</w:t>
-      </w:r>
-      <w:r>
-        <w:rPr>
-          <w:rStyle w:val="NormalTok"/>
-        </w:rPr>
-        <w:t xml:space="preserve"> fitted_bwt </w:t>
-      </w:r>
-      <w:r>
-        <w:rPr>
-          <w:rStyle w:val="OperatorTok"/>
-        </w:rPr>
-        <w:t xml:space="preserve">-</w:t>
-      </w:r>
-      <w:r>
-        <w:rPr>
-          <w:rStyle w:val="NormalTok"/>
-        </w:rPr>
-        <w:t xml:space="preserve"> y</w:t>
-      </w:r>
-      <w:r>
-        <w:br/>
-      </w:r>
-      <w:r>
-        <w:rPr>
-          <w:rStyle w:val="BuiltInTok"/>
-        </w:rPr>
-        <w:t xml:space="preserve">print</w:t>
-      </w:r>
-      <w:r>
-        <w:rPr>
-          <w:rStyle w:val="NormalTok"/>
-        </w:rPr>
-        <w:t xml:space="preserve">(pd.DataFrame({</w:t>
-      </w:r>
-      <w:r>
-        <w:br/>
-      </w:r>
-      <w:r>
-        <w:rPr>
-          <w:rStyle w:val="NormalTok"/>
-        </w:rPr>
-        <w:t xml:space="preserve">    </w:t>
-      </w:r>
-      <w:r>
-        <w:rPr>
-          <w:rStyle w:val="StringTok"/>
-        </w:rPr>
-        <w:t xml:space="preserve">"bwt"</w:t>
-      </w:r>
-      <w:r>
-        <w:rPr>
-          <w:rStyle w:val="NormalTok"/>
-        </w:rPr>
-        <w:t xml:space="preserve">: y,</w:t>
-      </w:r>
-      <w:r>
-        <w:br/>
-      </w:r>
-      <w:r>
-        <w:rPr>
-          <w:rStyle w:val="NormalTok"/>
-        </w:rPr>
-        <w:t xml:space="preserve">    </w:t>
-      </w:r>
-      <w:r>
-        <w:rPr>
-          <w:rStyle w:val="StringTok"/>
-        </w:rPr>
-        <w:t xml:space="preserve">"fitted"</w:t>
-      </w:r>
-      <w:r>
-        <w:rPr>
-          <w:rStyle w:val="NormalTok"/>
-        </w:rPr>
-        <w:t xml:space="preserve">: fitted_bwt.</w:t>
-      </w:r>
-      <w:r>
-        <w:rPr>
-          <w:rStyle w:val="BuiltInTok"/>
-        </w:rPr>
-        <w:t xml:space="preserve">round</w:t>
-      </w:r>
-      <w:r>
-        <w:rPr>
-          <w:rStyle w:val="NormalTok"/>
-        </w:rPr>
-        <w:t xml:space="preserve">(</w:t>
-      </w:r>
-      <w:r>
-        <w:rPr>
-          <w:rStyle w:val="DecValTok"/>
-        </w:rPr>
-        <w:t xml:space="preserve">1</w:t>
-      </w:r>
-      <w:r>
-        <w:rPr>
-          <w:rStyle w:val="NormalTok"/>
-        </w:rPr>
-        <w:t xml:space="preserve">),</w:t>
-      </w:r>
-      <w:r>
-        <w:br/>
-      </w:r>
-      <w:r>
-        <w:rPr>
-          <w:rStyle w:val="NormalTok"/>
-        </w:rPr>
-        <w:t xml:space="preserve">    </w:t>
-      </w:r>
-      <w:r>
-        <w:rPr>
-          <w:rStyle w:val="StringTok"/>
-        </w:rPr>
-        <w:t xml:space="preserve">"residual"</w:t>
-      </w:r>
-      <w:r>
-        <w:rPr>
-          <w:rStyle w:val="NormalTok"/>
-        </w:rPr>
-        <w:t xml:space="preserve">: residual.</w:t>
-      </w:r>
-      <w:r>
-        <w:rPr>
-          <w:rStyle w:val="BuiltInTok"/>
-        </w:rPr>
-        <w:t xml:space="preserve">round</w:t>
-      </w:r>
-      <w:r>
-        <w:rPr>
-          <w:rStyle w:val="NormalTok"/>
-        </w:rPr>
-        <w:t xml:space="preserve">(</w:t>
-      </w:r>
-      <w:r>
-        <w:rPr>
-          <w:rStyle w:val="DecValTok"/>
-        </w:rPr>
-        <w:t xml:space="preserve">1</w:t>
-      </w:r>
-      <w:r>
-        <w:rPr>
-          <w:rStyle w:val="NormalTok"/>
-        </w:rPr>
-        <w:t xml:space="preserve">),</w:t>
-      </w:r>
-      <w:r>
-        <w:br/>
-      </w:r>
-      <w:r>
-        <w:rPr>
-          <w:rStyle w:val="NormalTok"/>
-        </w:rPr>
-        <w:t xml:space="preserve">    </w:t>
-      </w:r>
-      <w:r>
-        <w:rPr>
-          <w:rStyle w:val="StringTok"/>
-        </w:rPr>
-        <w:t xml:space="preserve">"minus_prediction_error"</w:t>
-      </w:r>
-      <w:r>
-        <w:rPr>
-          <w:rStyle w:val="NormalTok"/>
-        </w:rPr>
-        <w:t xml:space="preserve">: (</w:t>
-      </w:r>
-      <w:r>
-        <w:rPr>
-          <w:rStyle w:val="OperatorTok"/>
-        </w:rPr>
-        <w:t xml:space="preserve">-</w:t>
-      </w:r>
-      <w:r>
-        <w:rPr>
-          <w:rStyle w:val="NormalTok"/>
-        </w:rPr>
-        <w:t xml:space="preserve">prediction_error).</w:t>
-      </w:r>
-      <w:r>
-        <w:rPr>
-          <w:rStyle w:val="BuiltInTok"/>
-        </w:rPr>
-        <w:t xml:space="preserve">round</w:t>
-      </w:r>
-      <w:r>
-        <w:rPr>
-          <w:rStyle w:val="NormalTok"/>
-        </w:rPr>
-        <w:t xml:space="preserve">(</w:t>
-      </w:r>
-      <w:r>
-        <w:rPr>
-          <w:rStyle w:val="DecValTok"/>
-        </w:rPr>
-        <w:t xml:space="preserve">1</w:t>
-      </w:r>
-      <w:r>
-        <w:rPr>
-          <w:rStyle w:val="NormalTok"/>
-        </w:rPr>
-        <w:t xml:space="preserve">),</w:t>
-      </w:r>
-      <w:r>
-        <w:br/>
-      </w:r>
-      <w:r>
-        <w:rPr>
-          <w:rStyle w:val="NormalTok"/>
-        </w:rPr>
-        <w:t xml:space="preserve">}).head())</w:t>
-      </w:r>
-      <w:r>
-        <w:br/>
-      </w:r>
-      <w:r>
-        <w:rPr>
-          <w:rStyle w:val="CommentTok"/>
-        </w:rPr>
-        <w:t xml:space="preserve">#&gt;       bwt  fitted  residual  minus_prediction_error</w:t>
-      </w:r>
-      <w:r>
-        <w:br/>
-      </w:r>
-      <w:r>
-        <w:rPr>
-          <w:rStyle w:val="CommentTok"/>
-        </w:rPr>
-        <w:t xml:space="preserve">#&gt; 0  2523.0  3175.7    -652.7                  -652.7</w:t>
-      </w:r>
-      <w:r>
-        <w:br/>
-      </w:r>
-      <w:r>
-        <w:rPr>
-          <w:rStyle w:val="CommentTok"/>
-        </w:rPr>
-        <w:t xml:space="preserve">#&gt; 1  2551.0  3056.1    -505.1                  -505.1</w:t>
-      </w:r>
-      <w:r>
-        <w:br/>
-      </w:r>
-      <w:r>
-        <w:rPr>
-          <w:rStyle w:val="CommentTok"/>
-        </w:rPr>
-        <w:t xml:space="preserve">#&gt; 2  2557.0  2834.7    -277.7                  -277.7</w:t>
-      </w:r>
-      <w:r>
-        <w:br/>
-      </w:r>
-      <w:r>
-        <w:rPr>
-          <w:rStyle w:val="CommentTok"/>
-        </w:rPr>
-        <w:t xml:space="preserve">#&gt; 3  2594.0  2848.0    -254.0                  -254.0</w:t>
-      </w:r>
-      <w:r>
-        <w:br/>
-      </w:r>
-      <w:r>
-        <w:rPr>
-          <w:rStyle w:val="CommentTok"/>
-        </w:rPr>
-        <w:t xml:space="preserve">#&gt; 4  2600.0  2843.5    -243.5                  -243.5</w:t>
-      </w:r>
-      <w:r>
-        <w:br/>
-      </w:r>
-      <w:r>
-        <w:rPr>
-          <w:rStyle w:val="BuiltInTok"/>
-        </w:rPr>
-        <w:t xml:space="preserve">print</w:t>
-      </w:r>
-      <w:r>
-        <w:rPr>
-          <w:rStyle w:val="NormalTok"/>
-        </w:rPr>
-        <w:t xml:space="preserve">(np.</w:t>
-      </w:r>
-      <w:r>
-        <w:rPr>
-          <w:rStyle w:val="BuiltInTok"/>
-        </w:rPr>
-        <w:t xml:space="preserve">max</w:t>
-      </w:r>
-      <w:r>
-        <w:rPr>
-          <w:rStyle w:val="NormalTok"/>
-        </w:rPr>
-        <w:t xml:space="preserve">(np.</w:t>
-      </w:r>
-      <w:r>
-        <w:rPr>
-          <w:rStyle w:val="BuiltInTok"/>
-        </w:rPr>
-        <w:t xml:space="preserve">abs</w:t>
-      </w:r>
-      <w:r>
-        <w:rPr>
-          <w:rStyle w:val="NormalTok"/>
-        </w:rPr>
-        <w:t xml:space="preserve">(residual </w:t>
-      </w:r>
-      <w:r>
-        <w:rPr>
-          <w:rStyle w:val="OperatorTok"/>
-        </w:rPr>
-        <w:t xml:space="preserve">-</w:t>
-      </w:r>
-      <w:r>
-        <w:rPr>
-          <w:rStyle w:val="NormalTok"/>
-        </w:rPr>
-        <w:t xml:space="preserve"> (</w:t>
-      </w:r>
-      <w:r>
-        <w:rPr>
-          <w:rStyle w:val="OperatorTok"/>
-        </w:rPr>
-        <w:t xml:space="preserve">-</w:t>
-      </w:r>
-      <w:r>
-        <w:rPr>
-          <w:rStyle w:val="NormalTok"/>
-        </w:rPr>
-        <w:t xml:space="preserve">prediction_error))))</w:t>
-      </w:r>
-      <w:r>
-        <w:br/>
-      </w:r>
-      <w:r>
-        <w:rPr>
-          <w:rStyle w:val="CommentTok"/>
-        </w:rPr>
-        <w:t xml:space="preserve">#&gt; 0.0</w:t>
+        <w:t xml:space="preserve">3.3 Predictions and residuals</w:t>
       </w:r>
     </w:p>
     <w:p>
@@ -7784,111 +4336,33 @@
         <w:pStyle w:val="FirstParagraph"/>
       </w:pPr>
       <w:r>
-        <w:t xml:space="preserve">The last two columns agree in every row,</w:t>
-      </w:r>
-      <w:r>
-        <w:t xml:space="preserve"> </w:t>
-      </w:r>
-      <w:r>
-        <w:t xml:space="preserve">and the largest difference between them over all</w:t>
-      </w:r>
-      <w:r>
-        <w:t xml:space="preserve"> </w:t>
-      </w:r>
-      <w:r>
-        <w:t xml:space="preserve">189 babies is 0,</w:t>
-      </w:r>
-      <w:r>
-        <w:t xml:space="preserve"> </w:t>
-      </w:r>
-      <w:r>
-        <w:t xml:space="preserve">as</w:t>
-      </w:r>
-      <w:r>
-        <w:t xml:space="preserve"> </w:t>
-      </w:r>
-      <w:hyperlink w:anchor="cor-residual-prediction-error">
+        <w:t xml:space="preserve">Predictions, fitted values, residuals, prediction errors and the mean squared error of predictions</w:t>
+      </w:r>
+      <w:r>
+        <w:t xml:space="preserve"> </w:t>
+      </w:r>
+      <w:r>
+        <w:t xml:space="preserve">have their own page,</w:t>
+      </w:r>
+      <w:r>
+        <w:t xml:space="preserve"> </w:t>
+      </w:r>
+      <w:hyperlink r:id="rId41">
         <w:r>
           <w:rPr>
             <w:rStyle w:val="Hyperlink"/>
           </w:rPr>
-          <w:t xml:space="preserve">Corollary 1</w:t>
+          <w:t xml:space="preserve">Prediction</w:t>
         </w:r>
       </w:hyperlink>
       <w:r>
-        <w:t xml:space="preserve"> </w:t>
-      </w:r>
-      <w:r>
-        <w:t xml:space="preserve">says.</w:t>
-      </w:r>
-    </w:p>
-    <w:bookmarkEnd w:id="52"/>
-    <w:bookmarkStart w:id="53" w:name="rem-prediction-error"/>
-    <w:p>
-      <w:pPr>
-        <w:pStyle w:val="BodyText"/>
-      </w:pPr>
-      <w:r>
-        <w:rPr>
-          <w:i/>
-          <w:iCs/>
-        </w:rPr>
-        <w:t xml:space="preserve">Remark 1</w:t>
-      </w:r>
-      <w:r>
-        <w:t xml:space="preserve"> (Prediction errors and residuals). </w:t>
-      </w:r>
-      <w:r>
-        <w:t xml:space="preserve">The prediction in</w:t>
-      </w:r>
-      <w:r>
-        <w:t xml:space="preserve"> </w:t>
-      </w:r>
-      <w:hyperlink w:anchor="def-prediction-error">
-        <w:r>
-          <w:rPr>
-            <w:rStyle w:val="Hyperlink"/>
-          </w:rPr>
-          <w:t xml:space="preserve">Definition 10</w:t>
-        </w:r>
-      </w:hyperlink>
-      <w:r>
-        <w:t xml:space="preserve"> </w:t>
-      </w:r>
-      <w:r>
-        <w:t xml:space="preserve">can be a</w:t>
-      </w:r>
-      <w:r>
-        <w:t xml:space="preserve"> </w:t>
-      </w:r>
-      <w:hyperlink w:anchor="def-fitted-value">
-        <w:r>
-          <w:rPr>
-            <w:rStyle w:val="Hyperlink"/>
-          </w:rPr>
-          <w:t xml:space="preserve">fitted value</w:t>
-        </w:r>
-      </w:hyperlink>
-      <w:r>
-        <w:t xml:space="preserve">,</w:t>
-      </w:r>
-      <w:r>
-        <w:t xml:space="preserve"> </w:t>
-      </w:r>
-      <w:r>
-        <w:t xml:space="preserve">for an observation used to fit the model,</w:t>
-      </w:r>
-      <w:r>
-        <w:t xml:space="preserve"> </w:t>
-      </w:r>
-      <w:r>
-        <w:t xml:space="preserve">or a prediction for an observation that was not used to fit the model.</w:t>
-      </w:r>
-      <w:r>
-        <w:t xml:space="preserve"> </w:t>
-      </w:r>
-      <w:r>
-        <w:t xml:space="preserve">Prediction error is oriented the same way as</w:t>
+        <w:t xml:space="preserve">.</w:t>
+      </w:r>
+      <w:r>
+        <w:t xml:space="preserve"> </w:t>
+      </w:r>
+      <w:r>
+        <w:t xml:space="preserve">That page also contrasts them with the estimation quantities defined here:</w:t>
       </w:r>
       <w:r>
         <w:t xml:space="preserve"> </w:t>
@@ -7902,524 +4376,15 @@
         </w:r>
       </w:hyperlink>
       <w:r>
-        <w:t xml:space="preserve">:</w:t>
-      </w:r>
-      <w:r>
-        <w:t xml:space="preserve"> </w:t>
-      </w:r>
-      <w:r>
-        <w:t xml:space="preserve">estimate minus true value.</w:t>
-      </w:r>
-    </w:p>
-    <w:p>
-      <w:pPr>
-        <w:pStyle w:val="BodyText"/>
-      </w:pPr>
-      <m:oMathPara>
-        <m:oMathParaPr>
-          <m:jc m:val="center"/>
-        </m:oMathParaPr>
-        <m:oMath>
-          <m:eqArr>
-            <m:e>
-              <m:r>
-                <m:t>e</m:t>
-              </m:r>
-              <m:r>
-                <m:t>&amp;</m:t>
-              </m:r>
-              <m:r>
-                <m:rPr>
-                  <m:sty m:val="p"/>
-                </m:rPr>
-                <m:t>=</m:t>
-              </m:r>
-              <m:acc>
-                <m:accPr>
-                  <m:chr m:val="̂"/>
-                </m:accPr>
-                <m:e>
-                  <m:r>
-                    <m:t>y</m:t>
-                  </m:r>
-                </m:e>
-              </m:acc>
-              <m:r>
-                <m:rPr>
-                  <m:sty m:val="p"/>
-                </m:rPr>
-                <m:t>−</m:t>
-              </m:r>
-              <m:r>
-                <m:t>y</m:t>
-              </m:r>
-              <m:r>
-                <m:t>&amp;</m:t>
-              </m:r>
-              <m:r>
-                <m:t>&amp;</m:t>
-              </m:r>
-              <m:r>
-                <m:rPr>
-                  <m:nor/>
-                  <m:sty m:val="p"/>
-                </m:rPr>
-                <m:t>(prediction error)</m:t>
-              </m:r>
-            </m:e>
-            <m:e>
-              <m:r>
-                <m:t>ε</m:t>
-              </m:r>
-              <m:r>
-                <m:t>​</m:t>
-              </m:r>
-              <m:d>
-                <m:dPr>
-                  <m:begChr m:val="("/>
-                  <m:sepChr m:val=""/>
-                  <m:endChr m:val=")"/>
-                  <m:grow/>
-                </m:dPr>
-                <m:e>
-                  <m:acc>
-                    <m:accPr>
-                      <m:chr m:val="̂"/>
-                    </m:accPr>
-                    <m:e>
-                      <m:r>
-                        <m:t>θ</m:t>
-                      </m:r>
-                    </m:e>
-                  </m:acc>
-                </m:e>
-              </m:d>
-              <m:r>
-                <m:t>​</m:t>
-              </m:r>
-              <m:r>
-                <m:t>&amp;</m:t>
-              </m:r>
-              <m:r>
-                <m:rPr>
-                  <m:sty m:val="p"/>
-                </m:rPr>
-                <m:t>=</m:t>
-              </m:r>
-              <m:acc>
-                <m:accPr>
-                  <m:chr m:val="̂"/>
-                </m:accPr>
-                <m:e>
-                  <m:r>
-                    <m:t>θ</m:t>
-                  </m:r>
-                </m:e>
-              </m:acc>
-              <m:r>
-                <m:rPr>
-                  <m:sty m:val="p"/>
-                </m:rPr>
-                <m:t>−</m:t>
-              </m:r>
-              <m:r>
-                <m:t>θ</m:t>
-              </m:r>
-              <m:r>
-                <m:t>&amp;</m:t>
-              </m:r>
-              <m:r>
-                <m:t>&amp;</m:t>
-              </m:r>
-              <m:r>
-                <m:rPr>
-                  <m:nor/>
-                  <m:sty m:val="p"/>
-                </m:rPr>
-                <m:t>(estimation error)</m:t>
-              </m:r>
-            </m:e>
-          </m:eqArr>
-        </m:oMath>
-      </m:oMathPara>
-    </w:p>
-    <w:p>
-      <w:pPr>
-        <w:pStyle w:val="FirstParagraph"/>
-      </w:pPr>
-      <w:r>
-        <w:t xml:space="preserve">For an observation used to fit the model,</w:t>
-      </w:r>
-      <w:r>
-        <w:t xml:space="preserve"> </w:t>
-      </w:r>
-      <w:r>
-        <w:t xml:space="preserve">the prediction error is the negative of the residual</w:t>
-      </w:r>
-      <w:r>
-        <w:t xml:space="preserve"> </w:t>
-      </w:r>
-      <w:r>
-        <w:t xml:space="preserve">(</w:t>
-      </w:r>
-      <w:hyperlink w:anchor="thm-prediction-error-residual">
-        <w:r>
-          <w:rPr>
-            <w:rStyle w:val="Hyperlink"/>
-          </w:rPr>
-          <w:t xml:space="preserve">Theorem 1</w:t>
-        </w:r>
-      </w:hyperlink>
-      <w:r>
-        <w:t xml:space="preserve">),</w:t>
-      </w:r>
-      <w:r>
-        <w:t xml:space="preserve"> </w:t>
-      </w:r>
-      <w:r>
-        <w:t xml:space="preserve">so the two differ only in orientation.</w:t>
-      </w:r>
-    </w:p>
-    <w:bookmarkEnd w:id="53"/>
-    <w:bookmarkStart w:id="54" w:name="def-prediction-mse"/>
-    <w:p>
-      <w:pPr>
-        <w:pStyle w:val="BodyText"/>
-      </w:pPr>
-      <w:r>
-        <w:rPr>
-          <w:b/>
-          <w:bCs/>
-        </w:rPr>
-        <w:t xml:space="preserve">Definition 11 (Mean squared error of predictions)</w:t>
-      </w:r>
-      <w:r>
-        <w:t xml:space="preserve"> </w:t>
-      </w:r>
-      <w:r>
-        <w:t xml:space="preserve">The</w:t>
-      </w:r>
-      <w:r>
-        <w:t xml:space="preserve"> </w:t>
-      </w:r>
-      <w:r>
-        <w:rPr>
-          <w:b/>
-          <w:bCs/>
-        </w:rPr>
-        <w:t xml:space="preserve">mean squared error</w:t>
-      </w:r>
-      <w:r>
-        <w:t xml:space="preserve"> </w:t>
-      </w:r>
-      <w:r>
-        <w:t xml:space="preserve">of predictions</w:t>
-      </w:r>
-      <w:r>
-        <w:t xml:space="preserve"> </w:t>
-      </w:r>
-      <m:oMath>
-        <m:sSub>
-          <m:e>
-            <m:acc>
-              <m:accPr>
-                <m:chr m:val="̂"/>
-              </m:accPr>
-              <m:e>
-                <m:r>
-                  <m:t>y</m:t>
-                </m:r>
-              </m:e>
-            </m:acc>
-          </m:e>
-          <m:sub>
-            <m:r>
-              <m:t>1</m:t>
-            </m:r>
-          </m:sub>
-        </m:sSub>
-        <m:r>
-          <m:rPr>
-            <m:sty m:val="p"/>
-          </m:rPr>
-          <m:t>,</m:t>
-        </m:r>
-        <m:r>
-          <m:rPr>
-            <m:sty m:val="p"/>
-          </m:rPr>
-          <m:t>…</m:t>
-        </m:r>
-        <m:r>
-          <m:rPr>
-            <m:sty m:val="p"/>
-          </m:rPr>
-          <m:t>,</m:t>
-        </m:r>
-        <m:sSub>
-          <m:e>
-            <m:acc>
-              <m:accPr>
-                <m:chr m:val="̂"/>
-              </m:accPr>
-              <m:e>
-                <m:r>
-                  <m:t>y</m:t>
-                </m:r>
-              </m:e>
-            </m:acc>
-          </m:e>
-          <m:sub>
-            <m:r>
-              <m:t>n</m:t>
-            </m:r>
-          </m:sub>
-        </m:sSub>
-      </m:oMath>
-      <w:r>
-        <w:t xml:space="preserve"> </w:t>
-      </w:r>
-      <w:r>
-        <w:t xml:space="preserve">of observed outcomes</w:t>
-      </w:r>
-      <w:r>
-        <w:t xml:space="preserve"> </w:t>
-      </w:r>
-      <m:oMath>
-        <m:sSub>
-          <m:e>
-            <m:r>
-              <m:t>y</m:t>
-            </m:r>
-          </m:e>
-          <m:sub>
-            <m:r>
-              <m:t>1</m:t>
-            </m:r>
-          </m:sub>
-        </m:sSub>
-        <m:r>
-          <m:rPr>
-            <m:sty m:val="p"/>
-          </m:rPr>
-          <m:t>,</m:t>
-        </m:r>
-        <m:r>
-          <m:rPr>
-            <m:sty m:val="p"/>
-          </m:rPr>
-          <m:t>…</m:t>
-        </m:r>
-        <m:r>
-          <m:rPr>
-            <m:sty m:val="p"/>
-          </m:rPr>
-          <m:t>,</m:t>
-        </m:r>
-        <m:sSub>
-          <m:e>
-            <m:r>
-              <m:t>y</m:t>
-            </m:r>
-          </m:e>
-          <m:sub>
-            <m:r>
-              <m:t>n</m:t>
-            </m:r>
-          </m:sub>
-        </m:sSub>
-      </m:oMath>
-      <w:r>
-        <w:t xml:space="preserve"> </w:t>
-      </w:r>
-      <w:r>
-        <w:t xml:space="preserve">is the mean of their squared</w:t>
-      </w:r>
-      <w:r>
-        <w:t xml:space="preserve"> </w:t>
-      </w:r>
-      <w:hyperlink w:anchor="def-prediction-error">
-        <w:r>
-          <w:rPr>
-            <w:rStyle w:val="Hyperlink"/>
-          </w:rPr>
-          <w:t xml:space="preserve">prediction errors</w:t>
-        </w:r>
-      </w:hyperlink>
-      <w:r>
-        <w:t xml:space="preserve">:</w:t>
-      </w:r>
-    </w:p>
-    <w:p>
-      <w:pPr>
-        <w:pStyle w:val="BodyText"/>
-      </w:pPr>
-      <m:oMathPara>
-        <m:oMathParaPr>
-          <m:jc m:val="center"/>
-        </m:oMathParaPr>
-        <m:oMath>
-          <m:r>
-            <m:rPr>
-              <m:sty m:val="p"/>
-            </m:rPr>
-            <m:t>MSE</m:t>
-          </m:r>
-          <m:r>
-            <m:t>​</m:t>
-          </m:r>
-          <m:d>
-            <m:dPr>
-              <m:begChr m:val="("/>
-              <m:sepChr m:val=""/>
-              <m:endChr m:val=")"/>
-              <m:grow/>
-            </m:dPr>
-            <m:e>
-              <m:acc>
-                <m:accPr>
-                  <m:chr m:val="̂"/>
-                </m:accPr>
-                <m:e>
-                  <m:r>
-                    <m:t>y</m:t>
-                  </m:r>
-                </m:e>
-              </m:acc>
-            </m:e>
-          </m:d>
-          <m:r>
-            <m:t>​</m:t>
-          </m:r>
-          <m:limUpp>
-            <m:e>
-              <m:r>
-                <m:rPr>
-                  <m:sty m:val="p"/>
-                </m:rPr>
-                <m:t>=</m:t>
-              </m:r>
-            </m:e>
-            <m:lim>
-              <m:r>
-                <m:rPr>
-                  <m:nor/>
-                  <m:sty m:val="p"/>
-                </m:rPr>
-                <m:t>def</m:t>
-              </m:r>
-            </m:lim>
-          </m:limUpp>
-          <m:f>
-            <m:fPr>
-              <m:type m:val="bar"/>
-            </m:fPr>
-            <m:num>
-              <m:r>
-                <m:t>1</m:t>
-              </m:r>
-            </m:num>
-            <m:den>
-              <m:r>
-                <m:t>n</m:t>
-              </m:r>
-            </m:den>
-          </m:f>
-          <m:nary>
-            <m:naryPr>
-              <m:chr m:val="∑"/>
-              <m:limLoc m:val="undOvr"/>
-              <m:subHide m:val="off"/>
-              <m:supHide m:val="off"/>
-            </m:naryPr>
-            <m:sub>
-              <m:r>
-                <m:t>i</m:t>
-              </m:r>
-              <m:r>
-                <m:rPr>
-                  <m:sty m:val="p"/>
-                </m:rPr>
-                <m:t>=</m:t>
-              </m:r>
-              <m:r>
-                <m:t>1</m:t>
-              </m:r>
-            </m:sub>
-            <m:sup>
-              <m:r>
-                <m:t>n</m:t>
-              </m:r>
-            </m:sup>
-            <m:e>
-              <m:sSubSup>
-                <m:e>
-                  <m:r>
-                    <m:t>e</m:t>
-                  </m:r>
-                </m:e>
-                <m:sub>
-                  <m:r>
-                    <m:t>i</m:t>
-                  </m:r>
-                </m:sub>
-                <m:sup>
-                  <m:r>
-                    <m:t>2</m:t>
-                  </m:r>
-                </m:sup>
-              </m:sSubSup>
-            </m:e>
-          </m:nary>
-          <m:r>
-            <m:rPr>
-              <m:sty m:val="p"/>
-            </m:rPr>
-            <m:t>.</m:t>
-          </m:r>
-        </m:oMath>
-      </m:oMathPara>
-    </w:p>
-    <w:bookmarkEnd w:id="54"/>
-    <w:bookmarkStart w:id="57" w:name="rem-prediction-mse"/>
-    <w:p>
-      <w:pPr>
-        <w:pStyle w:val="FirstParagraph"/>
-      </w:pPr>
-      <w:r>
-        <w:rPr>
-          <w:i/>
-          <w:iCs/>
-        </w:rPr>
-        <w:t xml:space="preserve">Remark 2</w:t>
-      </w:r>
-      <w:r>
-        <w:t xml:space="preserve"> (Prediction MSE, estimator MSE and RSS). </w:t>
-      </w:r>
-      <w:hyperlink w:anchor="def-prediction-mse">
-        <w:r>
-          <w:rPr>
-            <w:rStyle w:val="Hyperlink"/>
-          </w:rPr>
-          <w:t xml:space="preserve">Definition 11</w:t>
-        </w:r>
-      </w:hyperlink>
-      <w:r>
-        <w:t xml:space="preserve"> </w:t>
-      </w:r>
-      <w:r>
-        <w:t xml:space="preserve">averages squared errors over observations,</w:t>
-      </w:r>
-      <w:r>
-        <w:t xml:space="preserve"> </w:t>
-      </w:r>
-      <w:r>
-        <w:t xml:space="preserve">where the</w:t>
-      </w:r>
-      <w:r>
-        <w:t xml:space="preserve"> </w:t>
-      </w:r>
-      <w:hyperlink w:anchor="def-mse">
+        <w:t xml:space="preserve"> </w:t>
+      </w:r>
+      <w:r>
+        <w:t xml:space="preserve">and the</w:t>
+      </w:r>
+      <w:r>
+        <w:t xml:space="preserve"> </w:t>
+      </w:r>
+      <w:hyperlink w:anchor="mean-squared-error">
         <w:r>
           <w:rPr>
             <w:rStyle w:val="Hyperlink"/>
@@ -8428,264 +4393,20 @@
         </w:r>
       </w:hyperlink>
       <w:r>
-        <w:t xml:space="preserve"> </w:t>
-      </w:r>
-      <w:r>
-        <w:t xml:space="preserve">takes an expectation over repeated samples.</w:t>
-      </w:r>
-      <w:r>
-        <w:t xml:space="preserve"> </w:t>
-      </w:r>
-      <w:r>
-        <w:t xml:space="preserve">On the data used to fit the model,</w:t>
-      </w:r>
-      <w:r>
-        <w:t xml:space="preserve"> </w:t>
-      </w:r>
-      <w:r>
-        <w:t xml:space="preserve">the mean squared error of the fitted values is the</w:t>
-      </w:r>
-      <w:r>
-        <w:t xml:space="preserve"> </w:t>
-      </w:r>
-      <w:hyperlink r:id="rId55">
-        <w:r>
-          <w:rPr>
-            <w:rStyle w:val="Hyperlink"/>
-          </w:rPr>
-          <w:t xml:space="preserve">residual sum of squares</w:t>
-        </w:r>
-      </w:hyperlink>
-      <w:r>
-        <w:t xml:space="preserve"> </w:t>
-      </w:r>
-      <w:r>
-        <w:t xml:space="preserve">divided by</w:t>
-      </w:r>
-      <w:r>
-        <w:t xml:space="preserve"> </w:t>
-      </w:r>
-      <m:oMath>
-        <m:r>
-          <m:t>n</m:t>
-        </m:r>
-      </m:oMath>
-      <w:r>
-        <w:t xml:space="preserve"> </w:t>
-      </w:r>
-      <w:r>
-        <w:t xml:space="preserve">(</w:t>
-      </w:r>
-      <w:hyperlink r:id="rId56">
-        <w:r>
-          <w:rPr>
-            <w:rStyle w:val="Hyperlink"/>
-          </w:rPr>
-          <w:t xml:space="preserve">mean squared error and RSS</w:t>
-        </w:r>
-      </w:hyperlink>
-      <w:r>
-        <w:t xml:space="preserve">):</w:t>
+        <w:t xml:space="preserve">.</w:t>
       </w:r>
     </w:p>
+    <w:bookmarkEnd w:id="42"/>
+    <w:bookmarkStart w:id="49" w:name="bias"/>
     <w:p>
       <w:pPr>
-        <w:pStyle w:val="BodyText"/>
+        <w:pStyle w:val="Heading3"/>
       </w:pPr>
-      <m:oMathPara>
-        <m:oMathParaPr>
-          <m:jc m:val="center"/>
-        </m:oMathParaPr>
-        <m:oMath>
-          <m:r>
-            <m:rPr>
-              <m:sty m:val="p"/>
-            </m:rPr>
-            <m:t>MSE</m:t>
-          </m:r>
-          <m:r>
-            <m:t>​</m:t>
-          </m:r>
-          <m:d>
-            <m:dPr>
-              <m:begChr m:val="("/>
-              <m:sepChr m:val=""/>
-              <m:endChr m:val=")"/>
-              <m:grow/>
-            </m:dPr>
-            <m:e>
-              <m:acc>
-                <m:accPr>
-                  <m:chr m:val="̂"/>
-                </m:accPr>
-                <m:e>
-                  <m:r>
-                    <m:t>y</m:t>
-                  </m:r>
-                </m:e>
-              </m:acc>
-            </m:e>
-          </m:d>
-          <m:r>
-            <m:t>​</m:t>
-          </m:r>
-          <m:r>
-            <m:rPr>
-              <m:sty m:val="p"/>
-            </m:rPr>
-            <m:t>=</m:t>
-          </m:r>
-          <m:f>
-            <m:fPr>
-              <m:type m:val="bar"/>
-            </m:fPr>
-            <m:num>
-              <m:r>
-                <m:t>1</m:t>
-              </m:r>
-            </m:num>
-            <m:den>
-              <m:r>
-                <m:t>n</m:t>
-              </m:r>
-            </m:den>
-          </m:f>
-          <m:r>
-            <m:rPr>
-              <m:nor/>
-              <m:sty m:val="p"/>
-            </m:rPr>
-            <m:t>RSS</m:t>
-          </m:r>
-          <m:r>
-            <m:rPr>
-              <m:sty m:val="p"/>
-            </m:rPr>
-            <m:t>(</m:t>
-          </m:r>
-          <m:acc>
-            <m:accPr>
-              <m:chr m:val="̂"/>
-            </m:accPr>
-            <m:e>
-              <m:acc>
-                <m:accPr>
-                  <m:chr m:val="̃"/>
-                </m:accPr>
-                <m:e>
-                  <m:r>
-                    <m:t>θ</m:t>
-                  </m:r>
-                </m:e>
-              </m:acc>
-            </m:e>
-          </m:acc>
-          <m:r>
-            <m:rPr>
-              <m:sty m:val="p"/>
-            </m:rPr>
-            <m:t>)</m:t>
-          </m:r>
-          <m:r>
-            <m:rPr>
-              <m:sty m:val="p"/>
-            </m:rPr>
-            <m:t>,</m:t>
-          </m:r>
-          <m:r>
-            <m:t>  </m:t>
-          </m:r>
-          <m:r>
-            <m:rPr>
-              <m:nor/>
-              <m:sty m:val="p"/>
-            </m:rPr>
-            <m:t>RSS</m:t>
-          </m:r>
-          <m:r>
-            <m:rPr>
-              <m:sty m:val="p"/>
-            </m:rPr>
-            <m:t>(</m:t>
-          </m:r>
-          <m:acc>
-            <m:accPr>
-              <m:chr m:val="̂"/>
-            </m:accPr>
-            <m:e>
-              <m:acc>
-                <m:accPr>
-                  <m:chr m:val="̃"/>
-                </m:accPr>
-                <m:e>
-                  <m:r>
-                    <m:t>θ</m:t>
-                  </m:r>
-                </m:e>
-              </m:acc>
-            </m:e>
-          </m:acc>
-          <m:r>
-            <m:rPr>
-              <m:sty m:val="p"/>
-            </m:rPr>
-            <m:t>)</m:t>
-          </m:r>
-          <m:r>
-            <m:rPr>
-              <m:sty m:val="p"/>
-            </m:rPr>
-            <m:t>=</m:t>
-          </m:r>
-          <m:r>
-            <m:t>n</m:t>
-          </m:r>
-          <m:r>
-            <m:t> </m:t>
-          </m:r>
-          <m:r>
-            <m:rPr>
-              <m:sty m:val="p"/>
-            </m:rPr>
-            <m:t>MSE</m:t>
-          </m:r>
-          <m:r>
-            <m:t>​</m:t>
-          </m:r>
-          <m:d>
-            <m:dPr>
-              <m:begChr m:val="("/>
-              <m:sepChr m:val=""/>
-              <m:endChr m:val=")"/>
-              <m:grow/>
-            </m:dPr>
-            <m:e>
-              <m:acc>
-                <m:accPr>
-                  <m:chr m:val="̂"/>
-                </m:accPr>
-                <m:e>
-                  <m:r>
-                    <m:t>y</m:t>
-                  </m:r>
-                </m:e>
-              </m:acc>
-            </m:e>
-          </m:d>
-          <m:r>
-            <m:t>​</m:t>
-          </m:r>
-          <m:r>
-            <m:rPr>
-              <m:sty m:val="p"/>
-            </m:rPr>
-            <m:t>.</m:t>
-          </m:r>
-        </m:oMath>
-      </m:oMathPara>
+      <w:r>
+        <w:t xml:space="preserve">3.4 Bias</w:t>
+      </w:r>
     </w:p>
-    <w:bookmarkEnd w:id="57"/>
-    <w:bookmarkStart w:id="63" w:name="exm-fitted-residual-error"/>
+    <w:bookmarkStart w:id="44" w:name="def-bias"/>
     <w:p>
       <w:pPr>
         <w:pStyle w:val="FirstParagraph"/>
@@ -8695,2050 +4416,7 @@
           <w:b/>
           <w:bCs/>
         </w:rPr>
-        <w:t xml:space="preserve">Example 9 (Fitted values, residuals, and prediction errors for three points)</w:t>
-      </w:r>
-      <w:r>
-        <w:t xml:space="preserve"> </w:t>
-      </w:r>
-      <w:r>
-        <w:t xml:space="preserve">Take the points</w:t>
-      </w:r>
-      <w:r>
-        <w:t xml:space="preserve"> </w:t>
-      </w:r>
-      <m:oMath>
-        <m:r>
-          <m:rPr>
-            <m:sty m:val="p"/>
-          </m:rPr>
-          <m:t>(</m:t>
-        </m:r>
-        <m:r>
-          <m:t>0</m:t>
-        </m:r>
-        <m:r>
-          <m:rPr>
-            <m:sty m:val="p"/>
-          </m:rPr>
-          <m:t>,</m:t>
-        </m:r>
-        <m:r>
-          <m:t>1</m:t>
-        </m:r>
-        <m:r>
-          <m:rPr>
-            <m:sty m:val="p"/>
-          </m:rPr>
-          <m:t>)</m:t>
-        </m:r>
-      </m:oMath>
-      <w:r>
-        <w:t xml:space="preserve">,</w:t>
-      </w:r>
-      <w:r>
-        <w:t xml:space="preserve"> </w:t>
-      </w:r>
-      <m:oMath>
-        <m:r>
-          <m:rPr>
-            <m:sty m:val="p"/>
-          </m:rPr>
-          <m:t>(</m:t>
-        </m:r>
-        <m:r>
-          <m:t>1</m:t>
-        </m:r>
-        <m:r>
-          <m:rPr>
-            <m:sty m:val="p"/>
-          </m:rPr>
-          <m:t>,</m:t>
-        </m:r>
-        <m:r>
-          <m:t>2</m:t>
-        </m:r>
-        <m:r>
-          <m:rPr>
-            <m:sty m:val="p"/>
-          </m:rPr>
-          <m:t>)</m:t>
-        </m:r>
-      </m:oMath>
-      <w:r>
-        <w:t xml:space="preserve">,</w:t>
-      </w:r>
-      <w:r>
-        <w:t xml:space="preserve"> </w:t>
-      </w:r>
-      <m:oMath>
-        <m:r>
-          <m:rPr>
-            <m:sty m:val="p"/>
-          </m:rPr>
-          <m:t>(</m:t>
-        </m:r>
-        <m:r>
-          <m:t>2</m:t>
-        </m:r>
-        <m:r>
-          <m:rPr>
-            <m:sty m:val="p"/>
-          </m:rPr>
-          <m:t>,</m:t>
-        </m:r>
-        <m:r>
-          <m:t>2</m:t>
-        </m:r>
-        <m:r>
-          <m:rPr>
-            <m:sty m:val="p"/>
-          </m:rPr>
-          <m:t>)</m:t>
-        </m:r>
-      </m:oMath>
-      <w:r>
-        <w:t xml:space="preserve"> </w:t>
-      </w:r>
-      <w:r>
-        <w:t xml:space="preserve">and the line with</w:t>
-      </w:r>
-      <w:r>
-        <w:t xml:space="preserve"> </w:t>
-      </w:r>
-      <m:oMath>
-        <m:sSub>
-          <m:e>
-            <m:r>
-              <m:t>β</m:t>
-            </m:r>
-          </m:e>
-          <m:sub>
-            <m:r>
-              <m:t>0</m:t>
-            </m:r>
-          </m:sub>
-        </m:sSub>
-        <m:r>
-          <m:rPr>
-            <m:sty m:val="p"/>
-          </m:rPr>
-          <m:t>=</m:t>
-        </m:r>
-        <m:r>
-          <m:t>1</m:t>
-        </m:r>
-      </m:oMath>
-      <w:r>
-        <w:t xml:space="preserve"> </w:t>
-      </w:r>
-      <w:r>
-        <w:t xml:space="preserve">and</w:t>
-      </w:r>
-      <w:r>
-        <w:t xml:space="preserve"> </w:t>
-      </w:r>
-      <m:oMath>
-        <m:sSub>
-          <m:e>
-            <m:r>
-              <m:t>β</m:t>
-            </m:r>
-          </m:e>
-          <m:sub>
-            <m:r>
-              <m:t>x</m:t>
-            </m:r>
-          </m:sub>
-        </m:sSub>
-        <m:r>
-          <m:rPr>
-            <m:sty m:val="p"/>
-          </m:rPr>
-          <m:t>=</m:t>
-        </m:r>
-        <m:r>
-          <m:t>0.5</m:t>
-        </m:r>
-      </m:oMath>
-      <w:r>
-        <w:t xml:space="preserve"> </w:t>
-      </w:r>
-      <w:r>
-        <w:t xml:space="preserve">from</w:t>
-      </w:r>
-      <w:r>
-        <w:t xml:space="preserve"> </w:t>
-      </w:r>
-      <w:hyperlink r:id="rId58">
-        <w:r>
-          <w:rPr>
-            <w:rStyle w:val="Hyperlink"/>
-          </w:rPr>
-          <w:t xml:space="preserve">the residual sum of squares example</w:t>
-        </w:r>
-      </w:hyperlink>
-      <w:r>
-        <w:t xml:space="preserve">,</w:t>
-      </w:r>
-      <w:r>
-        <w:t xml:space="preserve"> </w:t>
-      </w:r>
-      <w:r>
-        <w:t xml:space="preserve">and treat the line as the fitted model.</w:t>
-      </w:r>
-    </w:p>
-    <w:tbl>
-      <w:tblPr>
-        <w:tblStyle w:val="Table"/>
-        <w:tblW w:type="pct" w:w="5000"/>
-        <w:tblLayout w:type="fixed"/>
-        <w:tblLook w:firstRow="1" w:lastRow="0" w:firstColumn="0" w:lastColumn="0" w:noHBand="0" w:noVBand="0" w:val="0020"/>
-      </w:tblPr>
-      <w:tblGrid>
-        <w:gridCol w:w="1584"/>
-        <w:gridCol w:w="1584"/>
-        <w:gridCol w:w="1584"/>
-        <w:gridCol w:w="1584"/>
-        <w:gridCol w:w="1584"/>
-      </w:tblGrid>
-      <w:tr>
-        <w:trPr>
-          <w:tblHeader w:val="on"/>
-        </w:trPr>
-        <w:tc>
-          <w:tcPr/>
-          <w:p>
-            <w:pPr>
-              <w:pStyle w:val="Compact"/>
-              <w:jc w:val="center"/>
-            </w:pPr>
-            <m:oMath>
-              <m:sSub>
-                <m:e>
-                  <m:r>
-                    <m:t>x</m:t>
-                  </m:r>
-                </m:e>
-                <m:sub>
-                  <m:r>
-                    <m:t>i</m:t>
-                  </m:r>
-                </m:sub>
-              </m:sSub>
-            </m:oMath>
-            <w:r>
-              <w:t xml:space="preserve">​</w:t>
-            </w:r>
-          </w:p>
-        </w:tc>
-        <w:tc>
-          <w:tcPr/>
-          <w:p>
-            <w:pPr>
-              <w:pStyle w:val="Compact"/>
-              <w:jc w:val="center"/>
-            </w:pPr>
-            <m:oMath>
-              <m:sSub>
-                <m:e>
-                  <m:r>
-                    <m:t>y</m:t>
-                  </m:r>
-                </m:e>
-                <m:sub>
-                  <m:r>
-                    <m:t>i</m:t>
-                  </m:r>
-                </m:sub>
-              </m:sSub>
-            </m:oMath>
-            <w:r>
-              <w:t xml:space="preserve">​</w:t>
-            </w:r>
-          </w:p>
-        </w:tc>
-        <w:tc>
-          <w:tcPr/>
-          <w:p>
-            <w:pPr>
-              <w:pStyle w:val="Compact"/>
-              <w:jc w:val="center"/>
-            </w:pPr>
-            <m:oMath>
-              <m:sSub>
-                <m:e>
-                  <m:acc>
-                    <m:accPr>
-                      <m:chr m:val="̂"/>
-                    </m:accPr>
-                    <m:e>
-                      <m:r>
-                        <m:t>y</m:t>
-                      </m:r>
-                    </m:e>
-                  </m:acc>
-                </m:e>
-                <m:sub>
-                  <m:r>
-                    <m:t>i</m:t>
-                  </m:r>
-                </m:sub>
-              </m:sSub>
-              <m:r>
-                <m:rPr>
-                  <m:sty m:val="p"/>
-                </m:rPr>
-                <m:t>=</m:t>
-              </m:r>
-              <m:r>
-                <m:t>1</m:t>
-              </m:r>
-              <m:r>
-                <m:rPr>
-                  <m:sty m:val="p"/>
-                </m:rPr>
-                <m:t>+</m:t>
-              </m:r>
-              <m:r>
-                <m:t>0.5</m:t>
-              </m:r>
-              <m:sSub>
-                <m:e>
-                  <m:r>
-                    <m:t>x</m:t>
-                  </m:r>
-                </m:e>
-                <m:sub>
-                  <m:r>
-                    <m:t>i</m:t>
-                  </m:r>
-                </m:sub>
-              </m:sSub>
-            </m:oMath>
-            <w:r>
-              <w:t xml:space="preserve">​</w:t>
-            </w:r>
-          </w:p>
-        </w:tc>
-        <w:tc>
-          <w:tcPr/>
-          <w:p>
-            <w:pPr>
-              <w:pStyle w:val="Compact"/>
-              <w:jc w:val="center"/>
-            </w:pPr>
-            <m:oMath>
-              <m:sSub>
-                <m:e>
-                  <m:r>
-                    <m:t>r</m:t>
-                  </m:r>
-                </m:e>
-                <m:sub>
-                  <m:r>
-                    <m:t>i</m:t>
-                  </m:r>
-                </m:sub>
-              </m:sSub>
-              <m:r>
-                <m:rPr>
-                  <m:sty m:val="p"/>
-                </m:rPr>
-                <m:t>=</m:t>
-              </m:r>
-              <m:sSub>
-                <m:e>
-                  <m:r>
-                    <m:t>y</m:t>
-                  </m:r>
-                </m:e>
-                <m:sub>
-                  <m:r>
-                    <m:t>i</m:t>
-                  </m:r>
-                </m:sub>
-              </m:sSub>
-              <m:r>
-                <m:rPr>
-                  <m:sty m:val="p"/>
-                </m:rPr>
-                <m:t>−</m:t>
-              </m:r>
-              <m:sSub>
-                <m:e>
-                  <m:acc>
-                    <m:accPr>
-                      <m:chr m:val="̂"/>
-                    </m:accPr>
-                    <m:e>
-                      <m:r>
-                        <m:t>y</m:t>
-                      </m:r>
-                    </m:e>
-                  </m:acc>
-                </m:e>
-                <m:sub>
-                  <m:r>
-                    <m:t>i</m:t>
-                  </m:r>
-                </m:sub>
-              </m:sSub>
-            </m:oMath>
-            <w:r>
-              <w:t xml:space="preserve">​</w:t>
-            </w:r>
-          </w:p>
-        </w:tc>
-        <w:tc>
-          <w:tcPr/>
-          <w:p>
-            <w:pPr>
-              <w:pStyle w:val="Compact"/>
-              <w:jc w:val="center"/>
-            </w:pPr>
-            <m:oMath>
-              <m:sSub>
-                <m:e>
-                  <m:r>
-                    <m:t>e</m:t>
-                  </m:r>
-                </m:e>
-                <m:sub>
-                  <m:r>
-                    <m:t>i</m:t>
-                  </m:r>
-                </m:sub>
-              </m:sSub>
-              <m:r>
-                <m:rPr>
-                  <m:sty m:val="p"/>
-                </m:rPr>
-                <m:t>=</m:t>
-              </m:r>
-              <m:sSub>
-                <m:e>
-                  <m:acc>
-                    <m:accPr>
-                      <m:chr m:val="̂"/>
-                    </m:accPr>
-                    <m:e>
-                      <m:r>
-                        <m:t>y</m:t>
-                      </m:r>
-                    </m:e>
-                  </m:acc>
-                </m:e>
-                <m:sub>
-                  <m:r>
-                    <m:t>i</m:t>
-                  </m:r>
-                </m:sub>
-              </m:sSub>
-              <m:r>
-                <m:rPr>
-                  <m:sty m:val="p"/>
-                </m:rPr>
-                <m:t>−</m:t>
-              </m:r>
-              <m:sSub>
-                <m:e>
-                  <m:r>
-                    <m:t>y</m:t>
-                  </m:r>
-                </m:e>
-                <m:sub>
-                  <m:r>
-                    <m:t>i</m:t>
-                  </m:r>
-                </m:sub>
-              </m:sSub>
-            </m:oMath>
-            <w:r>
-              <w:t xml:space="preserve">​</w:t>
-            </w:r>
-          </w:p>
-        </w:tc>
-      </w:tr>
-      <w:tr>
-        <w:tc>
-          <w:tcPr/>
-          <w:p>
-            <w:pPr>
-              <w:pStyle w:val="Compact"/>
-              <w:jc w:val="center"/>
-            </w:pPr>
-            <w:r>
-              <w:t xml:space="preserve">0</w:t>
-            </w:r>
-          </w:p>
-        </w:tc>
-        <w:tc>
-          <w:tcPr/>
-          <w:p>
-            <w:pPr>
-              <w:pStyle w:val="Compact"/>
-              <w:jc w:val="center"/>
-            </w:pPr>
-            <w:r>
-              <w:t xml:space="preserve">1</w:t>
-            </w:r>
-          </w:p>
-        </w:tc>
-        <w:tc>
-          <w:tcPr/>
-          <w:p>
-            <w:pPr>
-              <w:pStyle w:val="Compact"/>
-              <w:jc w:val="center"/>
-            </w:pPr>
-            <w:r>
-              <w:t xml:space="preserve">1</w:t>
-            </w:r>
-          </w:p>
-        </w:tc>
-        <w:tc>
-          <w:tcPr/>
-          <w:p>
-            <w:pPr>
-              <w:pStyle w:val="Compact"/>
-              <w:jc w:val="center"/>
-            </w:pPr>
-            <w:r>
-              <w:t xml:space="preserve">0</w:t>
-            </w:r>
-          </w:p>
-        </w:tc>
-        <w:tc>
-          <w:tcPr/>
-          <w:p>
-            <w:pPr>
-              <w:pStyle w:val="Compact"/>
-              <w:jc w:val="center"/>
-            </w:pPr>
-            <w:r>
-              <w:t xml:space="preserve">0</w:t>
-            </w:r>
-          </w:p>
-        </w:tc>
-      </w:tr>
-      <w:tr>
-        <w:tc>
-          <w:tcPr/>
-          <w:p>
-            <w:pPr>
-              <w:pStyle w:val="Compact"/>
-              <w:jc w:val="center"/>
-            </w:pPr>
-            <w:r>
-              <w:t xml:space="preserve">1</w:t>
-            </w:r>
-          </w:p>
-        </w:tc>
-        <w:tc>
-          <w:tcPr/>
-          <w:p>
-            <w:pPr>
-              <w:pStyle w:val="Compact"/>
-              <w:jc w:val="center"/>
-            </w:pPr>
-            <w:r>
-              <w:t xml:space="preserve">2</w:t>
-            </w:r>
-          </w:p>
-        </w:tc>
-        <w:tc>
-          <w:tcPr/>
-          <w:p>
-            <w:pPr>
-              <w:pStyle w:val="Compact"/>
-              <w:jc w:val="center"/>
-            </w:pPr>
-            <w:r>
-              <w:t xml:space="preserve">1.5</w:t>
-            </w:r>
-          </w:p>
-        </w:tc>
-        <w:tc>
-          <w:tcPr/>
-          <w:p>
-            <w:pPr>
-              <w:pStyle w:val="Compact"/>
-              <w:jc w:val="center"/>
-            </w:pPr>
-            <w:r>
-              <w:t xml:space="preserve">0.5</w:t>
-            </w:r>
-          </w:p>
-        </w:tc>
-        <w:tc>
-          <w:tcPr/>
-          <w:p>
-            <w:pPr>
-              <w:pStyle w:val="Compact"/>
-              <w:jc w:val="center"/>
-            </w:pPr>
-            <m:oMath>
-              <m:r>
-                <m:rPr>
-                  <m:sty m:val="p"/>
-                </m:rPr>
-                <m:t>−</m:t>
-              </m:r>
-              <m:r>
-                <m:t>0.5</m:t>
-              </m:r>
-            </m:oMath>
-            <w:r>
-              <w:t xml:space="preserve">​</w:t>
-            </w:r>
-          </w:p>
-        </w:tc>
-      </w:tr>
-      <w:tr>
-        <w:tc>
-          <w:tcPr/>
-          <w:p>
-            <w:pPr>
-              <w:pStyle w:val="Compact"/>
-              <w:jc w:val="center"/>
-            </w:pPr>
-            <w:r>
-              <w:t xml:space="preserve">2</w:t>
-            </w:r>
-          </w:p>
-        </w:tc>
-        <w:tc>
-          <w:tcPr/>
-          <w:p>
-            <w:pPr>
-              <w:pStyle w:val="Compact"/>
-              <w:jc w:val="center"/>
-            </w:pPr>
-            <w:r>
-              <w:t xml:space="preserve">2</w:t>
-            </w:r>
-          </w:p>
-        </w:tc>
-        <w:tc>
-          <w:tcPr/>
-          <w:p>
-            <w:pPr>
-              <w:pStyle w:val="Compact"/>
-              <w:jc w:val="center"/>
-            </w:pPr>
-            <w:r>
-              <w:t xml:space="preserve">2</w:t>
-            </w:r>
-          </w:p>
-        </w:tc>
-        <w:tc>
-          <w:tcPr/>
-          <w:p>
-            <w:pPr>
-              <w:pStyle w:val="Compact"/>
-              <w:jc w:val="center"/>
-            </w:pPr>
-            <w:r>
-              <w:t xml:space="preserve">0</w:t>
-            </w:r>
-          </w:p>
-        </w:tc>
-        <w:tc>
-          <w:tcPr/>
-          <w:p>
-            <w:pPr>
-              <w:pStyle w:val="Compact"/>
-              <w:jc w:val="center"/>
-            </w:pPr>
-            <w:r>
-              <w:t xml:space="preserve">0</w:t>
-            </w:r>
-          </w:p>
-        </w:tc>
-      </w:tr>
-    </w:tbl>
-    <w:p>
-      <w:pPr>
-        <w:pStyle w:val="BodyText"/>
-      </w:pPr>
-      <w:hyperlink w:anchor="fig-fitted-residual-error">
-        <w:r>
-          <w:rPr>
-            <w:rStyle w:val="Hyperlink"/>
-          </w:rPr>
-          <w:t xml:space="preserve">Figure 1</w:t>
-        </w:r>
-      </w:hyperlink>
-      <w:r>
-        <w:t xml:space="preserve"> </w:t>
-      </w:r>
-      <w:r>
-        <w:t xml:space="preserve">shows the observed outcomes,</w:t>
-      </w:r>
-      <w:r>
-        <w:t xml:space="preserve"> </w:t>
-      </w:r>
-      <w:r>
-        <w:t xml:space="preserve">the fitted values on the line,</w:t>
-      </w:r>
-      <w:r>
-        <w:t xml:space="preserve"> </w:t>
-      </w:r>
-      <w:r>
-        <w:t xml:space="preserve">and the residual of the second point.</w:t>
-      </w:r>
-    </w:p>
-    <w:tbl>
-      <w:tblPr>
-        <w:tblStyle w:val="Table"/>
-        <w:tblW w:type="pct" w:w="5000"/>
-        <w:tblLayout w:type="fixed"/>
-        <w:tblLook w:firstRow="0" w:lastRow="0" w:firstColumn="0" w:lastColumn="0" w:noHBand="0" w:noVBand="0" w:val="0000"/>
-      </w:tblPr>
-      <w:tblGrid>
-        <w:gridCol w:w="7920"/>
-      </w:tblGrid>
-      <w:tr>
-        <w:tc>
-          <w:tcPr/>
-          <w:bookmarkStart w:id="62" w:name="fig-fitted-residual-error"/>
-          <w:p>
-            <w:pPr>
-              <w:pStyle w:val="SourceCode"/>
-              <w:jc w:val="center"/>
-            </w:pPr>
-            <w:r>
-              <w:rPr>
-                <w:rStyle w:val="NormalTok"/>
-              </w:rPr>
-              <w:t xml:space="preserve">fre_points </w:t>
-            </w:r>
-            <w:r>
-              <w:rPr>
-                <w:rStyle w:val="OtherTok"/>
-              </w:rPr>
-              <w:t xml:space="preserve">&lt;-</w:t>
-            </w:r>
-            <w:r>
-              <w:rPr>
-                <w:rStyle w:val="NormalTok"/>
-              </w:rPr>
-              <w:t xml:space="preserve"> tibble</w:t>
-            </w:r>
-            <w:r>
-              <w:rPr>
-                <w:rStyle w:val="SpecialCharTok"/>
-              </w:rPr>
-              <w:t xml:space="preserve">::</w:t>
-            </w:r>
-            <w:r>
-              <w:rPr>
-                <w:rStyle w:val="FunctionTok"/>
-              </w:rPr>
-              <w:t xml:space="preserve">tibble</w:t>
-            </w:r>
-            <w:r>
-              <w:rPr>
-                <w:rStyle w:val="NormalTok"/>
-              </w:rPr>
-              <w:t xml:space="preserve">(</w:t>
-            </w:r>
-            <w:r>
-              <w:rPr>
-                <w:rStyle w:val="AttributeTok"/>
-              </w:rPr>
-              <w:t xml:space="preserve">x =</w:t>
-            </w:r>
-            <w:r>
-              <w:rPr>
-                <w:rStyle w:val="NormalTok"/>
-              </w:rPr>
-              <w:t xml:space="preserve"> </w:t>
-            </w:r>
-            <w:r>
-              <w:rPr>
-                <w:rStyle w:val="FunctionTok"/>
-              </w:rPr>
-              <w:t xml:space="preserve">c</w:t>
-            </w:r>
-            <w:r>
-              <w:rPr>
-                <w:rStyle w:val="NormalTok"/>
-              </w:rPr>
-              <w:t xml:space="preserve">(</w:t>
-            </w:r>
-            <w:r>
-              <w:rPr>
-                <w:rStyle w:val="DecValTok"/>
-              </w:rPr>
-              <w:t xml:space="preserve">0</w:t>
-            </w:r>
-            <w:r>
-              <w:rPr>
-                <w:rStyle w:val="NormalTok"/>
-              </w:rPr>
-              <w:t xml:space="preserve">, </w:t>
-            </w:r>
-            <w:r>
-              <w:rPr>
-                <w:rStyle w:val="DecValTok"/>
-              </w:rPr>
-              <w:t xml:space="preserve">1</w:t>
-            </w:r>
-            <w:r>
-              <w:rPr>
-                <w:rStyle w:val="NormalTok"/>
-              </w:rPr>
-              <w:t xml:space="preserve">, </w:t>
-            </w:r>
-            <w:r>
-              <w:rPr>
-                <w:rStyle w:val="DecValTok"/>
-              </w:rPr>
-              <w:t xml:space="preserve">2</w:t>
-            </w:r>
-            <w:r>
-              <w:rPr>
-                <w:rStyle w:val="NormalTok"/>
-              </w:rPr>
-              <w:t xml:space="preserve">), </w:t>
-            </w:r>
-            <w:r>
-              <w:rPr>
-                <w:rStyle w:val="AttributeTok"/>
-              </w:rPr>
-              <w:t xml:space="preserve">y =</w:t>
-            </w:r>
-            <w:r>
-              <w:rPr>
-                <w:rStyle w:val="NormalTok"/>
-              </w:rPr>
-              <w:t xml:space="preserve"> </w:t>
-            </w:r>
-            <w:r>
-              <w:rPr>
-                <w:rStyle w:val="FunctionTok"/>
-              </w:rPr>
-              <w:t xml:space="preserve">c</w:t>
-            </w:r>
-            <w:r>
-              <w:rPr>
-                <w:rStyle w:val="NormalTok"/>
-              </w:rPr>
-              <w:t xml:space="preserve">(</w:t>
-            </w:r>
-            <w:r>
-              <w:rPr>
-                <w:rStyle w:val="DecValTok"/>
-              </w:rPr>
-              <w:t xml:space="preserve">1</w:t>
-            </w:r>
-            <w:r>
-              <w:rPr>
-                <w:rStyle w:val="NormalTok"/>
-              </w:rPr>
-              <w:t xml:space="preserve">, </w:t>
-            </w:r>
-            <w:r>
-              <w:rPr>
-                <w:rStyle w:val="DecValTok"/>
-              </w:rPr>
-              <w:t xml:space="preserve">2</w:t>
-            </w:r>
-            <w:r>
-              <w:rPr>
-                <w:rStyle w:val="NormalTok"/>
-              </w:rPr>
-              <w:t xml:space="preserve">, </w:t>
-            </w:r>
-            <w:r>
-              <w:rPr>
-                <w:rStyle w:val="DecValTok"/>
-              </w:rPr>
-              <w:t xml:space="preserve">2</w:t>
-            </w:r>
-            <w:r>
-              <w:rPr>
-                <w:rStyle w:val="NormalTok"/>
-              </w:rPr>
-              <w:t xml:space="preserve">)) </w:t>
-            </w:r>
-            <w:r>
-              <w:rPr>
-                <w:rStyle w:val="SpecialCharTok"/>
-              </w:rPr>
-              <w:t xml:space="preserve">|&gt;</w:t>
-            </w:r>
-            <w:r>
-              <w:br/>
-            </w:r>
-            <w:r>
-              <w:rPr>
-                <w:rStyle w:val="NormalTok"/>
-              </w:rPr>
-              <w:t xml:space="preserve">  dplyr</w:t>
-            </w:r>
-            <w:r>
-              <w:rPr>
-                <w:rStyle w:val="SpecialCharTok"/>
-              </w:rPr>
-              <w:t xml:space="preserve">::</w:t>
-            </w:r>
-            <w:r>
-              <w:rPr>
-                <w:rStyle w:val="FunctionTok"/>
-              </w:rPr>
-              <w:t xml:space="preserve">mutate</w:t>
-            </w:r>
-            <w:r>
-              <w:rPr>
-                <w:rStyle w:val="NormalTok"/>
-              </w:rPr>
-              <w:t xml:space="preserve">(</w:t>
-            </w:r>
-            <w:r>
-              <w:rPr>
-                <w:rStyle w:val="AttributeTok"/>
-              </w:rPr>
-              <w:t xml:space="preserve">fitted =</w:t>
-            </w:r>
-            <w:r>
-              <w:rPr>
-                <w:rStyle w:val="NormalTok"/>
-              </w:rPr>
-              <w:t xml:space="preserve"> </w:t>
-            </w:r>
-            <w:r>
-              <w:rPr>
-                <w:rStyle w:val="DecValTok"/>
-              </w:rPr>
-              <w:t xml:space="preserve">1</w:t>
-            </w:r>
-            <w:r>
-              <w:rPr>
-                <w:rStyle w:val="NormalTok"/>
-              </w:rPr>
-              <w:t xml:space="preserve"> </w:t>
-            </w:r>
-            <w:r>
-              <w:rPr>
-                <w:rStyle w:val="SpecialCharTok"/>
-              </w:rPr>
-              <w:t xml:space="preserve">+</w:t>
-            </w:r>
-            <w:r>
-              <w:rPr>
-                <w:rStyle w:val="NormalTok"/>
-              </w:rPr>
-              <w:t xml:space="preserve"> </w:t>
-            </w:r>
-            <w:r>
-              <w:rPr>
-                <w:rStyle w:val="FloatTok"/>
-              </w:rPr>
-              <w:t xml:space="preserve">0.5</w:t>
-            </w:r>
-            <w:r>
-              <w:rPr>
-                <w:rStyle w:val="NormalTok"/>
-              </w:rPr>
-              <w:t xml:space="preserve"> </w:t>
-            </w:r>
-            <w:r>
-              <w:rPr>
-                <w:rStyle w:val="SpecialCharTok"/>
-              </w:rPr>
-              <w:t xml:space="preserve">*</w:t>
-            </w:r>
-            <w:r>
-              <w:rPr>
-                <w:rStyle w:val="NormalTok"/>
-              </w:rPr>
-              <w:t xml:space="preserve"> x)</w:t>
-            </w:r>
-            <w:r>
-              <w:br/>
-            </w:r>
-            <w:r>
-              <w:br/>
-            </w:r>
-            <w:r>
-              <w:rPr>
-                <w:rStyle w:val="NormalTok"/>
-              </w:rPr>
-              <w:t xml:space="preserve">ggplot2</w:t>
-            </w:r>
-            <w:r>
-              <w:rPr>
-                <w:rStyle w:val="SpecialCharTok"/>
-              </w:rPr>
-              <w:t xml:space="preserve">::</w:t>
-            </w:r>
-            <w:r>
-              <w:rPr>
-                <w:rStyle w:val="FunctionTok"/>
-              </w:rPr>
-              <w:t xml:space="preserve">ggplot</w:t>
-            </w:r>
-            <w:r>
-              <w:rPr>
-                <w:rStyle w:val="NormalTok"/>
-              </w:rPr>
-              <w:t xml:space="preserve">(fre_points, ggplot2</w:t>
-            </w:r>
-            <w:r>
-              <w:rPr>
-                <w:rStyle w:val="SpecialCharTok"/>
-              </w:rPr>
-              <w:t xml:space="preserve">::</w:t>
-            </w:r>
-            <w:r>
-              <w:rPr>
-                <w:rStyle w:val="FunctionTok"/>
-              </w:rPr>
-              <w:t xml:space="preserve">aes</w:t>
-            </w:r>
-            <w:r>
-              <w:rPr>
-                <w:rStyle w:val="NormalTok"/>
-              </w:rPr>
-              <w:t xml:space="preserve">(</w:t>
-            </w:r>
-            <w:r>
-              <w:rPr>
-                <w:rStyle w:val="AttributeTok"/>
-              </w:rPr>
-              <w:t xml:space="preserve">x =</w:t>
-            </w:r>
-            <w:r>
-              <w:rPr>
-                <w:rStyle w:val="NormalTok"/>
-              </w:rPr>
-              <w:t xml:space="preserve"> x)) </w:t>
-            </w:r>
-            <w:r>
-              <w:rPr>
-                <w:rStyle w:val="SpecialCharTok"/>
-              </w:rPr>
-              <w:t xml:space="preserve">+</w:t>
-            </w:r>
-            <w:r>
-              <w:br/>
-            </w:r>
-            <w:r>
-              <w:rPr>
-                <w:rStyle w:val="NormalTok"/>
-              </w:rPr>
-              <w:t xml:space="preserve">  ggplot2</w:t>
-            </w:r>
-            <w:r>
-              <w:rPr>
-                <w:rStyle w:val="SpecialCharTok"/>
-              </w:rPr>
-              <w:t xml:space="preserve">::</w:t>
-            </w:r>
-            <w:r>
-              <w:rPr>
-                <w:rStyle w:val="FunctionTok"/>
-              </w:rPr>
-              <w:t xml:space="preserve">geom_abline</w:t>
-            </w:r>
-            <w:r>
-              <w:rPr>
-                <w:rStyle w:val="NormalTok"/>
-              </w:rPr>
-              <w:t xml:space="preserve">(</w:t>
-            </w:r>
-            <w:r>
-              <w:rPr>
-                <w:rStyle w:val="AttributeTok"/>
-              </w:rPr>
-              <w:t xml:space="preserve">intercept =</w:t>
-            </w:r>
-            <w:r>
-              <w:rPr>
-                <w:rStyle w:val="NormalTok"/>
-              </w:rPr>
-              <w:t xml:space="preserve"> </w:t>
-            </w:r>
-            <w:r>
-              <w:rPr>
-                <w:rStyle w:val="DecValTok"/>
-              </w:rPr>
-              <w:t xml:space="preserve">1</w:t>
-            </w:r>
-            <w:r>
-              <w:rPr>
-                <w:rStyle w:val="NormalTok"/>
-              </w:rPr>
-              <w:t xml:space="preserve">, </w:t>
-            </w:r>
-            <w:r>
-              <w:rPr>
-                <w:rStyle w:val="AttributeTok"/>
-              </w:rPr>
-              <w:t xml:space="preserve">slope =</w:t>
-            </w:r>
-            <w:r>
-              <w:rPr>
-                <w:rStyle w:val="NormalTok"/>
-              </w:rPr>
-              <w:t xml:space="preserve"> </w:t>
-            </w:r>
-            <w:r>
-              <w:rPr>
-                <w:rStyle w:val="FloatTok"/>
-              </w:rPr>
-              <w:t xml:space="preserve">0.5</w:t>
-            </w:r>
-            <w:r>
-              <w:rPr>
-                <w:rStyle w:val="NormalTok"/>
-              </w:rPr>
-              <w:t xml:space="preserve">) </w:t>
-            </w:r>
-            <w:r>
-              <w:rPr>
-                <w:rStyle w:val="SpecialCharTok"/>
-              </w:rPr>
-              <w:t xml:space="preserve">+</w:t>
-            </w:r>
-            <w:r>
-              <w:br/>
-            </w:r>
-            <w:r>
-              <w:rPr>
-                <w:rStyle w:val="NormalTok"/>
-              </w:rPr>
-              <w:t xml:space="preserve">  ggplot2</w:t>
-            </w:r>
-            <w:r>
-              <w:rPr>
-                <w:rStyle w:val="SpecialCharTok"/>
-              </w:rPr>
-              <w:t xml:space="preserve">::</w:t>
-            </w:r>
-            <w:r>
-              <w:rPr>
-                <w:rStyle w:val="FunctionTok"/>
-              </w:rPr>
-              <w:t xml:space="preserve">geom_segment</w:t>
-            </w:r>
-            <w:r>
-              <w:rPr>
-                <w:rStyle w:val="NormalTok"/>
-              </w:rPr>
-              <w:t xml:space="preserve">(</w:t>
-            </w:r>
-            <w:r>
-              <w:br/>
-            </w:r>
-            <w:r>
-              <w:rPr>
-                <w:rStyle w:val="NormalTok"/>
-              </w:rPr>
-              <w:t xml:space="preserve">    ggplot2</w:t>
-            </w:r>
-            <w:r>
-              <w:rPr>
-                <w:rStyle w:val="SpecialCharTok"/>
-              </w:rPr>
-              <w:t xml:space="preserve">::</w:t>
-            </w:r>
-            <w:r>
-              <w:rPr>
-                <w:rStyle w:val="FunctionTok"/>
-              </w:rPr>
-              <w:t xml:space="preserve">aes</w:t>
-            </w:r>
-            <w:r>
-              <w:rPr>
-                <w:rStyle w:val="NormalTok"/>
-              </w:rPr>
-              <w:t xml:space="preserve">(</w:t>
-            </w:r>
-            <w:r>
-              <w:rPr>
-                <w:rStyle w:val="AttributeTok"/>
-              </w:rPr>
-              <w:t xml:space="preserve">y =</w:t>
-            </w:r>
-            <w:r>
-              <w:rPr>
-                <w:rStyle w:val="NormalTok"/>
-              </w:rPr>
-              <w:t xml:space="preserve"> fitted, </w:t>
-            </w:r>
-            <w:r>
-              <w:rPr>
-                <w:rStyle w:val="AttributeTok"/>
-              </w:rPr>
-              <w:t xml:space="preserve">xend =</w:t>
-            </w:r>
-            <w:r>
-              <w:rPr>
-                <w:rStyle w:val="NormalTok"/>
-              </w:rPr>
-              <w:t xml:space="preserve"> x, </w:t>
-            </w:r>
-            <w:r>
-              <w:rPr>
-                <w:rStyle w:val="AttributeTok"/>
-              </w:rPr>
-              <w:t xml:space="preserve">yend =</w:t>
-            </w:r>
-            <w:r>
-              <w:rPr>
-                <w:rStyle w:val="NormalTok"/>
-              </w:rPr>
-              <w:t xml:space="preserve"> y),</w:t>
-            </w:r>
-            <w:r>
-              <w:br/>
-            </w:r>
-            <w:r>
-              <w:rPr>
-                <w:rStyle w:val="NormalTok"/>
-              </w:rPr>
-              <w:t xml:space="preserve">    </w:t>
-            </w:r>
-            <w:r>
-              <w:rPr>
-                <w:rStyle w:val="AttributeTok"/>
-              </w:rPr>
-              <w:t xml:space="preserve">linetype =</w:t>
-            </w:r>
-            <w:r>
-              <w:rPr>
-                <w:rStyle w:val="NormalTok"/>
-              </w:rPr>
-              <w:t xml:space="preserve"> </w:t>
-            </w:r>
-            <w:r>
-              <w:rPr>
-                <w:rStyle w:val="StringTok"/>
-              </w:rPr>
-              <w:t xml:space="preserve">"dashed"</w:t>
-            </w:r>
-            <w:r>
-              <w:rPr>
-                <w:rStyle w:val="NormalTok"/>
-              </w:rPr>
-              <w:t xml:space="preserve">,</w:t>
-            </w:r>
-            <w:r>
-              <w:br/>
-            </w:r>
-            <w:r>
-              <w:rPr>
-                <w:rStyle w:val="NormalTok"/>
-              </w:rPr>
-              <w:t xml:space="preserve">    </w:t>
-            </w:r>
-            <w:r>
-              <w:rPr>
-                <w:rStyle w:val="AttributeTok"/>
-              </w:rPr>
-              <w:t xml:space="preserve">color =</w:t>
-            </w:r>
-            <w:r>
-              <w:rPr>
-                <w:rStyle w:val="NormalTok"/>
-              </w:rPr>
-              <w:t xml:space="preserve"> </w:t>
-            </w:r>
-            <w:r>
-              <w:rPr>
-                <w:rStyle w:val="StringTok"/>
-              </w:rPr>
-              <w:t xml:space="preserve">"firebrick"</w:t>
-            </w:r>
-            <w:r>
-              <w:br/>
-            </w:r>
-            <w:r>
-              <w:rPr>
-                <w:rStyle w:val="NormalTok"/>
-              </w:rPr>
-              <w:t xml:space="preserve">  ) </w:t>
-            </w:r>
-            <w:r>
-              <w:rPr>
-                <w:rStyle w:val="SpecialCharTok"/>
-              </w:rPr>
-              <w:t xml:space="preserve">+</w:t>
-            </w:r>
-            <w:r>
-              <w:br/>
-            </w:r>
-            <w:r>
-              <w:rPr>
-                <w:rStyle w:val="NormalTok"/>
-              </w:rPr>
-              <w:t xml:space="preserve">  ggplot2</w:t>
-            </w:r>
-            <w:r>
-              <w:rPr>
-                <w:rStyle w:val="SpecialCharTok"/>
-              </w:rPr>
-              <w:t xml:space="preserve">::</w:t>
-            </w:r>
-            <w:r>
-              <w:rPr>
-                <w:rStyle w:val="FunctionTok"/>
-              </w:rPr>
-              <w:t xml:space="preserve">geom_point</w:t>
-            </w:r>
-            <w:r>
-              <w:rPr>
-                <w:rStyle w:val="NormalTok"/>
-              </w:rPr>
-              <w:t xml:space="preserve">(ggplot2</w:t>
-            </w:r>
-            <w:r>
-              <w:rPr>
-                <w:rStyle w:val="SpecialCharTok"/>
-              </w:rPr>
-              <w:t xml:space="preserve">::</w:t>
-            </w:r>
-            <w:r>
-              <w:rPr>
-                <w:rStyle w:val="FunctionTok"/>
-              </w:rPr>
-              <w:t xml:space="preserve">aes</w:t>
-            </w:r>
-            <w:r>
-              <w:rPr>
-                <w:rStyle w:val="NormalTok"/>
-              </w:rPr>
-              <w:t xml:space="preserve">(</w:t>
-            </w:r>
-            <w:r>
-              <w:rPr>
-                <w:rStyle w:val="AttributeTok"/>
-              </w:rPr>
-              <w:t xml:space="preserve">y =</w:t>
-            </w:r>
-            <w:r>
-              <w:rPr>
-                <w:rStyle w:val="NormalTok"/>
-              </w:rPr>
-              <w:t xml:space="preserve"> fitted), </w:t>
-            </w:r>
-            <w:r>
-              <w:rPr>
-                <w:rStyle w:val="AttributeTok"/>
-              </w:rPr>
-              <w:t xml:space="preserve">shape =</w:t>
-            </w:r>
-            <w:r>
-              <w:rPr>
-                <w:rStyle w:val="NormalTok"/>
-              </w:rPr>
-              <w:t xml:space="preserve"> </w:t>
-            </w:r>
-            <w:r>
-              <w:rPr>
-                <w:rStyle w:val="DecValTok"/>
-              </w:rPr>
-              <w:t xml:space="preserve">1</w:t>
-            </w:r>
-            <w:r>
-              <w:rPr>
-                <w:rStyle w:val="NormalTok"/>
-              </w:rPr>
-              <w:t xml:space="preserve">, </w:t>
-            </w:r>
-            <w:r>
-              <w:rPr>
-                <w:rStyle w:val="AttributeTok"/>
-              </w:rPr>
-              <w:t xml:space="preserve">size =</w:t>
-            </w:r>
-            <w:r>
-              <w:rPr>
-                <w:rStyle w:val="NormalTok"/>
-              </w:rPr>
-              <w:t xml:space="preserve"> </w:t>
-            </w:r>
-            <w:r>
-              <w:rPr>
-                <w:rStyle w:val="DecValTok"/>
-              </w:rPr>
-              <w:t xml:space="preserve">3</w:t>
-            </w:r>
-            <w:r>
-              <w:rPr>
-                <w:rStyle w:val="NormalTok"/>
-              </w:rPr>
-              <w:t xml:space="preserve">) </w:t>
-            </w:r>
-            <w:r>
-              <w:rPr>
-                <w:rStyle w:val="SpecialCharTok"/>
-              </w:rPr>
-              <w:t xml:space="preserve">+</w:t>
-            </w:r>
-            <w:r>
-              <w:br/>
-            </w:r>
-            <w:r>
-              <w:rPr>
-                <w:rStyle w:val="NormalTok"/>
-              </w:rPr>
-              <w:t xml:space="preserve">  ggplot2</w:t>
-            </w:r>
-            <w:r>
-              <w:rPr>
-                <w:rStyle w:val="SpecialCharTok"/>
-              </w:rPr>
-              <w:t xml:space="preserve">::</w:t>
-            </w:r>
-            <w:r>
-              <w:rPr>
-                <w:rStyle w:val="FunctionTok"/>
-              </w:rPr>
-              <w:t xml:space="preserve">geom_point</w:t>
-            </w:r>
-            <w:r>
-              <w:rPr>
-                <w:rStyle w:val="NormalTok"/>
-              </w:rPr>
-              <w:t xml:space="preserve">(ggplot2</w:t>
-            </w:r>
-            <w:r>
-              <w:rPr>
-                <w:rStyle w:val="SpecialCharTok"/>
-              </w:rPr>
-              <w:t xml:space="preserve">::</w:t>
-            </w:r>
-            <w:r>
-              <w:rPr>
-                <w:rStyle w:val="FunctionTok"/>
-              </w:rPr>
-              <w:t xml:space="preserve">aes</w:t>
-            </w:r>
-            <w:r>
-              <w:rPr>
-                <w:rStyle w:val="NormalTok"/>
-              </w:rPr>
-              <w:t xml:space="preserve">(</w:t>
-            </w:r>
-            <w:r>
-              <w:rPr>
-                <w:rStyle w:val="AttributeTok"/>
-              </w:rPr>
-              <w:t xml:space="preserve">y =</w:t>
-            </w:r>
-            <w:r>
-              <w:rPr>
-                <w:rStyle w:val="NormalTok"/>
-              </w:rPr>
-              <w:t xml:space="preserve"> y), </w:t>
-            </w:r>
-            <w:r>
-              <w:rPr>
-                <w:rStyle w:val="AttributeTok"/>
-              </w:rPr>
-              <w:t xml:space="preserve">size =</w:t>
-            </w:r>
-            <w:r>
-              <w:rPr>
-                <w:rStyle w:val="NormalTok"/>
-              </w:rPr>
-              <w:t xml:space="preserve"> </w:t>
-            </w:r>
-            <w:r>
-              <w:rPr>
-                <w:rStyle w:val="DecValTok"/>
-              </w:rPr>
-              <w:t xml:space="preserve">3</w:t>
-            </w:r>
-            <w:r>
-              <w:rPr>
-                <w:rStyle w:val="NormalTok"/>
-              </w:rPr>
-              <w:t xml:space="preserve">) </w:t>
-            </w:r>
-            <w:r>
-              <w:rPr>
-                <w:rStyle w:val="SpecialCharTok"/>
-              </w:rPr>
-              <w:t xml:space="preserve">+</w:t>
-            </w:r>
-            <w:r>
-              <w:br/>
-            </w:r>
-            <w:r>
-              <w:rPr>
-                <w:rStyle w:val="NormalTok"/>
-              </w:rPr>
-              <w:t xml:space="preserve">  ggplot2</w:t>
-            </w:r>
-            <w:r>
-              <w:rPr>
-                <w:rStyle w:val="SpecialCharTok"/>
-              </w:rPr>
-              <w:t xml:space="preserve">::</w:t>
-            </w:r>
-            <w:r>
-              <w:rPr>
-                <w:rStyle w:val="FunctionTok"/>
-              </w:rPr>
-              <w:t xml:space="preserve">annotate</w:t>
-            </w:r>
-            <w:r>
-              <w:rPr>
-                <w:rStyle w:val="NormalTok"/>
-              </w:rPr>
-              <w:t xml:space="preserve">(</w:t>
-            </w:r>
-            <w:r>
-              <w:br/>
-            </w:r>
-            <w:r>
-              <w:rPr>
-                <w:rStyle w:val="NormalTok"/>
-              </w:rPr>
-              <w:t xml:space="preserve">    </w:t>
-            </w:r>
-            <w:r>
-              <w:rPr>
-                <w:rStyle w:val="StringTok"/>
-              </w:rPr>
-              <w:t xml:space="preserve">"text"</w:t>
-            </w:r>
-            <w:r>
-              <w:rPr>
-                <w:rStyle w:val="NormalTok"/>
-              </w:rPr>
-              <w:t xml:space="preserve">,</w:t>
-            </w:r>
-            <w:r>
-              <w:br/>
-            </w:r>
-            <w:r>
-              <w:rPr>
-                <w:rStyle w:val="NormalTok"/>
-              </w:rPr>
-              <w:t xml:space="preserve">    </w:t>
-            </w:r>
-            <w:r>
-              <w:rPr>
-                <w:rStyle w:val="AttributeTok"/>
-              </w:rPr>
-              <w:t xml:space="preserve">x =</w:t>
-            </w:r>
-            <w:r>
-              <w:rPr>
-                <w:rStyle w:val="NormalTok"/>
-              </w:rPr>
-              <w:t xml:space="preserve"> </w:t>
-            </w:r>
-            <w:r>
-              <w:rPr>
-                <w:rStyle w:val="FloatTok"/>
-              </w:rPr>
-              <w:t xml:space="preserve">1.1</w:t>
-            </w:r>
-            <w:r>
-              <w:rPr>
-                <w:rStyle w:val="NormalTok"/>
-              </w:rPr>
-              <w:t xml:space="preserve">, </w:t>
-            </w:r>
-            <w:r>
-              <w:rPr>
-                <w:rStyle w:val="AttributeTok"/>
-              </w:rPr>
-              <w:t xml:space="preserve">y =</w:t>
-            </w:r>
-            <w:r>
-              <w:rPr>
-                <w:rStyle w:val="NormalTok"/>
-              </w:rPr>
-              <w:t xml:space="preserve"> </w:t>
-            </w:r>
-            <w:r>
-              <w:rPr>
-                <w:rStyle w:val="FloatTok"/>
-              </w:rPr>
-              <w:t xml:space="preserve">1.75</w:t>
-            </w:r>
-            <w:r>
-              <w:rPr>
-                <w:rStyle w:val="NormalTok"/>
-              </w:rPr>
-              <w:t xml:space="preserve">, </w:t>
-            </w:r>
-            <w:r>
-              <w:rPr>
-                <w:rStyle w:val="AttributeTok"/>
-              </w:rPr>
-              <w:t xml:space="preserve">hjust =</w:t>
-            </w:r>
-            <w:r>
-              <w:rPr>
-                <w:rStyle w:val="NormalTok"/>
-              </w:rPr>
-              <w:t xml:space="preserve"> </w:t>
-            </w:r>
-            <w:r>
-              <w:rPr>
-                <w:rStyle w:val="DecValTok"/>
-              </w:rPr>
-              <w:t xml:space="preserve">0</w:t>
-            </w:r>
-            <w:r>
-              <w:rPr>
-                <w:rStyle w:val="NormalTok"/>
-              </w:rPr>
-              <w:t xml:space="preserve">,</w:t>
-            </w:r>
-            <w:r>
-              <w:br/>
-            </w:r>
-            <w:r>
-              <w:rPr>
-                <w:rStyle w:val="NormalTok"/>
-              </w:rPr>
-              <w:t xml:space="preserve">    </w:t>
-            </w:r>
-            <w:r>
-              <w:rPr>
-                <w:rStyle w:val="AttributeTok"/>
-              </w:rPr>
-              <w:t xml:space="preserve">label =</w:t>
-            </w:r>
-            <w:r>
-              <w:rPr>
-                <w:rStyle w:val="NormalTok"/>
-              </w:rPr>
-              <w:t xml:space="preserve"> </w:t>
-            </w:r>
-            <w:r>
-              <w:rPr>
-                <w:rStyle w:val="StringTok"/>
-              </w:rPr>
-              <w:t xml:space="preserve">"r[2] == 0.5"</w:t>
-            </w:r>
-            <w:r>
-              <w:rPr>
-                <w:rStyle w:val="NormalTok"/>
-              </w:rPr>
-              <w:t xml:space="preserve">, </w:t>
-            </w:r>
-            <w:r>
-              <w:rPr>
-                <w:rStyle w:val="AttributeTok"/>
-              </w:rPr>
-              <w:t xml:space="preserve">parse =</w:t>
-            </w:r>
-            <w:r>
-              <w:rPr>
-                <w:rStyle w:val="NormalTok"/>
-              </w:rPr>
-              <w:t xml:space="preserve"> </w:t>
-            </w:r>
-            <w:r>
-              <w:rPr>
-                <w:rStyle w:val="ConstantTok"/>
-              </w:rPr>
-              <w:t xml:space="preserve">TRUE</w:t>
-            </w:r>
-            <w:r>
-              <w:br/>
-            </w:r>
-            <w:r>
-              <w:rPr>
-                <w:rStyle w:val="NormalTok"/>
-              </w:rPr>
-              <w:t xml:space="preserve">  ) </w:t>
-            </w:r>
-            <w:r>
-              <w:rPr>
-                <w:rStyle w:val="SpecialCharTok"/>
-              </w:rPr>
-              <w:t xml:space="preserve">+</w:t>
-            </w:r>
-            <w:r>
-              <w:br/>
-            </w:r>
-            <w:r>
-              <w:rPr>
-                <w:rStyle w:val="NormalTok"/>
-              </w:rPr>
-              <w:t xml:space="preserve">  ggplot2</w:t>
-            </w:r>
-            <w:r>
-              <w:rPr>
-                <w:rStyle w:val="SpecialCharTok"/>
-              </w:rPr>
-              <w:t xml:space="preserve">::</w:t>
-            </w:r>
-            <w:r>
-              <w:rPr>
-                <w:rStyle w:val="FunctionTok"/>
-              </w:rPr>
-              <w:t xml:space="preserve">labs</w:t>
-            </w:r>
-            <w:r>
-              <w:rPr>
-                <w:rStyle w:val="NormalTok"/>
-              </w:rPr>
-              <w:t xml:space="preserve">(</w:t>
-            </w:r>
-            <w:r>
-              <w:rPr>
-                <w:rStyle w:val="AttributeTok"/>
-              </w:rPr>
-              <w:t xml:space="preserve">y =</w:t>
-            </w:r>
-            <w:r>
-              <w:rPr>
-                <w:rStyle w:val="NormalTok"/>
-              </w:rPr>
-              <w:t xml:space="preserve"> </w:t>
-            </w:r>
-            <w:r>
-              <w:rPr>
-                <w:rStyle w:val="StringTok"/>
-              </w:rPr>
-              <w:t xml:space="preserve">"y"</w:t>
-            </w:r>
-            <w:r>
-              <w:rPr>
-                <w:rStyle w:val="NormalTok"/>
-              </w:rPr>
-              <w:t xml:space="preserve">)</w:t>
-            </w:r>
-          </w:p>
-          <w:p>
-            <w:pPr>
-              <w:jc w:val="center"/>
-            </w:pPr>
-            <w:r>
-              <w:drawing>
-                <wp:inline>
-                  <wp:extent cx="4620126" cy="3696101"/>
-                  <wp:effectExtent b="0" l="0" r="0" t="0"/>
-                  <wp:docPr descr="" title="" id="60" name="Picture"/>
-                  <a:graphic>
-                    <a:graphicData uri="http://schemas.openxmlformats.org/drawingml/2006/picture">
-                      <pic:pic>
-                        <pic:nvPicPr>
-                          <pic:cNvPr descr="estimation_files/figure-docx/unnamed-chunk-1-1.png" id="61" name="Picture"/>
-                          <pic:cNvPicPr>
-                            <a:picLocks noChangeArrowheads="1" noChangeAspect="1"/>
-                          </pic:cNvPicPr>
-                        </pic:nvPicPr>
-                        <pic:blipFill>
-                          <a:blip r:embed="rId59"/>
-                          <a:stretch>
-                            <a:fillRect/>
-                          </a:stretch>
-                        </pic:blipFill>
-                        <pic:spPr bwMode="auto">
-                          <a:xfrm>
-                            <a:off x="0" y="0"/>
-                            <a:ext cx="4620126" cy="3696101"/>
-                          </a:xfrm>
-                          <a:prstGeom prst="rect">
-                            <a:avLst/>
-                          </a:prstGeom>
-                          <a:noFill/>
-                          <a:ln w="9525">
-                            <a:noFill/>
-                            <a:headEnd/>
-                            <a:tailEnd/>
-                          </a:ln>
-                        </pic:spPr>
-                      </pic:pic>
-                    </a:graphicData>
-                  </a:graphic>
-                </wp:inline>
-              </w:drawing>
-            </w:r>
-          </w:p>
-          <w:p>
-            <w:pPr>
-              <w:jc w:val="center"/>
-            </w:pPr>
-            <w:pPr>
-              <w:jc w:val="left"/>
-              <w:spacing w:before="200"/>
-              <w:pStyle w:val="ImageCaption"/>
-            </w:pPr>
-            <w:r>
-              <w:t xml:space="preserve">Figure 1: Observed outcomes (filled), fitted values on the line (open),</w:t>
-            </w:r>
-            <w:r>
-              <w:t xml:space="preserve"> </w:t>
-            </w:r>
-            <w:r>
-              <w:t xml:space="preserve">and the residual of the second point (dashed),</w:t>
-            </w:r>
-            <w:r>
-              <w:t xml:space="preserve"> </w:t>
-            </w:r>
-            <w:r>
-              <w:t xml:space="preserve">which points up from its fitted value to its observed outcome</w:t>
-            </w:r>
-          </w:p>
-          <w:bookmarkEnd w:id="62"/>
-        </w:tc>
-      </w:tr>
-    </w:tbl>
-    <w:p>
-      <w:pPr>
-        <w:pStyle w:val="BodyText"/>
-      </w:pPr>
-      <w:r>
-        <w:t xml:space="preserve">The mean squared error of these predictions is</w:t>
-      </w:r>
-    </w:p>
-    <w:p>
-      <w:pPr>
-        <w:pStyle w:val="BodyText"/>
-      </w:pPr>
-      <m:oMathPara>
-        <m:oMathParaPr>
-          <m:jc m:val="center"/>
-        </m:oMathParaPr>
-        <m:oMath>
-          <m:eqArr>
-            <m:e>
-              <m:r>
-                <m:rPr>
-                  <m:sty m:val="p"/>
-                </m:rPr>
-                <m:t>MSE</m:t>
-              </m:r>
-              <m:r>
-                <m:t>​</m:t>
-              </m:r>
-              <m:d>
-                <m:dPr>
-                  <m:begChr m:val="("/>
-                  <m:sepChr m:val=""/>
-                  <m:endChr m:val=")"/>
-                  <m:grow/>
-                </m:dPr>
-                <m:e>
-                  <m:acc>
-                    <m:accPr>
-                      <m:chr m:val="̂"/>
-                    </m:accPr>
-                    <m:e>
-                      <m:r>
-                        <m:t>y</m:t>
-                      </m:r>
-                    </m:e>
-                  </m:acc>
-                </m:e>
-              </m:d>
-              <m:r>
-                <m:t>​</m:t>
-              </m:r>
-              <m:r>
-                <m:t>&amp;</m:t>
-              </m:r>
-              <m:r>
-                <m:rPr>
-                  <m:sty m:val="p"/>
-                </m:rPr>
-                <m:t>=</m:t>
-              </m:r>
-              <m:f>
-                <m:fPr>
-                  <m:type m:val="bar"/>
-                </m:fPr>
-                <m:num>
-                  <m:sSup>
-                    <m:e>
-                      <m:r>
-                        <m:t>0</m:t>
-                      </m:r>
-                    </m:e>
-                    <m:sup>
-                      <m:r>
-                        <m:t>2</m:t>
-                      </m:r>
-                    </m:sup>
-                  </m:sSup>
-                  <m:r>
-                    <m:rPr>
-                      <m:sty m:val="p"/>
-                    </m:rPr>
-                    <m:t>+</m:t>
-                  </m:r>
-                  <m:r>
-                    <m:rPr>
-                      <m:sty m:val="p"/>
-                    </m:rPr>
-                    <m:t>(</m:t>
-                  </m:r>
-                  <m:r>
-                    <m:rPr>
-                      <m:sty m:val="p"/>
-                    </m:rPr>
-                    <m:t>−</m:t>
-                  </m:r>
-                  <m:r>
-                    <m:t>0.5</m:t>
-                  </m:r>
-                  <m:sSup>
-                    <m:e>
-                      <m:r>
-                        <m:rPr>
-                          <m:sty m:val="p"/>
-                        </m:rPr>
-                        <m:t>)</m:t>
-                      </m:r>
-                    </m:e>
-                    <m:sup>
-                      <m:r>
-                        <m:t>2</m:t>
-                      </m:r>
-                    </m:sup>
-                  </m:sSup>
-                  <m:r>
-                    <m:rPr>
-                      <m:sty m:val="p"/>
-                    </m:rPr>
-                    <m:t>+</m:t>
-                  </m:r>
-                  <m:sSup>
-                    <m:e>
-                      <m:r>
-                        <m:t>0</m:t>
-                      </m:r>
-                    </m:e>
-                    <m:sup>
-                      <m:r>
-                        <m:t>2</m:t>
-                      </m:r>
-                    </m:sup>
-                  </m:sSup>
-                </m:num>
-                <m:den>
-                  <m:r>
-                    <m:t>3</m:t>
-                  </m:r>
-                </m:den>
-              </m:f>
-            </m:e>
-            <m:e>
-              <m:r>
-                <m:t>&amp;</m:t>
-              </m:r>
-              <m:r>
-                <m:rPr>
-                  <m:sty m:val="p"/>
-                </m:rPr>
-                <m:t>=</m:t>
-              </m:r>
-              <m:f>
-                <m:fPr>
-                  <m:type m:val="bar"/>
-                </m:fPr>
-                <m:num>
-                  <m:r>
-                    <m:t>0.25</m:t>
-                  </m:r>
-                </m:num>
-                <m:den>
-                  <m:r>
-                    <m:t>3</m:t>
-                  </m:r>
-                </m:den>
-              </m:f>
-            </m:e>
-            <m:e>
-              <m:r>
-                <m:t>&amp;</m:t>
-              </m:r>
-              <m:r>
-                <m:rPr>
-                  <m:sty m:val="p"/>
-                </m:rPr>
-                <m:t>≈</m:t>
-              </m:r>
-              <m:r>
-                <m:t>0.083</m:t>
-              </m:r>
-              <m:r>
-                <m:rPr>
-                  <m:sty m:val="p"/>
-                </m:rPr>
-                <m:t>,</m:t>
-              </m:r>
-            </m:e>
-          </m:eqArr>
-        </m:oMath>
-      </m:oMathPara>
-    </w:p>
-    <w:p>
-      <w:pPr>
-        <w:pStyle w:val="FirstParagraph"/>
-      </w:pPr>
-      <w:r>
-        <w:t xml:space="preserve">the residual sum of squares,</w:t>
-      </w:r>
-      <w:r>
-        <w:t xml:space="preserve"> </w:t>
-      </w:r>
-      <m:oMath>
-        <m:r>
-          <m:t>0.25</m:t>
-        </m:r>
-      </m:oMath>
-      <w:r>
-        <w:t xml:space="preserve">, divided by</w:t>
-      </w:r>
-      <w:r>
-        <w:t xml:space="preserve"> </w:t>
-      </w:r>
-      <m:oMath>
-        <m:r>
-          <m:t>n</m:t>
-        </m:r>
-        <m:r>
-          <m:rPr>
-            <m:sty m:val="p"/>
-          </m:rPr>
-          <m:t>=</m:t>
-        </m:r>
-        <m:r>
-          <m:t>3</m:t>
-        </m:r>
-      </m:oMath>
-      <w:r>
-        <w:t xml:space="preserve">.</w:t>
-      </w:r>
-    </w:p>
-    <w:bookmarkEnd w:id="63"/>
-    <w:bookmarkEnd w:id="64"/>
-    <w:bookmarkStart w:id="71" w:name="bias"/>
-    <w:p>
-      <w:pPr>
-        <w:pStyle w:val="Heading3"/>
-      </w:pPr>
-      <w:r>
-        <w:t xml:space="preserve">3.4 Bias</w:t>
-      </w:r>
-    </w:p>
-    <w:bookmarkStart w:id="66" w:name="def-bias"/>
-    <w:p>
-      <w:pPr>
-        <w:pStyle w:val="FirstParagraph"/>
-      </w:pPr>
-      <w:r>
-        <w:rPr>
-          <w:b/>
-          <w:bCs/>
-        </w:rPr>
-        <w:t xml:space="preserve">Definition 12 (Bias)</w:t>
+        <w:t xml:space="preserve">Definition 7 (Bias)</w:t>
       </w:r>
       <w:r>
         <w:t xml:space="preserve"> </w:t>
@@ -10822,7 +4500,7 @@
       <w:pPr>
         <w:pStyle w:val="BodyText"/>
       </w:pPr>
-      <w:bookmarkStart w:id="65" w:name="eq-bias-def"/>
+      <w:bookmarkStart w:id="43" w:name="eq-bias-def"/>
       <m:oMathPara>
         <m:oMathParaPr>
           <m:jc m:val="center"/>
@@ -10950,10 +4628,10 @@
           </m:r>
         </m:oMath>
       </m:oMathPara>
-      <w:bookmarkEnd w:id="65"/>
+      <w:bookmarkEnd w:id="43"/>
     </w:p>
-    <w:bookmarkEnd w:id="66"/>
-    <w:bookmarkStart w:id="67" w:name="exr-bias-exprs"/>
+    <w:bookmarkEnd w:id="44"/>
+    <w:bookmarkStart w:id="45" w:name="exr-bias-exprs"/>
     <w:p>
       <w:pPr>
         <w:pStyle w:val="FirstParagraph"/>
@@ -10963,7 +4641,7 @@
           <w:b/>
           <w:bCs/>
         </w:rPr>
-        <w:t xml:space="preserve">Exercise 2 (Bias in terms of the expectation)</w:t>
+        <w:t xml:space="preserve">Exercise 1 (Bias in terms of the expectation)</w:t>
       </w:r>
       <w:r>
         <w:t xml:space="preserve"> </w:t>
@@ -11101,8 +4779,8 @@
         <w:t xml:space="preserve">.</w:t>
       </w:r>
     </w:p>
-    <w:bookmarkEnd w:id="67"/>
-    <w:bookmarkStart w:id="68" w:name="sol-bias-exprs"/>
+    <w:bookmarkEnd w:id="45"/>
+    <w:bookmarkStart w:id="46" w:name="sol-bias-exprs"/>
     <w:p>
       <w:pPr>
         <w:pStyle w:val="BodyText"/>
@@ -11112,7 +4790,7 @@
           <w:i/>
           <w:iCs/>
         </w:rPr>
-        <w:t xml:space="preserve">Solution 2</w:t>
+        <w:t xml:space="preserve">Solution 1</w:t>
       </w:r>
       <w:r>
         <w:t xml:space="preserve">. </w:t>
@@ -11479,8 +5157,8 @@
         </m:oMath>
       </m:oMathPara>
     </w:p>
-    <w:bookmarkEnd w:id="68"/>
-    <w:bookmarkStart w:id="69" w:name="thm-bias-exprs"/>
+    <w:bookmarkEnd w:id="46"/>
+    <w:bookmarkStart w:id="47" w:name="thm-bias-exprs"/>
     <w:p>
       <w:pPr>
         <w:pStyle w:val="FirstParagraph"/>
@@ -11490,7 +5168,7 @@
           <w:b/>
           <w:bCs/>
         </w:rPr>
-        <w:t xml:space="preserve">Theorem 2 (Bias equals expectation minus truth)</w:t>
+        <w:t xml:space="preserve">Theorem 1 (Bias equals expectation minus truth)</w:t>
       </w:r>
     </w:p>
     <w:p>
@@ -11584,7 +5262,7 @@
         </m:oMath>
       </m:oMathPara>
     </w:p>
-    <w:bookmarkEnd w:id="69"/>
+    <w:bookmarkEnd w:id="47"/>
     <w:p>
       <w:pPr>
         <w:pStyle w:val="FirstParagraph"/>
@@ -11610,14 +5288,14 @@
           <w:rPr>
             <w:rStyle w:val="Hyperlink"/>
           </w:rPr>
-          <w:t xml:space="preserve">Exercise 2</w:t>
+          <w:t xml:space="preserve">Exercise 1</w:t>
         </w:r>
       </w:hyperlink>
       <w:r>
         <w:t xml:space="preserve">.</w:t>
       </w:r>
     </w:p>
-    <w:bookmarkStart w:id="70" w:name="exm-bias-sample-mean"/>
+    <w:bookmarkStart w:id="48" w:name="exm-bias-sample-mean"/>
     <w:p>
       <w:pPr>
         <w:pStyle w:val="BodyText"/>
@@ -11627,7 +5305,7 @@
           <w:b/>
           <w:bCs/>
         </w:rPr>
-        <w:t xml:space="preserve">Example 10 (Bias of two estimators of a mean)</w:t>
+        <w:t xml:space="preserve">Example 7 (Bias of two estimators of a mean)</w:t>
       </w:r>
       <w:r>
         <w:t xml:space="preserve"> </w:t>
@@ -11773,7 +5451,7 @@
           <w:rPr>
             <w:rStyle w:val="Hyperlink"/>
           </w:rPr>
-          <w:t xml:space="preserve">Theorem 2</w:t>
+          <w:t xml:space="preserve">Theorem 1</w:t>
         </w:r>
       </w:hyperlink>
       <w:r>
@@ -12951,18 +6629,18 @@
         <w:t xml:space="preserve">uses only one.</w:t>
       </w:r>
     </w:p>
-    <w:bookmarkEnd w:id="70"/>
-    <w:bookmarkEnd w:id="71"/>
-    <w:bookmarkStart w:id="89" w:name="mean-squared-error"/>
+    <w:bookmarkEnd w:id="48"/>
+    <w:bookmarkEnd w:id="49"/>
+    <w:bookmarkStart w:id="70" w:name="mean-squared-error"/>
     <w:p>
       <w:pPr>
         <w:pStyle w:val="Heading3"/>
       </w:pPr>
       <w:r>
-        <w:t xml:space="preserve">3.5 Mean squared error</w:t>
+        <w:t xml:space="preserve">3.5 Mean squared error of an estimator</w:t>
       </w:r>
     </w:p>
-    <w:bookmarkStart w:id="72" w:name="def-mse"/>
+    <w:bookmarkStart w:id="50" w:name="def-mse"/>
     <w:p>
       <w:pPr>
         <w:pStyle w:val="FirstParagraph"/>
@@ -12972,7 +6650,7 @@
           <w:b/>
           <w:bCs/>
         </w:rPr>
-        <w:t xml:space="preserve">Definition 13 (Mean squared error)</w:t>
+        <w:t xml:space="preserve">Definition 8 (Mean squared error)</w:t>
       </w:r>
       <w:r>
         <w:t xml:space="preserve"> </w:t>
@@ -13152,11 +6830,11 @@
               <m:grow/>
             </m:dPr>
             <m:e>
-              <m:r>
-                <m:t>​</m:t>
-              </m:r>
               <m:sSup>
                 <m:e>
+                  <m:r>
+                    <m:t>​</m:t>
+                  </m:r>
                   <m:d>
                     <m:dPr>
                       <m:begChr m:val="("/>
@@ -13196,6 +6874,9 @@
                       </m:r>
                     </m:e>
                   </m:d>
+                  <m:r>
+                    <m:t>​</m:t>
+                  </m:r>
                 </m:e>
                 <m:sup>
                   <m:r>
@@ -13203,9 +6884,6 @@
                   </m:r>
                 </m:sup>
               </m:sSup>
-              <m:r>
-                <m:t>​</m:t>
-              </m:r>
             </m:e>
           </m:d>
           <m:r>
@@ -13214,8 +6892,8 @@
         </m:oMath>
       </m:oMathPara>
     </w:p>
-    <w:bookmarkEnd w:id="72"/>
-    <w:bookmarkStart w:id="73" w:name="exr-sq-bias-expand"/>
+    <w:bookmarkEnd w:id="50"/>
+    <w:bookmarkStart w:id="51" w:name="exr-sq-bias-expand"/>
     <w:p>
       <w:pPr>
         <w:pStyle w:val="FirstParagraph"/>
@@ -13225,7 +6903,7 @@
           <w:b/>
           <w:bCs/>
         </w:rPr>
-        <w:t xml:space="preserve">Exercise 3 (Expanding the squared bias)</w:t>
+        <w:t xml:space="preserve">Exercise 2 (Expanding the squared bias)</w:t>
       </w:r>
       <w:r>
         <w:t xml:space="preserve"> </w:t>
@@ -13241,7 +6919,7 @@
           <w:rPr>
             <w:rStyle w:val="Hyperlink"/>
           </w:rPr>
-          <w:t xml:space="preserve">Theorem 2</w:t>
+          <w:t xml:space="preserve">Theorem 1</w:t>
         </w:r>
       </w:hyperlink>
       <w:r>
@@ -13268,11 +6946,11 @@
         <w:t xml:space="preserve"> </w:t>
       </w:r>
       <m:oMath>
-        <m:r>
-          <m:t>​</m:t>
-        </m:r>
         <m:sSup>
           <m:e>
+            <m:r>
+              <m:t>​</m:t>
+            </m:r>
             <m:d>
               <m:dPr>
                 <m:begChr m:val="("/>
@@ -13315,6 +6993,9 @@
                 </m:r>
               </m:e>
             </m:d>
+            <m:r>
+              <m:t>​</m:t>
+            </m:r>
           </m:e>
           <m:sup>
             <m:r>
@@ -13322,9 +7003,6 @@
             </m:r>
           </m:sup>
         </m:sSup>
-        <m:r>
-          <m:t>​</m:t>
-        </m:r>
       </m:oMath>
       <w:r>
         <w:t xml:space="preserve"> </w:t>
@@ -13387,8 +7065,8 @@
         <w:t xml:space="preserve">.</w:t>
       </w:r>
     </w:p>
-    <w:bookmarkEnd w:id="73"/>
-    <w:bookmarkStart w:id="74" w:name="sol-sq-bias-expand"/>
+    <w:bookmarkEnd w:id="51"/>
+    <w:bookmarkStart w:id="52" w:name="sol-sq-bias-expand"/>
     <w:p>
       <w:pPr>
         <w:pStyle w:val="BodyText"/>
@@ -13398,7 +7076,7 @@
           <w:i/>
           <w:iCs/>
         </w:rPr>
-        <w:t xml:space="preserve">Solution 3</w:t>
+        <w:t xml:space="preserve">Solution 2</w:t>
       </w:r>
       <w:r>
         <w:t xml:space="preserve">. </w:t>
@@ -13415,11 +7093,11 @@
         <m:oMath>
           <m:eqArr>
             <m:e>
-              <m:r>
-                <m:t>​</m:t>
-              </m:r>
               <m:sSup>
                 <m:e>
+                  <m:r>
+                    <m:t>​</m:t>
+                  </m:r>
                   <m:d>
                     <m:dPr>
                       <m:begChr m:val="("/>
@@ -13462,6 +7140,9 @@
                       </m:r>
                     </m:e>
                   </m:d>
+                  <m:r>
+                    <m:t>​</m:t>
+                  </m:r>
                 </m:e>
                 <m:sup>
                   <m:r>
@@ -13470,9 +7151,6 @@
                 </m:sup>
               </m:sSup>
               <m:r>
-                <m:t>​</m:t>
-              </m:r>
-              <m:r>
                 <m:t>&amp;</m:t>
               </m:r>
               <m:r>
@@ -13481,11 +7159,11 @@
                 </m:rPr>
                 <m:t>=</m:t>
               </m:r>
-              <m:r>
-                <m:t>​</m:t>
-              </m:r>
               <m:sSup>
                 <m:e>
+                  <m:r>
+                    <m:t>​</m:t>
+                  </m:r>
                   <m:d>
                     <m:dPr>
                       <m:begChr m:val="("/>
@@ -13537,6 +7215,9 @@
                       </m:r>
                     </m:e>
                   </m:d>
+                  <m:r>
+                    <m:t>​</m:t>
+                  </m:r>
                 </m:e>
                 <m:sup>
                   <m:r>
@@ -13545,9 +7226,6 @@
                 </m:sup>
               </m:sSup>
               <m:r>
-                <m:t>​</m:t>
-              </m:r>
-              <m:r>
                 <m:t>&amp;</m:t>
               </m:r>
               <m:r>
@@ -13571,11 +7249,11 @@
                 </m:rPr>
                 <m:t>=</m:t>
               </m:r>
-              <m:r>
-                <m:t>​</m:t>
-              </m:r>
               <m:sSup>
                 <m:e>
+                  <m:r>
+                    <m:t>​</m:t>
+                  </m:r>
                   <m:d>
                     <m:dPr>
                       <m:begChr m:val="("/>
@@ -13618,6 +7296,9 @@
                       </m:r>
                     </m:e>
                   </m:d>
+                  <m:r>
+                    <m:t>​</m:t>
+                  </m:r>
                 </m:e>
                 <m:sup>
                   <m:r>
@@ -13625,9 +7306,6 @@
                   </m:r>
                 </m:sup>
               </m:sSup>
-              <m:r>
-                <m:t>​</m:t>
-              </m:r>
               <m:r>
                 <m:rPr>
                   <m:sty m:val="p"/>
@@ -13708,8 +7386,8 @@
         </m:oMath>
       </m:oMathPara>
     </w:p>
-    <w:bookmarkEnd w:id="74"/>
-    <w:bookmarkStart w:id="75" w:name="exr-bias-sq-plus-var"/>
+    <w:bookmarkEnd w:id="52"/>
+    <w:bookmarkStart w:id="53" w:name="thm-sq-bias-expand"/>
     <w:p>
       <w:pPr>
         <w:pStyle w:val="FirstParagraph"/>
@@ -13719,13 +7397,281 @@
           <w:b/>
           <w:bCs/>
         </w:rPr>
-        <w:t xml:space="preserve">Exercise 4 (Squared bias plus variance)</w:t>
-      </w:r>
-      <w:r>
-        <w:t xml:space="preserve"> </w:t>
-      </w:r>
-      <w:r>
-        <w:t xml:space="preserve">Using</w:t>
+        <w:t xml:space="preserve">Theorem 2 (Expanded squared bias)</w:t>
+      </w:r>
+      <w:r>
+        <w:t xml:space="preserve"> </w:t>
+      </w:r>
+      <w:r>
+        <w:t xml:space="preserve">For any one-dimensional estimator</w:t>
+      </w:r>
+      <w:r>
+        <w:t xml:space="preserve"> </w:t>
+      </w:r>
+      <m:oMath>
+        <m:acc>
+          <m:accPr>
+            <m:chr m:val="̂"/>
+          </m:accPr>
+          <m:e>
+            <m:r>
+              <m:t>θ</m:t>
+            </m:r>
+          </m:e>
+        </m:acc>
+      </m:oMath>
+      <w:r>
+        <w:t xml:space="preserve"> </w:t>
+      </w:r>
+      <w:r>
+        <w:t xml:space="preserve">of an estimand</w:t>
+      </w:r>
+      <w:r>
+        <w:t xml:space="preserve"> </w:t>
+      </w:r>
+      <m:oMath>
+        <m:r>
+          <m:t>θ</m:t>
+        </m:r>
+      </m:oMath>
+      <w:r>
+        <w:t xml:space="preserve">,</w:t>
+      </w:r>
+      <w:r>
+        <w:t xml:space="preserve"> </w:t>
+      </w:r>
+      <w:r>
+        <w:t xml:space="preserve">the squared</w:t>
+      </w:r>
+      <w:r>
+        <w:t xml:space="preserve"> </w:t>
+      </w:r>
+      <w:hyperlink w:anchor="def-bias">
+        <w:r>
+          <w:rPr>
+            <w:rStyle w:val="Hyperlink"/>
+          </w:rPr>
+          <w:t xml:space="preserve">bias</w:t>
+        </w:r>
+      </w:hyperlink>
+      <w:r>
+        <w:t xml:space="preserve"> </w:t>
+      </w:r>
+      <w:r>
+        <w:t xml:space="preserve">is:</w:t>
+      </w:r>
+    </w:p>
+    <w:p>
+      <w:pPr>
+        <w:pStyle w:val="BodyText"/>
+      </w:pPr>
+      <m:oMathPara>
+        <m:oMathParaPr>
+          <m:jc m:val="center"/>
+        </m:oMathParaPr>
+        <m:oMath>
+          <m:sSup>
+            <m:e>
+              <m:r>
+                <m:t>​</m:t>
+              </m:r>
+              <m:d>
+                <m:dPr>
+                  <m:begChr m:val="("/>
+                  <m:sepChr m:val=""/>
+                  <m:endChr m:val=")"/>
+                  <m:grow/>
+                </m:dPr>
+                <m:e>
+                  <m:r>
+                    <m:rPr>
+                      <m:sty m:val="p"/>
+                    </m:rPr>
+                    <m:t>Bias</m:t>
+                  </m:r>
+                  <m:r>
+                    <m:t>​</m:t>
+                  </m:r>
+                  <m:d>
+                    <m:dPr>
+                      <m:begChr m:val="("/>
+                      <m:sepChr m:val=""/>
+                      <m:endChr m:val=")"/>
+                      <m:grow/>
+                    </m:dPr>
+                    <m:e>
+                      <m:acc>
+                        <m:accPr>
+                          <m:chr m:val="̂"/>
+                        </m:accPr>
+                        <m:e>
+                          <m:r>
+                            <m:t>θ</m:t>
+                          </m:r>
+                        </m:e>
+                      </m:acc>
+                    </m:e>
+                  </m:d>
+                  <m:r>
+                    <m:t>​</m:t>
+                  </m:r>
+                </m:e>
+              </m:d>
+              <m:r>
+                <m:t>​</m:t>
+              </m:r>
+            </m:e>
+            <m:sup>
+              <m:r>
+                <m:t>2</m:t>
+              </m:r>
+            </m:sup>
+          </m:sSup>
+          <m:r>
+            <m:rPr>
+              <m:sty m:val="p"/>
+            </m:rPr>
+            <m:t>=</m:t>
+          </m:r>
+          <m:sSup>
+            <m:e>
+              <m:r>
+                <m:t>​</m:t>
+              </m:r>
+              <m:d>
+                <m:dPr>
+                  <m:begChr m:val="("/>
+                  <m:sepChr m:val=""/>
+                  <m:endChr m:val=")"/>
+                  <m:grow/>
+                </m:dPr>
+                <m:e>
+                  <m:r>
+                    <m:rPr>
+                      <m:sty m:val="p"/>
+                    </m:rPr>
+                    <m:t>E</m:t>
+                  </m:r>
+                  <m:r>
+                    <m:t>​</m:t>
+                  </m:r>
+                  <m:d>
+                    <m:dPr>
+                      <m:begChr m:val="["/>
+                      <m:sepChr m:val=""/>
+                      <m:endChr m:val="]"/>
+                      <m:grow/>
+                    </m:dPr>
+                    <m:e>
+                      <m:acc>
+                        <m:accPr>
+                          <m:chr m:val="̂"/>
+                        </m:accPr>
+                        <m:e>
+                          <m:r>
+                            <m:t>θ</m:t>
+                          </m:r>
+                        </m:e>
+                      </m:acc>
+                    </m:e>
+                  </m:d>
+                  <m:r>
+                    <m:t>​</m:t>
+                  </m:r>
+                </m:e>
+              </m:d>
+              <m:r>
+                <m:t>​</m:t>
+              </m:r>
+            </m:e>
+            <m:sup>
+              <m:r>
+                <m:t>2</m:t>
+              </m:r>
+            </m:sup>
+          </m:sSup>
+          <m:r>
+            <m:rPr>
+              <m:sty m:val="p"/>
+            </m:rPr>
+            <m:t>−</m:t>
+          </m:r>
+          <m:r>
+            <m:t>2</m:t>
+          </m:r>
+          <m:r>
+            <m:rPr>
+              <m:sty m:val="p"/>
+            </m:rPr>
+            <m:t>E</m:t>
+          </m:r>
+          <m:r>
+            <m:t>​</m:t>
+          </m:r>
+          <m:d>
+            <m:dPr>
+              <m:begChr m:val="["/>
+              <m:sepChr m:val=""/>
+              <m:endChr m:val="]"/>
+              <m:grow/>
+            </m:dPr>
+            <m:e>
+              <m:acc>
+                <m:accPr>
+                  <m:chr m:val="̂"/>
+                </m:accPr>
+                <m:e>
+                  <m:r>
+                    <m:t>θ</m:t>
+                  </m:r>
+                </m:e>
+              </m:acc>
+            </m:e>
+          </m:d>
+          <m:r>
+            <m:t>​</m:t>
+          </m:r>
+          <m:r>
+            <m:t>θ</m:t>
+          </m:r>
+          <m:r>
+            <m:rPr>
+              <m:sty m:val="p"/>
+            </m:rPr>
+            <m:t>+</m:t>
+          </m:r>
+          <m:sSup>
+            <m:e>
+              <m:r>
+                <m:t>θ</m:t>
+              </m:r>
+            </m:e>
+            <m:sup>
+              <m:r>
+                <m:t>2</m:t>
+              </m:r>
+            </m:sup>
+          </m:sSup>
+        </m:oMath>
+      </m:oMathPara>
+    </w:p>
+    <w:bookmarkEnd w:id="53"/>
+    <w:p>
+      <w:pPr>
+        <w:pStyle w:val="FirstParagraph"/>
+      </w:pPr>
+      <w:r>
+        <w:rPr>
+          <w:i/>
+          <w:iCs/>
+        </w:rPr>
+        <w:t xml:space="preserve">Proof</w:t>
+      </w:r>
+      <w:r>
+        <w:t xml:space="preserve">. </w:t>
+      </w:r>
+      <w:r>
+        <w:t xml:space="preserve">This is the solution to</w:t>
       </w:r>
       <w:r>
         <w:t xml:space="preserve"> </w:t>
@@ -13735,10 +7681,57 @@
           <w:rPr>
             <w:rStyle w:val="Hyperlink"/>
           </w:rPr>
-          <w:t xml:space="preserve">Exercise 3</w:t>
+          <w:t xml:space="preserve">Exercise 2</w:t>
         </w:r>
       </w:hyperlink>
       <w:r>
+        <w:t xml:space="preserve">, worked in</w:t>
+      </w:r>
+      <w:r>
+        <w:t xml:space="preserve"> </w:t>
+      </w:r>
+      <w:hyperlink w:anchor="sol-sq-bias-expand">
+        <w:r>
+          <w:rPr>
+            <w:rStyle w:val="Hyperlink"/>
+          </w:rPr>
+          <w:t xml:space="preserve">Solution 2</w:t>
+        </w:r>
+      </w:hyperlink>
+      <w:r>
+        <w:t xml:space="preserve">.</w:t>
+      </w:r>
+    </w:p>
+    <w:bookmarkStart w:id="54" w:name="exr-bias-sq-plus-var"/>
+    <w:p>
+      <w:pPr>
+        <w:pStyle w:val="BodyText"/>
+      </w:pPr>
+      <w:r>
+        <w:rPr>
+          <w:b/>
+          <w:bCs/>
+        </w:rPr>
+        <w:t xml:space="preserve">Exercise 3 (Squared bias plus variance)</w:t>
+      </w:r>
+      <w:r>
+        <w:t xml:space="preserve"> </w:t>
+      </w:r>
+      <w:r>
+        <w:t xml:space="preserve">Using</w:t>
+      </w:r>
+      <w:r>
+        <w:t xml:space="preserve"> </w:t>
+      </w:r>
+      <w:hyperlink w:anchor="exr-sq-bias-expand">
+        <w:r>
+          <w:rPr>
+            <w:rStyle w:val="Hyperlink"/>
+          </w:rPr>
+          <w:t xml:space="preserve">Exercise 2</w:t>
+        </w:r>
+      </w:hyperlink>
+      <w:r>
         <w:t xml:space="preserve">,</w:t>
       </w:r>
       <w:r>
@@ -13751,11 +7744,11 @@
         <w:t xml:space="preserve"> </w:t>
       </w:r>
       <m:oMath>
-        <m:r>
-          <m:t>​</m:t>
-        </m:r>
         <m:sSup>
           <m:e>
+            <m:r>
+              <m:t>​</m:t>
+            </m:r>
             <m:d>
               <m:dPr>
                 <m:begChr m:val="("/>
@@ -13798,6 +7791,9 @@
                 </m:r>
               </m:e>
             </m:d>
+            <m:r>
+              <m:t>​</m:t>
+            </m:r>
           </m:e>
           <m:sup>
             <m:r>
@@ -13805,9 +7801,6 @@
             </m:r>
           </m:sup>
         </m:sSup>
-        <m:r>
-          <m:t>​</m:t>
-        </m:r>
         <m:r>
           <m:rPr>
             <m:sty m:val="p"/>
@@ -13954,8 +7947,8 @@
         <w:t xml:space="preserve">.</w:t>
       </w:r>
     </w:p>
-    <w:bookmarkEnd w:id="75"/>
-    <w:bookmarkStart w:id="79" w:name="sol-bias-sq-plus-var"/>
+    <w:bookmarkEnd w:id="54"/>
+    <w:bookmarkStart w:id="58" w:name="sol-bias-sq-plus-var"/>
     <w:p>
       <w:pPr>
         <w:pStyle w:val="BodyText"/>
@@ -13965,7 +7958,7 @@
           <w:i/>
           <w:iCs/>
         </w:rPr>
-        <w:t xml:space="preserve">Solution 4</w:t>
+        <w:t xml:space="preserve">Solution 3</w:t>
       </w:r>
       <w:r>
         <w:t xml:space="preserve">. </w:t>
@@ -13979,7 +7972,7 @@
       <w:r>
         <w:t xml:space="preserve">(</w:t>
       </w:r>
-      <w:hyperlink r:id="rId76">
+      <w:hyperlink r:id="rId55">
         <w:r>
           <w:rPr>
             <w:rStyle w:val="Hyperlink"/>
@@ -13995,7 +7988,7 @@
       <w:pPr>
         <w:pStyle w:val="BodyText"/>
       </w:pPr>
-      <w:bookmarkStart w:id="77" w:name="eq-bias-sq-plus-var-exr"/>
+      <w:bookmarkStart w:id="56" w:name="eq-bias-sq-plus-var-exr"/>
       <m:oMathPara>
         <m:oMathParaPr>
           <m:jc m:val="center"/>
@@ -14086,11 +8079,11 @@
             </m:rPr>
             <m:t>−</m:t>
           </m:r>
-          <m:r>
-            <m:t>​</m:t>
-          </m:r>
           <m:sSup>
             <m:e>
+              <m:r>
+                <m:t>​</m:t>
+              </m:r>
               <m:d>
                 <m:dPr>
                   <m:begChr m:val="("/>
@@ -14133,6 +8126,9 @@
                   </m:r>
                 </m:e>
               </m:d>
+              <m:r>
+                <m:t>​</m:t>
+              </m:r>
             </m:e>
             <m:sup>
               <m:r>
@@ -14140,9 +8136,6 @@
               </m:r>
             </m:sup>
           </m:sSup>
-          <m:r>
-            <m:t>​</m:t>
-          </m:r>
           <m:r>
             <m:t>  </m:t>
           </m:r>
@@ -14163,7 +8156,7 @@
           </m:r>
         </m:oMath>
       </m:oMathPara>
-      <w:bookmarkEnd w:id="77"/>
+      <w:bookmarkEnd w:id="56"/>
     </w:p>
     <w:p>
       <w:pPr>
@@ -14180,7 +8173,7 @@
           <w:rPr>
             <w:rStyle w:val="Hyperlink"/>
           </w:rPr>
-          <w:t xml:space="preserve">Exercise 3</w:t>
+          <w:t xml:space="preserve">Exercise 2</w:t>
         </w:r>
       </w:hyperlink>
       <w:r>
@@ -14194,7 +8187,7 @@
       <w:pPr>
         <w:pStyle w:val="BodyText"/>
       </w:pPr>
-      <w:bookmarkStart w:id="78" w:name="eq-bias-sq-plus-var-exr-2"/>
+      <w:bookmarkStart w:id="57" w:name="eq-bias-sq-plus-var-exr-2"/>
       <m:oMathPara>
         <m:oMathParaPr>
           <m:jc m:val="center"/>
@@ -14202,11 +8195,11 @@
         <m:oMath>
           <m:eqArr>
             <m:e>
-              <m:r>
-                <m:t>​</m:t>
-              </m:r>
               <m:sSup>
                 <m:e>
+                  <m:r>
+                    <m:t>​</m:t>
+                  </m:r>
                   <m:d>
                     <m:dPr>
                       <m:begChr m:val="("/>
@@ -14249,6 +8242,9 @@
                       </m:r>
                     </m:e>
                   </m:d>
+                  <m:r>
+                    <m:t>​</m:t>
+                  </m:r>
                 </m:e>
                 <m:sup>
                   <m:r>
@@ -14256,9 +8252,6 @@
                   </m:r>
                 </m:sup>
               </m:sSup>
-              <m:r>
-                <m:t>​</m:t>
-              </m:r>
               <m:r>
                 <m:rPr>
                   <m:sty m:val="p"/>
@@ -14306,11 +8299,11 @@
                 </m:rPr>
                 <m:t>=</m:t>
               </m:r>
-              <m:r>
-                <m:t>​</m:t>
-              </m:r>
               <m:sSup>
                 <m:e>
+                  <m:r>
+                    <m:t>​</m:t>
+                  </m:r>
                   <m:d>
                     <m:dPr>
                       <m:begChr m:val="("/>
@@ -14353,6 +8346,9 @@
                       </m:r>
                     </m:e>
                   </m:d>
+                  <m:r>
+                    <m:t>​</m:t>
+                  </m:r>
                 </m:e>
                 <m:sup>
                   <m:r>
@@ -14360,9 +8356,6 @@
                   </m:r>
                 </m:sup>
               </m:sSup>
-              <m:r>
-                <m:t>​</m:t>
-              </m:r>
               <m:r>
                 <m:rPr>
                   <m:sty m:val="p"/>
@@ -14487,11 +8480,11 @@
                 </m:rPr>
                 <m:t>=</m:t>
               </m:r>
-              <m:r>
-                <m:t>​</m:t>
-              </m:r>
               <m:sSup>
                 <m:e>
+                  <m:r>
+                    <m:t>​</m:t>
+                  </m:r>
                   <m:d>
                     <m:dPr>
                       <m:begChr m:val="("/>
@@ -14534,6 +8527,9 @@
                       </m:r>
                     </m:e>
                   </m:d>
+                  <m:r>
+                    <m:t>​</m:t>
+                  </m:r>
                 </m:e>
                 <m:sup>
                   <m:r>
@@ -14541,9 +8537,6 @@
                   </m:r>
                 </m:sup>
               </m:sSup>
-              <m:r>
-                <m:t>​</m:t>
-              </m:r>
               <m:r>
                 <m:rPr>
                   <m:sty m:val="p"/>
@@ -14659,11 +8652,11 @@
                 </m:rPr>
                 <m:t>−</m:t>
               </m:r>
-              <m:r>
-                <m:t>​</m:t>
-              </m:r>
               <m:sSup>
                 <m:e>
+                  <m:r>
+                    <m:t>​</m:t>
+                  </m:r>
                   <m:d>
                     <m:dPr>
                       <m:begChr m:val="("/>
@@ -14706,6 +8699,9 @@
                       </m:r>
                     </m:e>
                   </m:d>
+                  <m:r>
+                    <m:t>​</m:t>
+                  </m:r>
                 </m:e>
                 <m:sup>
                   <m:r>
@@ -14713,9 +8709,6 @@
                   </m:r>
                 </m:sup>
               </m:sSup>
-              <m:r>
-                <m:t>​</m:t>
-              </m:r>
               <m:r>
                 <m:t>&amp;</m:t>
               </m:r>
@@ -14849,11 +8842,11 @@
                 </m:rPr>
                 <m:t>+</m:t>
               </m:r>
-              <m:r>
-                <m:t>​</m:t>
-              </m:r>
               <m:sSup>
                 <m:e>
+                  <m:r>
+                    <m:t>​</m:t>
+                  </m:r>
                   <m:d>
                     <m:dPr>
                       <m:begChr m:val="("/>
@@ -14896,6 +8889,9 @@
                       </m:r>
                     </m:e>
                   </m:d>
+                  <m:r>
+                    <m:t>​</m:t>
+                  </m:r>
                 </m:e>
                 <m:sup>
                   <m:r>
@@ -14904,19 +8900,16 @@
                 </m:sup>
               </m:sSup>
               <m:r>
-                <m:t>​</m:t>
-              </m:r>
-              <m:r>
                 <m:rPr>
                   <m:sty m:val="p"/>
                 </m:rPr>
                 <m:t>−</m:t>
               </m:r>
-              <m:r>
-                <m:t>​</m:t>
-              </m:r>
               <m:sSup>
                 <m:e>
+                  <m:r>
+                    <m:t>​</m:t>
+                  </m:r>
                   <m:d>
                     <m:dPr>
                       <m:begChr m:val="("/>
@@ -14959,6 +8952,9 @@
                       </m:r>
                     </m:e>
                   </m:d>
+                  <m:r>
+                    <m:t>​</m:t>
+                  </m:r>
                 </m:e>
                 <m:sup>
                   <m:r>
@@ -14966,9 +8962,6 @@
                   </m:r>
                 </m:sup>
               </m:sSup>
-              <m:r>
-                <m:t>​</m:t>
-              </m:r>
               <m:r>
                 <m:t>&amp;</m:t>
               </m:r>
@@ -15113,11 +9106,11 @@
                   <m:grow/>
                 </m:dPr>
                 <m:e>
-                  <m:r>
-                    <m:t>​</m:t>
-                  </m:r>
                   <m:sSup>
                     <m:e>
+                      <m:r>
+                        <m:t>​</m:t>
+                      </m:r>
                       <m:d>
                         <m:dPr>
                           <m:begChr m:val="("/>
@@ -15160,6 +9153,9 @@
                           </m:r>
                         </m:e>
                       </m:d>
+                      <m:r>
+                        <m:t>​</m:t>
+                      </m:r>
                     </m:e>
                     <m:sup>
                       <m:r>
@@ -15167,20 +9163,17 @@
                       </m:r>
                     </m:sup>
                   </m:sSup>
-                  <m:r>
-                    <m:t>​</m:t>
-                  </m:r>
                   <m:r>
                     <m:rPr>
                       <m:sty m:val="p"/>
                     </m:rPr>
                     <m:t>−</m:t>
                   </m:r>
-                  <m:r>
-                    <m:t>​</m:t>
-                  </m:r>
                   <m:sSup>
                     <m:e>
+                      <m:r>
+                        <m:t>​</m:t>
+                      </m:r>
                       <m:d>
                         <m:dPr>
                           <m:begChr m:val="("/>
@@ -15223,6 +9216,9 @@
                           </m:r>
                         </m:e>
                       </m:d>
+                      <m:r>
+                        <m:t>​</m:t>
+                      </m:r>
                     </m:e>
                     <m:sup>
                       <m:r>
@@ -15230,9 +9226,6 @@
                       </m:r>
                     </m:sup>
                   </m:sSup>
-                  <m:r>
-                    <m:t>​</m:t>
-                  </m:r>
                 </m:e>
               </m:d>
               <m:r>
@@ -15592,10 +9585,10 @@
           </m:r>
         </m:oMath>
       </m:oMathPara>
-      <w:bookmarkEnd w:id="78"/>
+      <w:bookmarkEnd w:id="57"/>
     </w:p>
-    <w:bookmarkEnd w:id="79"/>
-    <w:bookmarkStart w:id="80" w:name="exr-mse-expand"/>
+    <w:bookmarkEnd w:id="58"/>
+    <w:bookmarkStart w:id="59" w:name="thm-bias-sq-plus-var"/>
     <w:p>
       <w:pPr>
         <w:pStyle w:val="FirstParagraph"/>
@@ -15605,7 +9598,347 @@
           <w:b/>
           <w:bCs/>
         </w:rPr>
-        <w:t xml:space="preserve">Exercise 5 (Expanding the mean squared error)</w:t>
+        <w:t xml:space="preserve">Theorem 3 (Expanded squared bias plus variance)</w:t>
+      </w:r>
+      <w:r>
+        <w:t xml:space="preserve"> </w:t>
+      </w:r>
+      <w:r>
+        <w:t xml:space="preserve">For any one-dimensional estimator</w:t>
+      </w:r>
+      <w:r>
+        <w:t xml:space="preserve"> </w:t>
+      </w:r>
+      <m:oMath>
+        <m:acc>
+          <m:accPr>
+            <m:chr m:val="̂"/>
+          </m:accPr>
+          <m:e>
+            <m:r>
+              <m:t>θ</m:t>
+            </m:r>
+          </m:e>
+        </m:acc>
+      </m:oMath>
+      <w:r>
+        <w:t xml:space="preserve"> </w:t>
+      </w:r>
+      <w:r>
+        <w:t xml:space="preserve">of an estimand</w:t>
+      </w:r>
+      <w:r>
+        <w:t xml:space="preserve"> </w:t>
+      </w:r>
+      <m:oMath>
+        <m:r>
+          <m:t>θ</m:t>
+        </m:r>
+      </m:oMath>
+      <w:r>
+        <w:t xml:space="preserve">,</w:t>
+      </w:r>
+      <w:r>
+        <w:t xml:space="preserve"> </w:t>
+      </w:r>
+      <w:r>
+        <w:t xml:space="preserve">the squared bias plus the variance is:</w:t>
+      </w:r>
+    </w:p>
+    <w:p>
+      <w:pPr>
+        <w:pStyle w:val="BodyText"/>
+      </w:pPr>
+      <m:oMathPara>
+        <m:oMathParaPr>
+          <m:jc m:val="center"/>
+        </m:oMathParaPr>
+        <m:oMath>
+          <m:sSup>
+            <m:e>
+              <m:r>
+                <m:t>​</m:t>
+              </m:r>
+              <m:d>
+                <m:dPr>
+                  <m:begChr m:val="("/>
+                  <m:sepChr m:val=""/>
+                  <m:endChr m:val=")"/>
+                  <m:grow/>
+                </m:dPr>
+                <m:e>
+                  <m:r>
+                    <m:rPr>
+                      <m:sty m:val="p"/>
+                    </m:rPr>
+                    <m:t>Bias</m:t>
+                  </m:r>
+                  <m:r>
+                    <m:t>​</m:t>
+                  </m:r>
+                  <m:d>
+                    <m:dPr>
+                      <m:begChr m:val="("/>
+                      <m:sepChr m:val=""/>
+                      <m:endChr m:val=")"/>
+                      <m:grow/>
+                    </m:dPr>
+                    <m:e>
+                      <m:acc>
+                        <m:accPr>
+                          <m:chr m:val="̂"/>
+                        </m:accPr>
+                        <m:e>
+                          <m:r>
+                            <m:t>θ</m:t>
+                          </m:r>
+                        </m:e>
+                      </m:acc>
+                    </m:e>
+                  </m:d>
+                  <m:r>
+                    <m:t>​</m:t>
+                  </m:r>
+                </m:e>
+              </m:d>
+              <m:r>
+                <m:t>​</m:t>
+              </m:r>
+            </m:e>
+            <m:sup>
+              <m:r>
+                <m:t>2</m:t>
+              </m:r>
+            </m:sup>
+          </m:sSup>
+          <m:r>
+            <m:rPr>
+              <m:sty m:val="p"/>
+            </m:rPr>
+            <m:t>+</m:t>
+          </m:r>
+          <m:r>
+            <m:rPr>
+              <m:sty m:val="p"/>
+            </m:rPr>
+            <m:t>Var</m:t>
+          </m:r>
+          <m:r>
+            <m:t>​</m:t>
+          </m:r>
+          <m:d>
+            <m:dPr>
+              <m:begChr m:val="("/>
+              <m:sepChr m:val=""/>
+              <m:endChr m:val=")"/>
+              <m:grow/>
+            </m:dPr>
+            <m:e>
+              <m:acc>
+                <m:accPr>
+                  <m:chr m:val="̂"/>
+                </m:accPr>
+                <m:e>
+                  <m:r>
+                    <m:t>θ</m:t>
+                  </m:r>
+                </m:e>
+              </m:acc>
+            </m:e>
+          </m:d>
+          <m:r>
+            <m:t>​</m:t>
+          </m:r>
+          <m:r>
+            <m:rPr>
+              <m:sty m:val="p"/>
+            </m:rPr>
+            <m:t>=</m:t>
+          </m:r>
+          <m:r>
+            <m:rPr>
+              <m:sty m:val="p"/>
+            </m:rPr>
+            <m:t>E</m:t>
+          </m:r>
+          <m:r>
+            <m:t>​</m:t>
+          </m:r>
+          <m:d>
+            <m:dPr>
+              <m:begChr m:val="["/>
+              <m:sepChr m:val=""/>
+              <m:endChr m:val="]"/>
+              <m:grow/>
+            </m:dPr>
+            <m:e>
+              <m:sSup>
+                <m:e>
+                  <m:acc>
+                    <m:accPr>
+                      <m:chr m:val="̂"/>
+                    </m:accPr>
+                    <m:e>
+                      <m:r>
+                        <m:t>θ</m:t>
+                      </m:r>
+                    </m:e>
+                  </m:acc>
+                </m:e>
+                <m:sup>
+                  <m:r>
+                    <m:t>2</m:t>
+                  </m:r>
+                </m:sup>
+              </m:sSup>
+            </m:e>
+          </m:d>
+          <m:r>
+            <m:t>​</m:t>
+          </m:r>
+          <m:r>
+            <m:rPr>
+              <m:sty m:val="p"/>
+            </m:rPr>
+            <m:t>−</m:t>
+          </m:r>
+          <m:r>
+            <m:t>2</m:t>
+          </m:r>
+          <m:r>
+            <m:rPr>
+              <m:sty m:val="p"/>
+            </m:rPr>
+            <m:t>E</m:t>
+          </m:r>
+          <m:r>
+            <m:t>​</m:t>
+          </m:r>
+          <m:d>
+            <m:dPr>
+              <m:begChr m:val="["/>
+              <m:sepChr m:val=""/>
+              <m:endChr m:val="]"/>
+              <m:grow/>
+            </m:dPr>
+            <m:e>
+              <m:acc>
+                <m:accPr>
+                  <m:chr m:val="̂"/>
+                </m:accPr>
+                <m:e>
+                  <m:r>
+                    <m:t>θ</m:t>
+                  </m:r>
+                </m:e>
+              </m:acc>
+            </m:e>
+          </m:d>
+          <m:r>
+            <m:t>​</m:t>
+          </m:r>
+          <m:r>
+            <m:t>θ</m:t>
+          </m:r>
+          <m:r>
+            <m:rPr>
+              <m:sty m:val="p"/>
+            </m:rPr>
+            <m:t>+</m:t>
+          </m:r>
+          <m:sSup>
+            <m:e>
+              <m:r>
+                <m:t>θ</m:t>
+              </m:r>
+            </m:e>
+            <m:sup>
+              <m:r>
+                <m:t>2</m:t>
+              </m:r>
+            </m:sup>
+          </m:sSup>
+        </m:oMath>
+      </m:oMathPara>
+    </w:p>
+    <w:bookmarkEnd w:id="59"/>
+    <w:p>
+      <w:pPr>
+        <w:pStyle w:val="FirstParagraph"/>
+      </w:pPr>
+      <w:r>
+        <w:rPr>
+          <w:i/>
+          <w:iCs/>
+        </w:rPr>
+        <w:t xml:space="preserve">Proof</w:t>
+      </w:r>
+      <w:r>
+        <w:t xml:space="preserve">. </w:t>
+      </w:r>
+      <w:r>
+        <w:t xml:space="preserve">This is the solution to</w:t>
+      </w:r>
+      <w:r>
+        <w:t xml:space="preserve"> </w:t>
+      </w:r>
+      <w:hyperlink w:anchor="exr-bias-sq-plus-var">
+        <w:r>
+          <w:rPr>
+            <w:rStyle w:val="Hyperlink"/>
+          </w:rPr>
+          <w:t xml:space="preserve">Exercise 3</w:t>
+        </w:r>
+      </w:hyperlink>
+      <w:r>
+        <w:t xml:space="preserve">, worked in</w:t>
+      </w:r>
+      <w:r>
+        <w:t xml:space="preserve"> </w:t>
+      </w:r>
+      <w:hyperlink w:anchor="sol-bias-sq-plus-var">
+        <w:r>
+          <w:rPr>
+            <w:rStyle w:val="Hyperlink"/>
+          </w:rPr>
+          <w:t xml:space="preserve">Solution 3</w:t>
+        </w:r>
+      </w:hyperlink>
+      <w:r>
+        <w:t xml:space="preserve">.</w:t>
+      </w:r>
+      <w:r>
+        <w:t xml:space="preserve"> </w:t>
+      </w:r>
+      <w:r>
+        <w:t xml:space="preserve">It adds the variance to the squared bias of</w:t>
+      </w:r>
+      <w:r>
+        <w:t xml:space="preserve"> </w:t>
+      </w:r>
+      <w:hyperlink w:anchor="thm-sq-bias-expand">
+        <w:r>
+          <w:rPr>
+            <w:rStyle w:val="Hyperlink"/>
+          </w:rPr>
+          <w:t xml:space="preserve">Theorem 2</w:t>
+        </w:r>
+      </w:hyperlink>
+      <w:r>
+        <w:t xml:space="preserve">.</w:t>
+      </w:r>
+    </w:p>
+    <w:bookmarkStart w:id="60" w:name="exr-mse-expand"/>
+    <w:p>
+      <w:pPr>
+        <w:pStyle w:val="BodyText"/>
+      </w:pPr>
+      <w:r>
+        <w:rPr>
+          <w:b/>
+          <w:bCs/>
+        </w:rPr>
+        <w:t xml:space="preserve">Exercise 4 (Expanding the mean squared error)</w:t>
       </w:r>
       <w:r>
         <w:t xml:space="preserve"> </w:t>
@@ -15768,8 +10101,8 @@
         <w:t xml:space="preserve">.</w:t>
       </w:r>
     </w:p>
-    <w:bookmarkEnd w:id="80"/>
-    <w:bookmarkStart w:id="81" w:name="sol-mse-expand"/>
+    <w:bookmarkEnd w:id="60"/>
+    <w:bookmarkStart w:id="61" w:name="sol-mse-expand"/>
     <w:p>
       <w:pPr>
         <w:pStyle w:val="BodyText"/>
@@ -15779,7 +10112,7 @@
           <w:i/>
           <w:iCs/>
         </w:rPr>
-        <w:t xml:space="preserve">Solution 5</w:t>
+        <w:t xml:space="preserve">Solution 4</w:t>
       </w:r>
       <w:r>
         <w:t xml:space="preserve">. </w:t>
@@ -15867,11 +10200,11 @@
                   <m:grow/>
                 </m:dPr>
                 <m:e>
-                  <m:r>
-                    <m:t>​</m:t>
-                  </m:r>
                   <m:sSup>
                     <m:e>
+                      <m:r>
+                        <m:t>​</m:t>
+                      </m:r>
                       <m:d>
                         <m:dPr>
                           <m:begChr m:val="("/>
@@ -15911,6 +10244,9 @@
                           </m:r>
                         </m:e>
                       </m:d>
+                      <m:r>
+                        <m:t>​</m:t>
+                      </m:r>
                     </m:e>
                     <m:sup>
                       <m:r>
@@ -15918,9 +10254,6 @@
                       </m:r>
                     </m:sup>
                   </m:sSup>
-                  <m:r>
-                    <m:t>​</m:t>
-                  </m:r>
                 </m:e>
               </m:d>
               <m:r>
@@ -16573,8 +10906,8 @@
         </m:oMath>
       </m:oMathPara>
     </w:p>
-    <w:bookmarkEnd w:id="81"/>
-    <w:bookmarkStart w:id="83" w:name="thm-mse-bias-variance"/>
+    <w:bookmarkEnd w:id="61"/>
+    <w:bookmarkStart w:id="62" w:name="thm-mse-expand"/>
     <w:p>
       <w:pPr>
         <w:pStyle w:val="FirstParagraph"/>
@@ -16584,7 +10917,7 @@
           <w:b/>
           <w:bCs/>
         </w:rPr>
-        <w:t xml:space="preserve">Theorem 3 (Mean squared error equals bias squared plus variance)</w:t>
+        <w:t xml:space="preserve">Theorem 4 (Expanded mean squared error)</w:t>
       </w:r>
       <w:r>
         <w:t xml:space="preserve"> </w:t>
@@ -16608,14 +10941,50 @@
         </m:acc>
       </m:oMath>
       <w:r>
-        <w:t xml:space="preserve">:</w:t>
+        <w:t xml:space="preserve"> </w:t>
+      </w:r>
+      <w:r>
+        <w:t xml:space="preserve">of an estimand</w:t>
+      </w:r>
+      <w:r>
+        <w:t xml:space="preserve"> </w:t>
+      </w:r>
+      <m:oMath>
+        <m:r>
+          <m:t>θ</m:t>
+        </m:r>
+      </m:oMath>
+      <w:r>
+        <w:t xml:space="preserve">,</w:t>
+      </w:r>
+      <w:r>
+        <w:t xml:space="preserve"> </w:t>
+      </w:r>
+      <w:r>
+        <w:t xml:space="preserve">the</w:t>
+      </w:r>
+      <w:r>
+        <w:t xml:space="preserve"> </w:t>
+      </w:r>
+      <w:hyperlink w:anchor="def-mse">
+        <w:r>
+          <w:rPr>
+            <w:rStyle w:val="Hyperlink"/>
+          </w:rPr>
+          <w:t xml:space="preserve">mean squared error</w:t>
+        </w:r>
+      </w:hyperlink>
+      <w:r>
+        <w:t xml:space="preserve"> </w:t>
+      </w:r>
+      <w:r>
+        <w:t xml:space="preserve">is:</w:t>
       </w:r>
     </w:p>
     <w:p>
       <w:pPr>
         <w:pStyle w:val="BodyText"/>
       </w:pPr>
-      <w:bookmarkStart w:id="82" w:name="eq-mse"/>
       <m:oMathPara>
         <m:oMathParaPr>
           <m:jc m:val="center"/>
@@ -16660,10 +11029,248 @@
             <m:t>=</m:t>
           </m:r>
           <m:r>
+            <m:rPr>
+              <m:sty m:val="p"/>
+            </m:rPr>
+            <m:t>E</m:t>
+          </m:r>
+          <m:r>
             <m:t>​</m:t>
+          </m:r>
+          <m:d>
+            <m:dPr>
+              <m:begChr m:val="["/>
+              <m:sepChr m:val=""/>
+              <m:endChr m:val="]"/>
+              <m:grow/>
+            </m:dPr>
+            <m:e>
+              <m:sSup>
+                <m:e>
+                  <m:acc>
+                    <m:accPr>
+                      <m:chr m:val="̂"/>
+                    </m:accPr>
+                    <m:e>
+                      <m:r>
+                        <m:t>θ</m:t>
+                      </m:r>
+                    </m:e>
+                  </m:acc>
+                </m:e>
+                <m:sup>
+                  <m:r>
+                    <m:t>2</m:t>
+                  </m:r>
+                </m:sup>
+              </m:sSup>
+            </m:e>
+          </m:d>
+          <m:r>
+            <m:t>​</m:t>
+          </m:r>
+          <m:r>
+            <m:rPr>
+              <m:sty m:val="p"/>
+            </m:rPr>
+            <m:t>−</m:t>
+          </m:r>
+          <m:r>
+            <m:t>2</m:t>
+          </m:r>
+          <m:r>
+            <m:rPr>
+              <m:sty m:val="p"/>
+            </m:rPr>
+            <m:t>E</m:t>
+          </m:r>
+          <m:r>
+            <m:t>​</m:t>
+          </m:r>
+          <m:d>
+            <m:dPr>
+              <m:begChr m:val="["/>
+              <m:sepChr m:val=""/>
+              <m:endChr m:val="]"/>
+              <m:grow/>
+            </m:dPr>
+            <m:e>
+              <m:acc>
+                <m:accPr>
+                  <m:chr m:val="̂"/>
+                </m:accPr>
+                <m:e>
+                  <m:r>
+                    <m:t>θ</m:t>
+                  </m:r>
+                </m:e>
+              </m:acc>
+            </m:e>
+          </m:d>
+          <m:r>
+            <m:t>​</m:t>
+          </m:r>
+          <m:r>
+            <m:t>θ</m:t>
+          </m:r>
+          <m:r>
+            <m:rPr>
+              <m:sty m:val="p"/>
+            </m:rPr>
+            <m:t>+</m:t>
           </m:r>
           <m:sSup>
             <m:e>
+              <m:r>
+                <m:t>θ</m:t>
+              </m:r>
+            </m:e>
+            <m:sup>
+              <m:r>
+                <m:t>2</m:t>
+              </m:r>
+            </m:sup>
+          </m:sSup>
+        </m:oMath>
+      </m:oMathPara>
+    </w:p>
+    <w:bookmarkEnd w:id="62"/>
+    <w:p>
+      <w:pPr>
+        <w:pStyle w:val="FirstParagraph"/>
+      </w:pPr>
+      <w:r>
+        <w:rPr>
+          <w:i/>
+          <w:iCs/>
+        </w:rPr>
+        <w:t xml:space="preserve">Proof</w:t>
+      </w:r>
+      <w:r>
+        <w:t xml:space="preserve">. </w:t>
+      </w:r>
+      <w:r>
+        <w:t xml:space="preserve">This is the solution to</w:t>
+      </w:r>
+      <w:r>
+        <w:t xml:space="preserve"> </w:t>
+      </w:r>
+      <w:hyperlink w:anchor="exr-mse-expand">
+        <w:r>
+          <w:rPr>
+            <w:rStyle w:val="Hyperlink"/>
+          </w:rPr>
+          <w:t xml:space="preserve">Exercise 4</w:t>
+        </w:r>
+      </w:hyperlink>
+      <w:r>
+        <w:t xml:space="preserve">, worked in</w:t>
+      </w:r>
+      <w:r>
+        <w:t xml:space="preserve"> </w:t>
+      </w:r>
+      <w:hyperlink w:anchor="sol-mse-expand">
+        <w:r>
+          <w:rPr>
+            <w:rStyle w:val="Hyperlink"/>
+          </w:rPr>
+          <w:t xml:space="preserve">Solution 4</w:t>
+        </w:r>
+      </w:hyperlink>
+      <w:r>
+        <w:t xml:space="preserve">.</w:t>
+      </w:r>
+    </w:p>
+    <w:bookmarkStart w:id="64" w:name="thm-mse-bias-variance"/>
+    <w:p>
+      <w:pPr>
+        <w:pStyle w:val="BodyText"/>
+      </w:pPr>
+      <w:r>
+        <w:rPr>
+          <w:b/>
+          <w:bCs/>
+        </w:rPr>
+        <w:t xml:space="preserve">Theorem 5 (Mean squared error equals bias squared plus variance)</w:t>
+      </w:r>
+      <w:r>
+        <w:t xml:space="preserve"> </w:t>
+      </w:r>
+      <w:r>
+        <w:t xml:space="preserve">For any one-dimensional estimator</w:t>
+      </w:r>
+      <w:r>
+        <w:t xml:space="preserve"> </w:t>
+      </w:r>
+      <m:oMath>
+        <m:acc>
+          <m:accPr>
+            <m:chr m:val="̂"/>
+          </m:accPr>
+          <m:e>
+            <m:r>
+              <m:t>θ</m:t>
+            </m:r>
+          </m:e>
+        </m:acc>
+      </m:oMath>
+      <w:r>
+        <w:t xml:space="preserve">:</w:t>
+      </w:r>
+    </w:p>
+    <w:p>
+      <w:pPr>
+        <w:pStyle w:val="BodyText"/>
+      </w:pPr>
+      <w:bookmarkStart w:id="63" w:name="eq-mse"/>
+      <m:oMathPara>
+        <m:oMathParaPr>
+          <m:jc m:val="center"/>
+        </m:oMathParaPr>
+        <m:oMath>
+          <m:r>
+            <m:rPr>
+              <m:sty m:val="p"/>
+            </m:rPr>
+            <m:t>MSE</m:t>
+          </m:r>
+          <m:r>
+            <m:t>​</m:t>
+          </m:r>
+          <m:d>
+            <m:dPr>
+              <m:begChr m:val="("/>
+              <m:sepChr m:val=""/>
+              <m:endChr m:val=")"/>
+              <m:grow/>
+            </m:dPr>
+            <m:e>
+              <m:acc>
+                <m:accPr>
+                  <m:chr m:val="̂"/>
+                </m:accPr>
+                <m:e>
+                  <m:r>
+                    <m:t>θ</m:t>
+                  </m:r>
+                </m:e>
+              </m:acc>
+            </m:e>
+          </m:d>
+          <m:r>
+            <m:t>​</m:t>
+          </m:r>
+          <m:r>
+            <m:rPr>
+              <m:sty m:val="p"/>
+            </m:rPr>
+            <m:t>=</m:t>
+          </m:r>
+          <m:sSup>
+            <m:e>
+              <m:r>
+                <m:t>​</m:t>
+              </m:r>
               <m:d>
                 <m:dPr>
                   <m:begChr m:val="("/>
@@ -16706,6 +11313,9 @@
                   </m:r>
                 </m:e>
               </m:d>
+              <m:r>
+                <m:t>​</m:t>
+              </m:r>
             </m:e>
             <m:sup>
               <m:r>
@@ -16713,9 +11323,6 @@
               </m:r>
             </m:sup>
           </m:sSup>
-          <m:r>
-            <m:t>​</m:t>
-          </m:r>
           <m:r>
             <m:rPr>
               <m:sty m:val="p"/>
@@ -16774,9 +11381,9 @@
           </m:r>
         </m:oMath>
       </m:oMathPara>
-      <w:bookmarkEnd w:id="82"/>
+      <w:bookmarkEnd w:id="63"/>
     </w:p>
-    <w:bookmarkEnd w:id="83"/>
+    <w:bookmarkEnd w:id="64"/>
     <w:p>
       <w:pPr>
         <w:pStyle w:val="FirstParagraph"/>
@@ -16797,12 +11404,12 @@
       <w:r>
         <w:t xml:space="preserve"> </w:t>
       </w:r>
-      <w:hyperlink w:anchor="exr-mse-expand">
+      <w:hyperlink w:anchor="thm-mse-expand">
         <w:r>
           <w:rPr>
             <w:rStyle w:val="Hyperlink"/>
           </w:rPr>
-          <w:t xml:space="preserve">Exercise 5</w:t>
+          <w:t xml:space="preserve">Theorem 4</w:t>
         </w:r>
       </w:hyperlink>
       <w:r>
@@ -16814,12 +11421,12 @@
       <w:r>
         <w:t xml:space="preserve"> </w:t>
       </w:r>
-      <w:hyperlink w:anchor="exr-bias-sq-plus-var">
+      <w:hyperlink w:anchor="thm-bias-sq-plus-var">
         <w:r>
           <w:rPr>
             <w:rStyle w:val="Hyperlink"/>
           </w:rPr>
-          <w:t xml:space="preserve">Exercise 4</w:t>
+          <w:t xml:space="preserve">Theorem 3</w:t>
         </w:r>
       </w:hyperlink>
       <w:r>
@@ -16872,11 +11479,11 @@
         <w:t xml:space="preserve"> </w:t>
       </w:r>
       <m:oMath>
-        <m:r>
-          <m:t>​</m:t>
-        </m:r>
         <m:sSup>
           <m:e>
+            <m:r>
+              <m:t>​</m:t>
+            </m:r>
             <m:d>
               <m:dPr>
                 <m:begChr m:val="("/>
@@ -16919,6 +11526,9 @@
                 </m:r>
               </m:e>
             </m:d>
+            <m:r>
+              <m:t>​</m:t>
+            </m:r>
           </m:e>
           <m:sup>
             <m:r>
@@ -16926,9 +11536,6 @@
             </m:r>
           </m:sup>
         </m:sSup>
-        <m:r>
-          <m:t>​</m:t>
-        </m:r>
         <m:r>
           <m:rPr>
             <m:sty m:val="p"/>
@@ -17092,7 +11699,7 @@
         <w:t xml:space="preserve">so they are equal to each other.</w:t>
       </w:r>
     </w:p>
-    <w:bookmarkStart w:id="85" w:name="exm-mse-sample-mean"/>
+    <w:bookmarkStart w:id="66" w:name="exm-mse-sample-mean"/>
     <w:p>
       <w:pPr>
         <w:pStyle w:val="BodyText"/>
@@ -17102,7 +11709,7 @@
           <w:b/>
           <w:bCs/>
         </w:rPr>
-        <w:t xml:space="preserve">Example 11 (Mean squared error of two estimators of a mean)</w:t>
+        <w:t xml:space="preserve">Example 8 (Mean squared error of two estimators of a mean)</w:t>
       </w:r>
       <w:r>
         <w:t xml:space="preserve"> </w:t>
@@ -17118,7 +11725,7 @@
           <w:rPr>
             <w:rStyle w:val="Hyperlink"/>
           </w:rPr>
-          <w:t xml:space="preserve">Example 10</w:t>
+          <w:t xml:space="preserve">Example 7</w:t>
         </w:r>
       </w:hyperlink>
       <w:r>
@@ -17313,7 +11920,7 @@
           <w:rPr>
             <w:rStyle w:val="Hyperlink"/>
           </w:rPr>
-          <w:t xml:space="preserve">Theorem 3</w:t>
+          <w:t xml:space="preserve">Theorem 5</w:t>
         </w:r>
       </w:hyperlink>
       <w:r>
@@ -17575,11 +12182,11 @@
                 </m:rPr>
                 <m:t>=</m:t>
               </m:r>
-              <m:r>
-                <m:t>​</m:t>
-              </m:r>
               <m:sSup>
                 <m:e>
+                  <m:r>
+                    <m:t>​</m:t>
+                  </m:r>
                   <m:d>
                     <m:dPr>
                       <m:begChr m:val="("/>
@@ -17622,6 +12229,9 @@
                       </m:r>
                     </m:e>
                   </m:d>
+                  <m:r>
+                    <m:t>​</m:t>
+                  </m:r>
                 </m:e>
                 <m:sup>
                   <m:r>
@@ -17629,9 +12239,6 @@
                   </m:r>
                 </m:sup>
               </m:sSup>
-              <m:r>
-                <m:t>​</m:t>
-              </m:r>
               <m:r>
                 <m:rPr>
                   <m:sty m:val="p"/>
@@ -18504,7 +13111,7 @@
       <w:r>
         <w:t xml:space="preserve"> </w:t>
       </w:r>
-      <w:hyperlink r:id="rId84">
+      <w:hyperlink r:id="rId65">
         <w:r>
           <w:rPr>
             <w:rStyle w:val="Hyperlink"/>
@@ -18802,8 +13409,8 @@
         <w:t xml:space="preserve">’s.</w:t>
       </w:r>
     </w:p>
-    <w:bookmarkEnd w:id="85"/>
-    <w:bookmarkStart w:id="86" w:name="def-rmse"/>
+    <w:bookmarkEnd w:id="66"/>
+    <w:bookmarkStart w:id="67" w:name="def-rmse"/>
     <w:p>
       <w:pPr>
         <w:pStyle w:val="BodyText"/>
@@ -18813,7 +13420,7 @@
           <w:b/>
           <w:bCs/>
         </w:rPr>
-        <w:t xml:space="preserve">Definition 14 (Root mean squared error)</w:t>
+        <w:t xml:space="preserve">Definition 9 (Root mean squared error)</w:t>
       </w:r>
       <w:r>
         <w:t xml:space="preserve"> </w:t>
@@ -18976,8 +13583,8 @@
         </m:oMath>
       </m:oMathPara>
     </w:p>
-    <w:bookmarkEnd w:id="86"/>
-    <w:bookmarkStart w:id="87" w:name="exm-rmse-sample-mean"/>
+    <w:bookmarkEnd w:id="67"/>
+    <w:bookmarkStart w:id="68" w:name="exm-rmse-sample-mean"/>
     <w:p>
       <w:pPr>
         <w:pStyle w:val="FirstParagraph"/>
@@ -18987,7 +13594,7 @@
           <w:b/>
           <w:bCs/>
         </w:rPr>
-        <w:t xml:space="preserve">Example 12 (Root mean squared error of the sample mean)</w:t>
+        <w:t xml:space="preserve">Example 9 (Root mean squared error of the sample mean)</w:t>
       </w:r>
       <w:r>
         <w:t xml:space="preserve"> </w:t>
@@ -19003,7 +13610,7 @@
           <w:rPr>
             <w:rStyle w:val="Hyperlink"/>
           </w:rPr>
-          <w:t xml:space="preserve">Example 11</w:t>
+          <w:t xml:space="preserve">Example 8</w:t>
         </w:r>
       </w:hyperlink>
       <w:r>
@@ -19065,8 +13672,8 @@
         <w:t xml:space="preserve">.</w:t>
       </w:r>
     </w:p>
-    <w:bookmarkEnd w:id="87"/>
-    <w:bookmarkStart w:id="88" w:name="rem-rmse-units"/>
+    <w:bookmarkEnd w:id="68"/>
+    <w:bookmarkStart w:id="69" w:name="rem-rmse-units"/>
     <w:p>
       <w:pPr>
         <w:pStyle w:val="BodyText"/>
@@ -19076,7 +13683,7 @@
           <w:i/>
           <w:iCs/>
         </w:rPr>
-        <w:t xml:space="preserve">Remark 3</w:t>
+        <w:t xml:space="preserve">Remark 1</w:t>
       </w:r>
       <w:r>
         <w:t xml:space="preserve"> (Units of the root mean squared error). </w:t>
@@ -19085,9 +13692,9 @@
         <w:t xml:space="preserve">The root mean squared error has the same units as the estimand.</w:t>
       </w:r>
     </w:p>
-    <w:bookmarkEnd w:id="88"/>
-    <w:bookmarkEnd w:id="89"/>
-    <w:bookmarkStart w:id="103" w:name="sec-unbiased-estimators"/>
+    <w:bookmarkEnd w:id="69"/>
+    <w:bookmarkEnd w:id="70"/>
+    <w:bookmarkStart w:id="84" w:name="sec-unbiased-estimators"/>
     <w:p>
       <w:pPr>
         <w:pStyle w:val="Heading3"/>
@@ -19096,7 +13703,7 @@
         <w:t xml:space="preserve">3.6 Unbiased estimators</w:t>
       </w:r>
     </w:p>
-    <w:bookmarkStart w:id="90" w:name="def-unbiased"/>
+    <w:bookmarkStart w:id="71" w:name="def-unbiased"/>
     <w:p>
       <w:pPr>
         <w:pStyle w:val="FirstParagraph"/>
@@ -19106,7 +13713,7 @@
           <w:b/>
           <w:bCs/>
         </w:rPr>
-        <w:t xml:space="preserve">Definition 15 (Unbiased estimator)</w:t>
+        <w:t xml:space="preserve">Definition 10 (Unbiased estimator)</w:t>
       </w:r>
       <w:r>
         <w:t xml:space="preserve"> </w:t>
@@ -19222,8 +13829,8 @@
         </m:oMath>
       </m:oMathPara>
     </w:p>
-    <w:bookmarkEnd w:id="90"/>
-    <w:bookmarkStart w:id="91" w:name="def-biased"/>
+    <w:bookmarkEnd w:id="71"/>
+    <w:bookmarkStart w:id="72" w:name="def-biased"/>
     <w:p>
       <w:pPr>
         <w:pStyle w:val="FirstParagraph"/>
@@ -19233,7 +13840,7 @@
           <w:b/>
           <w:bCs/>
         </w:rPr>
-        <w:t xml:space="preserve">Definition 16 (Biased estimator)</w:t>
+        <w:t xml:space="preserve">Definition 11 (Biased estimator)</w:t>
       </w:r>
       <w:r>
         <w:t xml:space="preserve"> </w:t>
@@ -19349,8 +13956,8 @@
         </m:oMath>
       </m:oMathPara>
     </w:p>
-    <w:bookmarkEnd w:id="91"/>
-    <w:bookmarkStart w:id="92" w:name="exm-unbiased-sample-mean"/>
+    <w:bookmarkEnd w:id="72"/>
+    <w:bookmarkStart w:id="73" w:name="exm-unbiased-sample-mean"/>
     <w:p>
       <w:pPr>
         <w:pStyle w:val="FirstParagraph"/>
@@ -19360,7 +13967,7 @@
           <w:b/>
           <w:bCs/>
         </w:rPr>
-        <w:t xml:space="preserve">Example 13 (The sample mean is unbiased)</w:t>
+        <w:t xml:space="preserve">Example 10 (The sample mean is unbiased)</w:t>
       </w:r>
       <w:r>
         <w:t xml:space="preserve"> </w:t>
@@ -19376,7 +13983,7 @@
           <w:rPr>
             <w:rStyle w:val="Hyperlink"/>
           </w:rPr>
-          <w:t xml:space="preserve">Example 10</w:t>
+          <w:t xml:space="preserve">Example 7</w:t>
         </w:r>
       </w:hyperlink>
       <w:r>
@@ -19564,8 +14171,8 @@
         <w:t xml:space="preserve">.</w:t>
       </w:r>
     </w:p>
-    <w:bookmarkEnd w:id="92"/>
-    <w:bookmarkStart w:id="94" w:name="exm-biased-variance-mle"/>
+    <w:bookmarkEnd w:id="73"/>
+    <w:bookmarkStart w:id="75" w:name="exm-biased-variance-mle"/>
     <w:p>
       <w:pPr>
         <w:pStyle w:val="BodyText"/>
@@ -19575,7 +14182,7 @@
           <w:b/>
           <w:bCs/>
         </w:rPr>
-        <w:t xml:space="preserve">Example 14 (A biased estimator of the variance)</w:t>
+        <w:t xml:space="preserve">Example 11 (A biased estimator of the variance)</w:t>
       </w:r>
       <w:r>
         <w:t xml:space="preserve"> </w:t>
@@ -19743,7 +14350,7 @@
       <w:r>
         <w:t xml:space="preserve"> </w:t>
       </w:r>
-      <w:hyperlink r:id="rId93">
+      <w:hyperlink r:id="rId74">
         <w:r>
           <w:rPr>
             <w:rStyle w:val="Hyperlink"/>
@@ -20260,11 +14867,11 @@
                 </m:rPr>
                 <m:t>+</m:t>
               </m:r>
-              <m:r>
-                <m:t>​</m:t>
-              </m:r>
               <m:sSup>
                 <m:e>
+                  <m:r>
+                    <m:t>​</m:t>
+                  </m:r>
                   <m:d>
                     <m:dPr>
                       <m:begChr m:val="("/>
@@ -20309,6 +14916,9 @@
                       </m:r>
                     </m:e>
                   </m:d>
+                  <m:r>
+                    <m:t>​</m:t>
+                  </m:r>
                 </m:e>
                 <m:sup>
                   <m:r>
@@ -20316,9 +14926,6 @@
                   </m:r>
                 </m:sup>
               </m:sSup>
-              <m:r>
-                <m:t>​</m:t>
-              </m:r>
             </m:e>
             <m:e>
               <m:r>
@@ -20472,11 +15079,11 @@
                 </m:rPr>
                 <m:t>+</m:t>
               </m:r>
-              <m:r>
-                <m:t>​</m:t>
-              </m:r>
               <m:sSup>
                 <m:e>
+                  <m:r>
+                    <m:t>​</m:t>
+                  </m:r>
                   <m:d>
                     <m:dPr>
                       <m:begChr m:val="("/>
@@ -20519,6 +15126,9 @@
                       </m:r>
                     </m:e>
                   </m:d>
+                  <m:r>
+                    <m:t>​</m:t>
+                  </m:r>
                 </m:e>
                 <m:sup>
                   <m:r>
@@ -20526,9 +15136,6 @@
                   </m:r>
                 </m:sup>
               </m:sSup>
-              <m:r>
-                <m:t>​</m:t>
-              </m:r>
             </m:e>
             <m:e>
               <m:r>
@@ -20599,7 +15206,7 @@
           <w:rPr>
             <w:rStyle w:val="Hyperlink"/>
           </w:rPr>
-          <w:t xml:space="preserve">Example 11</w:t>
+          <w:t xml:space="preserve">Example 8</w:t>
         </w:r>
       </w:hyperlink>
       <w:r>
@@ -20616,7 +15223,7 @@
           <w:rPr>
             <w:rStyle w:val="Hyperlink"/>
           </w:rPr>
-          <w:t xml:space="preserve">Example 10</w:t>
+          <w:t xml:space="preserve">Example 7</w:t>
         </w:r>
       </w:hyperlink>
       <w:r>
@@ -24049,7 +18656,7 @@
           <w:rPr>
             <w:rStyle w:val="Hyperlink"/>
           </w:rPr>
-          <w:t xml:space="preserve">Theorem 2</w:t>
+          <w:t xml:space="preserve">Theorem 1</w:t>
         </w:r>
       </w:hyperlink>
       <w:r>
@@ -24915,8 +19522,8 @@
         <w:t xml:space="preserve">grows.</w:t>
       </w:r>
     </w:p>
-    <w:bookmarkEnd w:id="94"/>
-    <w:bookmarkStart w:id="95" w:name="exr-unbiased-exp"/>
+    <w:bookmarkEnd w:id="75"/>
+    <w:bookmarkStart w:id="76" w:name="exr-unbiased-exp"/>
     <w:p>
       <w:pPr>
         <w:pStyle w:val="BodyText"/>
@@ -24926,7 +19533,7 @@
           <w:b/>
           <w:bCs/>
         </w:rPr>
-        <w:t xml:space="preserve">Exercise 6 (Expected value of an unbiased estimator)</w:t>
+        <w:t xml:space="preserve">Exercise 5 (Expected value of an unbiased estimator)</w:t>
       </w:r>
       <w:r>
         <w:t xml:space="preserve"> </w:t>
@@ -24942,7 +19549,7 @@
           <w:rPr>
             <w:rStyle w:val="Hyperlink"/>
           </w:rPr>
-          <w:t xml:space="preserve">Theorem 2</w:t>
+          <w:t xml:space="preserve">Theorem 1</w:t>
         </w:r>
       </w:hyperlink>
       <w:r>
@@ -25047,8 +19654,8 @@
         <w:t xml:space="preserve">.</w:t>
       </w:r>
     </w:p>
-    <w:bookmarkEnd w:id="95"/>
-    <w:bookmarkStart w:id="96" w:name="sol-unbiased-exp"/>
+    <w:bookmarkEnd w:id="76"/>
+    <w:bookmarkStart w:id="77" w:name="sol-unbiased-exp"/>
     <w:p>
       <w:pPr>
         <w:pStyle w:val="BodyText"/>
@@ -25058,7 +19665,7 @@
           <w:i/>
           <w:iCs/>
         </w:rPr>
-        <w:t xml:space="preserve">Solution 6</w:t>
+        <w:t xml:space="preserve">Solution 5</w:t>
       </w:r>
       <w:r>
         <w:t xml:space="preserve">. </w:t>
@@ -25273,8 +19880,8 @@
         <w:t xml:space="preserve">.</w:t>
       </w:r>
     </w:p>
-    <w:bookmarkEnd w:id="96"/>
-    <w:bookmarkStart w:id="97" w:name="exr-unbiased-mse"/>
+    <w:bookmarkEnd w:id="77"/>
+    <w:bookmarkStart w:id="78" w:name="exr-unbiased-mse"/>
     <w:p>
       <w:pPr>
         <w:pStyle w:val="BodyText"/>
@@ -25284,7 +19891,7 @@
           <w:b/>
           <w:bCs/>
         </w:rPr>
-        <w:t xml:space="preserve">Exercise 7 (Mean squared error of an unbiased estimator)</w:t>
+        <w:t xml:space="preserve">Exercise 6 (Mean squared error of an unbiased estimator)</w:t>
       </w:r>
       <w:r>
         <w:t xml:space="preserve"> </w:t>
@@ -25300,7 +19907,7 @@
           <w:rPr>
             <w:rStyle w:val="Hyperlink"/>
           </w:rPr>
-          <w:t xml:space="preserve">Theorem 3</w:t>
+          <w:t xml:space="preserve">Theorem 5</w:t>
         </w:r>
       </w:hyperlink>
       <w:r>
@@ -25368,8 +19975,8 @@
         <w:t xml:space="preserve">in terms of its variance.</w:t>
       </w:r>
     </w:p>
-    <w:bookmarkEnd w:id="97"/>
-    <w:bookmarkStart w:id="98" w:name="sol-unbiased-mse"/>
+    <w:bookmarkEnd w:id="78"/>
+    <w:bookmarkStart w:id="79" w:name="sol-unbiased-mse"/>
     <w:p>
       <w:pPr>
         <w:pStyle w:val="BodyText"/>
@@ -25379,7 +19986,7 @@
           <w:i/>
           <w:iCs/>
         </w:rPr>
-        <w:t xml:space="preserve">Solution 7</w:t>
+        <w:t xml:space="preserve">Solution 6</w:t>
       </w:r>
       <w:r>
         <w:t xml:space="preserve">. </w:t>
@@ -25437,11 +20044,11 @@
                 </m:rPr>
                 <m:t>=</m:t>
               </m:r>
-              <m:r>
-                <m:t>​</m:t>
-              </m:r>
               <m:sSup>
                 <m:e>
+                  <m:r>
+                    <m:t>​</m:t>
+                  </m:r>
                   <m:d>
                     <m:dPr>
                       <m:begChr m:val="("/>
@@ -25484,6 +20091,9 @@
                       </m:r>
                     </m:e>
                   </m:d>
+                  <m:r>
+                    <m:t>​</m:t>
+                  </m:r>
                 </m:e>
                 <m:sup>
                   <m:r>
@@ -25491,9 +20101,6 @@
                   </m:r>
                 </m:sup>
               </m:sSup>
-              <m:r>
-                <m:t>​</m:t>
-              </m:r>
               <m:r>
                 <m:rPr>
                   <m:sty m:val="p"/>
@@ -25708,8 +20315,8 @@
         </m:oMath>
       </m:oMathPara>
     </w:p>
-    <w:bookmarkEnd w:id="98"/>
-    <w:bookmarkStart w:id="101" w:name="thm-unbiased-props"/>
+    <w:bookmarkEnd w:id="79"/>
+    <w:bookmarkStart w:id="82" w:name="thm-unbiased-props"/>
     <w:p>
       <w:pPr>
         <w:pStyle w:val="FirstParagraph"/>
@@ -25719,7 +20326,7 @@
           <w:b/>
           <w:bCs/>
         </w:rPr>
-        <w:t xml:space="preserve">Theorem 4 (Properties of unbiased estimators)</w:t>
+        <w:t xml:space="preserve">Theorem 6 (Properties of unbiased estimators)</w:t>
       </w:r>
       <w:r>
         <w:t xml:space="preserve"> </w:t>
@@ -25781,7 +20388,7 @@
       <w:pPr>
         <w:pStyle w:val="BodyText"/>
       </w:pPr>
-      <w:bookmarkStart w:id="99" w:name="eq-unbiased-exp"/>
+      <w:bookmarkStart w:id="80" w:name="eq-unbiased-exp"/>
       <m:oMathPara>
         <m:oMathParaPr>
           <m:jc m:val="center"/>
@@ -25848,13 +20455,13 @@
           </m:r>
         </m:oMath>
       </m:oMathPara>
-      <w:bookmarkEnd w:id="99"/>
+      <w:bookmarkEnd w:id="80"/>
     </w:p>
     <w:p>
       <w:pPr>
         <w:pStyle w:val="FirstParagraph"/>
       </w:pPr>
-      <w:bookmarkStart w:id="100" w:name="eq-unbiased-mse"/>
+      <w:bookmarkStart w:id="81" w:name="eq-unbiased-mse"/>
       <m:oMathPara>
         <m:oMathParaPr>
           <m:jc m:val="center"/>
@@ -25950,9 +20557,9 @@
           </m:r>
         </m:oMath>
       </m:oMathPara>
-      <w:bookmarkEnd w:id="100"/>
+      <w:bookmarkEnd w:id="81"/>
     </w:p>
-    <w:bookmarkEnd w:id="101"/>
+    <w:bookmarkEnd w:id="82"/>
     <w:p>
       <w:pPr>
         <w:pStyle w:val="FirstParagraph"/>
@@ -25989,7 +20596,7 @@
           <w:rPr>
             <w:rStyle w:val="Hyperlink"/>
           </w:rPr>
-          <w:t xml:space="preserve">Exercise 6</w:t>
+          <w:t xml:space="preserve">Exercise 5</w:t>
         </w:r>
       </w:hyperlink>
       <w:r>
@@ -26026,7 +20633,7 @@
           <w:rPr>
             <w:rStyle w:val="Hyperlink"/>
           </w:rPr>
-          <w:t xml:space="preserve">Exercise 7</w:t>
+          <w:t xml:space="preserve">Exercise 6</w:t>
         </w:r>
       </w:hyperlink>
       <w:r>
@@ -26043,7 +20650,7 @@
       <w:r>
         <w:t xml:space="preserve"> </w:t>
       </w:r>
-      <w:hyperlink r:id="rId102">
+      <w:hyperlink r:id="rId83">
         <w:r>
           <w:rPr>
             <w:rStyle w:val="Hyperlink"/>
@@ -26070,8 +20677,8 @@
         <w:t xml:space="preserve">.</w:t>
       </w:r>
     </w:p>
-    <w:bookmarkEnd w:id="103"/>
-    <w:bookmarkStart w:id="106" w:name="mean-absolute-error"/>
+    <w:bookmarkEnd w:id="84"/>
+    <w:bookmarkStart w:id="87" w:name="mean-absolute-error"/>
     <w:p>
       <w:pPr>
         <w:pStyle w:val="Heading3"/>
@@ -26080,7 +20687,7 @@
         <w:t xml:space="preserve">3.7 Mean absolute error</w:t>
       </w:r>
     </w:p>
-    <w:bookmarkStart w:id="104" w:name="def-mae"/>
+    <w:bookmarkStart w:id="85" w:name="def-mae"/>
     <w:p>
       <w:pPr>
         <w:pStyle w:val="FirstParagraph"/>
@@ -26090,7 +20697,7 @@
           <w:b/>
           <w:bCs/>
         </w:rPr>
-        <w:t xml:space="preserve">Definition 17 (Mean absolute error)</w:t>
+        <w:t xml:space="preserve">Definition 12 (Mean absolute error)</w:t>
       </w:r>
       <w:r>
         <w:t xml:space="preserve"> </w:t>
@@ -26265,8 +20872,8 @@
         </m:oMath>
       </m:oMathPara>
     </w:p>
-    <w:bookmarkEnd w:id="104"/>
-    <w:bookmarkStart w:id="105" w:name="exm-mae-gaussian"/>
+    <w:bookmarkEnd w:id="85"/>
+    <w:bookmarkStart w:id="86" w:name="exm-mae-gaussian"/>
     <w:p>
       <w:pPr>
         <w:pStyle w:val="FirstParagraph"/>
@@ -26276,7 +20883,7 @@
           <w:b/>
           <w:bCs/>
         </w:rPr>
-        <w:t xml:space="preserve">Example 15 (Mean absolute error of a Gaussian estimator)</w:t>
+        <w:t xml:space="preserve">Example 12 (Mean absolute error of a Gaussian estimator)</w:t>
       </w:r>
       <w:r>
         <w:t xml:space="preserve"> </w:t>
@@ -28665,16 +23272,16 @@
           <w:rPr>
             <w:rStyle w:val="Hyperlink"/>
           </w:rPr>
-          <w:t xml:space="preserve">Theorem 4</w:t>
+          <w:t xml:space="preserve">Theorem 6</w:t>
         </w:r>
       </w:hyperlink>
       <w:r>
         <w:t xml:space="preserve">).</w:t>
       </w:r>
     </w:p>
-    <w:bookmarkEnd w:id="105"/>
-    <w:bookmarkEnd w:id="106"/>
-    <w:bookmarkStart w:id="120" w:name="standard-error"/>
+    <w:bookmarkEnd w:id="86"/>
+    <w:bookmarkEnd w:id="87"/>
+    <w:bookmarkStart w:id="101" w:name="standard-error"/>
     <w:p>
       <w:pPr>
         <w:pStyle w:val="Heading3"/>
@@ -28683,7 +23290,7 @@
         <w:t xml:space="preserve">3.8 Standard error</w:t>
       </w:r>
     </w:p>
-    <w:bookmarkStart w:id="108" w:name="def-SE"/>
+    <w:bookmarkStart w:id="89" w:name="def-SE"/>
     <w:p>
       <w:pPr>
         <w:pStyle w:val="FirstParagraph"/>
@@ -28693,7 +23300,7 @@
           <w:b/>
           <w:bCs/>
         </w:rPr>
-        <w:t xml:space="preserve">Definition 18 (Standard error)</w:t>
+        <w:t xml:space="preserve">Definition 13 (Standard error)</w:t>
       </w:r>
       <w:r>
         <w:t xml:space="preserve"> </w:t>
@@ -28741,7 +23348,7 @@
       <w:r>
         <w:t xml:space="preserve"> </w:t>
       </w:r>
-      <w:hyperlink r:id="rId107">
+      <w:hyperlink r:id="rId88">
         <w:r>
           <w:rPr>
             <w:rStyle w:val="Hyperlink"/>
@@ -28869,8 +23476,8 @@
         </m:oMath>
       </m:oMathPara>
     </w:p>
-    <w:bookmarkEnd w:id="108"/>
-    <w:bookmarkStart w:id="109" w:name="exm-SE-sample-mean"/>
+    <w:bookmarkEnd w:id="89"/>
+    <w:bookmarkStart w:id="90" w:name="exm-SE-sample-mean"/>
     <w:p>
       <w:pPr>
         <w:pStyle w:val="FirstParagraph"/>
@@ -28880,7 +23487,7 @@
           <w:b/>
           <w:bCs/>
         </w:rPr>
-        <w:t xml:space="preserve">Example 16 (Standard error of the sample mean)</w:t>
+        <w:t xml:space="preserve">Example 13 (Standard error of the sample mean)</w:t>
       </w:r>
       <w:r>
         <w:t xml:space="preserve"> </w:t>
@@ -28896,7 +23503,7 @@
           <w:rPr>
             <w:rStyle w:val="Hyperlink"/>
           </w:rPr>
-          <w:t xml:space="preserve">Example 11</w:t>
+          <w:t xml:space="preserve">Example 8</w:t>
         </w:r>
       </w:hyperlink>
       <w:r>
@@ -29182,8 +23789,8 @@
         <w:t xml:space="preserve">.</w:t>
       </w:r>
     </w:p>
-    <w:bookmarkEnd w:id="109"/>
-    <w:bookmarkStart w:id="110" w:name="exr-se-error-sd"/>
+    <w:bookmarkEnd w:id="90"/>
+    <w:bookmarkStart w:id="91" w:name="exr-se-error-sd"/>
     <w:p>
       <w:pPr>
         <w:pStyle w:val="BodyText"/>
@@ -29193,7 +23800,7 @@
           <w:b/>
           <w:bCs/>
         </w:rPr>
-        <w:t xml:space="preserve">Exercise 8 (Spread of the estimation error)</w:t>
+        <w:t xml:space="preserve">Exercise 7 (Spread of the estimation error)</w:t>
       </w:r>
       <w:r>
         <w:t xml:space="preserve"> </w:t>
@@ -29204,7 +23811,7 @@
       <w:r>
         <w:t xml:space="preserve"> </w:t>
       </w:r>
-      <w:hyperlink r:id="rId107">
+      <w:hyperlink r:id="rId88">
         <w:r>
           <w:rPr>
             <w:rStyle w:val="Hyperlink"/>
@@ -29305,8 +23912,8 @@
         <w:t xml:space="preserve">.</w:t>
       </w:r>
     </w:p>
-    <w:bookmarkEnd w:id="110"/>
-    <w:bookmarkStart w:id="111" w:name="sol-se-error-sd"/>
+    <w:bookmarkEnd w:id="91"/>
+    <w:bookmarkStart w:id="92" w:name="sol-se-error-sd"/>
     <w:p>
       <w:pPr>
         <w:pStyle w:val="BodyText"/>
@@ -29316,7 +23923,7 @@
           <w:i/>
           <w:iCs/>
         </w:rPr>
-        <w:t xml:space="preserve">Solution 8</w:t>
+        <w:t xml:space="preserve">Solution 7</w:t>
       </w:r>
       <w:r>
         <w:t xml:space="preserve">. </w:t>
@@ -29673,8 +24280,8 @@
         </m:oMath>
       </m:oMathPara>
     </w:p>
-    <w:bookmarkEnd w:id="111"/>
-    <w:bookmarkStart w:id="112" w:name="thm-se-error-sd"/>
+    <w:bookmarkEnd w:id="92"/>
+    <w:bookmarkStart w:id="93" w:name="thm-se-error-sd"/>
     <w:p>
       <w:pPr>
         <w:pStyle w:val="FirstParagraph"/>
@@ -29684,7 +24291,7 @@
           <w:b/>
           <w:bCs/>
         </w:rPr>
-        <w:t xml:space="preserve">Theorem 5 (Standard error is the spread of the estimation error)</w:t>
+        <w:t xml:space="preserve">Theorem 7 (Standard error is the spread of the estimation error)</w:t>
       </w:r>
     </w:p>
     <w:p>
@@ -29788,7 +24395,7 @@
         </m:oMath>
       </m:oMathPara>
     </w:p>
-    <w:bookmarkEnd w:id="112"/>
+    <w:bookmarkEnd w:id="93"/>
     <w:p>
       <w:pPr>
         <w:pStyle w:val="FirstParagraph"/>
@@ -29814,14 +24421,14 @@
           <w:rPr>
             <w:rStyle w:val="Hyperlink"/>
           </w:rPr>
-          <w:t xml:space="preserve">Exercise 8</w:t>
+          <w:t xml:space="preserve">Exercise 7</w:t>
         </w:r>
       </w:hyperlink>
       <w:r>
         <w:t xml:space="preserve">.</w:t>
       </w:r>
     </w:p>
-    <w:bookmarkStart w:id="113" w:name="rem-standard-error-name"/>
+    <w:bookmarkStart w:id="94" w:name="rem-standard-error-name"/>
     <w:p>
       <w:pPr>
         <w:pStyle w:val="BodyText"/>
@@ -29831,7 +24438,7 @@
           <w:i/>
           <w:iCs/>
         </w:rPr>
-        <w:t xml:space="preserve">Remark 4</w:t>
+        <w:t xml:space="preserve">Remark 2</w:t>
       </w:r>
       <w:r>
         <w:t xml:space="preserve"> (The name</w:t>
@@ -29891,7 +24498,7 @@
           <w:rPr>
             <w:rStyle w:val="Hyperlink"/>
           </w:rPr>
-          <w:t xml:space="preserve">Theorem 5</w:t>
+          <w:t xml:space="preserve">Theorem 7</w:t>
         </w:r>
       </w:hyperlink>
       <w:r>
@@ -29931,8 +24538,8 @@
         <w:t xml:space="preserve">so they come up often enough to deserve their own name.</w:t>
       </w:r>
     </w:p>
-    <w:bookmarkEnd w:id="113"/>
-    <w:bookmarkStart w:id="114" w:name="exr-var-mse-bias"/>
+    <w:bookmarkEnd w:id="94"/>
+    <w:bookmarkStart w:id="95" w:name="exr-var-mse-bias"/>
     <w:p>
       <w:pPr>
         <w:pStyle w:val="BodyText"/>
@@ -29942,7 +24549,7 @@
           <w:b/>
           <w:bCs/>
         </w:rPr>
-        <w:t xml:space="preserve">Exercise 9 (Squared standard error from MSE and bias)</w:t>
+        <w:t xml:space="preserve">Exercise 8 (Squared standard error from MSE and bias)</w:t>
       </w:r>
       <w:r>
         <w:t xml:space="preserve"> </w:t>
@@ -29958,7 +24565,7 @@
           <w:rPr>
             <w:rStyle w:val="Hyperlink"/>
           </w:rPr>
-          <w:t xml:space="preserve">Theorem 3</w:t>
+          <w:t xml:space="preserve">Theorem 5</w:t>
         </w:r>
       </w:hyperlink>
       <w:r>
@@ -29985,11 +24592,11 @@
         <w:t xml:space="preserve"> </w:t>
       </w:r>
       <m:oMath>
-        <m:r>
-          <m:t>​</m:t>
-        </m:r>
         <m:sSup>
           <m:e>
+            <m:r>
+              <m:t>​</m:t>
+            </m:r>
             <m:d>
               <m:dPr>
                 <m:begChr m:val="("/>
@@ -30032,6 +24639,9 @@
                 </m:r>
               </m:e>
             </m:d>
+            <m:r>
+              <m:t>​</m:t>
+            </m:r>
           </m:e>
           <m:sup>
             <m:r>
@@ -30039,9 +24649,6 @@
             </m:r>
           </m:sup>
         </m:sSup>
-        <m:r>
-          <m:t>​</m:t>
-        </m:r>
       </m:oMath>
       <w:r>
         <w:t xml:space="preserve"> </w:t>
@@ -30102,8 +24709,8 @@
         <w:t xml:space="preserve">.</w:t>
       </w:r>
     </w:p>
-    <w:bookmarkEnd w:id="114"/>
-    <w:bookmarkStart w:id="115" w:name="sol-var-mse-bias"/>
+    <w:bookmarkEnd w:id="95"/>
+    <w:bookmarkStart w:id="96" w:name="sol-var-mse-bias"/>
     <w:p>
       <w:pPr>
         <w:pStyle w:val="BodyText"/>
@@ -30113,7 +24720,7 @@
           <w:i/>
           <w:iCs/>
         </w:rPr>
-        <w:t xml:space="preserve">Solution 9</w:t>
+        <w:t xml:space="preserve">Solution 8</w:t>
       </w:r>
       <w:r>
         <w:t xml:space="preserve">. </w:t>
@@ -30171,11 +24778,11 @@
                 </m:rPr>
                 <m:t>=</m:t>
               </m:r>
-              <m:r>
-                <m:t>​</m:t>
-              </m:r>
               <m:sSup>
                 <m:e>
+                  <m:r>
+                    <m:t>​</m:t>
+                  </m:r>
                   <m:d>
                     <m:dPr>
                       <m:begChr m:val="("/>
@@ -30218,6 +24825,9 @@
                       </m:r>
                     </m:e>
                   </m:d>
+                  <m:r>
+                    <m:t>​</m:t>
+                  </m:r>
                 </m:e>
                 <m:sup>
                   <m:r>
@@ -30225,9 +24835,6 @@
                   </m:r>
                 </m:sup>
               </m:sSup>
-              <m:r>
-                <m:t>​</m:t>
-              </m:r>
               <m:r>
                 <m:rPr>
                   <m:sty m:val="p"/>
@@ -30360,11 +24967,11 @@
                 </m:rPr>
                 <m:t>−</m:t>
               </m:r>
-              <m:r>
-                <m:t>​</m:t>
-              </m:r>
               <m:sSup>
                 <m:e>
+                  <m:r>
+                    <m:t>​</m:t>
+                  </m:r>
                   <m:d>
                     <m:dPr>
                       <m:begChr m:val="("/>
@@ -30407,6 +25014,9 @@
                       </m:r>
                     </m:e>
                   </m:d>
+                  <m:r>
+                    <m:t>​</m:t>
+                  </m:r>
                 </m:e>
                 <m:sup>
                   <m:r>
@@ -30415,9 +25025,6 @@
                 </m:sup>
               </m:sSup>
               <m:r>
-                <m:t>​</m:t>
-              </m:r>
-              <m:r>
                 <m:t>&amp;</m:t>
               </m:r>
               <m:r>
@@ -30430,11 +25037,11 @@
                 </m:rPr>
                 <m:t>(subtract </m:t>
               </m:r>
-              <m:r>
-                <m:t>​</m:t>
-              </m:r>
               <m:sSup>
                 <m:e>
+                  <m:r>
+                    <m:t>​</m:t>
+                  </m:r>
                   <m:d>
                     <m:dPr>
                       <m:begChr m:val="("/>
@@ -30477,6 +25084,9 @@
                       </m:r>
                     </m:e>
                   </m:d>
+                  <m:r>
+                    <m:t>​</m:t>
+                  </m:r>
                 </m:e>
                 <m:sup>
                   <m:r>
@@ -30485,9 +25095,6 @@
                 </m:sup>
               </m:sSup>
               <m:r>
-                <m:t>​</m:t>
-              </m:r>
-              <m:r>
                 <m:rPr>
                   <m:nor/>
                   <m:sty m:val="p"/>
@@ -30496,11 +25103,11 @@
               </m:r>
             </m:e>
             <m:e>
-              <m:r>
-                <m:t>​</m:t>
-              </m:r>
               <m:sSup>
                 <m:e>
+                  <m:r>
+                    <m:t>​</m:t>
+                  </m:r>
                   <m:d>
                     <m:dPr>
                       <m:begChr m:val="("/>
@@ -30543,6 +25150,9 @@
                       </m:r>
                     </m:e>
                   </m:d>
+                  <m:r>
+                    <m:t>​</m:t>
+                  </m:r>
                 </m:e>
                 <m:sup>
                   <m:r>
@@ -30550,9 +25160,6 @@
                   </m:r>
                 </m:sup>
               </m:sSup>
-              <m:r>
-                <m:t>​</m:t>
-              </m:r>
               <m:r>
                 <m:t>&amp;</m:t>
               </m:r>
@@ -30600,11 +25207,11 @@
                 </m:rPr>
                 <m:t>−</m:t>
               </m:r>
-              <m:r>
-                <m:t>​</m:t>
-              </m:r>
               <m:sSup>
                 <m:e>
+                  <m:r>
+                    <m:t>​</m:t>
+                  </m:r>
                   <m:d>
                     <m:dPr>
                       <m:begChr m:val="("/>
@@ -30647,6 +25254,9 @@
                       </m:r>
                     </m:e>
                   </m:d>
+                  <m:r>
+                    <m:t>​</m:t>
+                  </m:r>
                 </m:e>
                 <m:sup>
                   <m:r>
@@ -30654,9 +25264,6 @@
                   </m:r>
                 </m:sup>
               </m:sSup>
-              <m:r>
-                <m:t>​</m:t>
-              </m:r>
               <m:r>
                 <m:t>&amp;</m:t>
               </m:r>
@@ -30708,11 +25315,11 @@
                 </m:rPr>
                 <m:t>=</m:t>
               </m:r>
-              <m:r>
-                <m:t>​</m:t>
-              </m:r>
               <m:sSup>
                 <m:e>
+                  <m:r>
+                    <m:t>​</m:t>
+                  </m:r>
                   <m:d>
                     <m:dPr>
                       <m:begChr m:val="("/>
@@ -30755,6 +25362,9 @@
                       </m:r>
                     </m:e>
                   </m:d>
+                  <m:r>
+                    <m:t>​</m:t>
+                  </m:r>
                 </m:e>
                 <m:sup>
                   <m:r>
@@ -30763,9 +25373,6 @@
                 </m:sup>
               </m:sSup>
               <m:r>
-                <m:t>​</m:t>
-              </m:r>
-              <m:r>
                 <m:rPr>
                   <m:nor/>
                   <m:sty m:val="p"/>
@@ -30774,11 +25381,11 @@
               </m:r>
             </m:e>
             <m:e>
-              <m:r>
-                <m:t>​</m:t>
-              </m:r>
               <m:sSup>
                 <m:e>
+                  <m:r>
+                    <m:t>​</m:t>
+                  </m:r>
                   <m:d>
                     <m:dPr>
                       <m:begChr m:val="("/>
@@ -30821,6 +25428,9 @@
                       </m:r>
                     </m:e>
                   </m:d>
+                  <m:r>
+                    <m:t>​</m:t>
+                  </m:r>
                 </m:e>
                 <m:sup>
                   <m:r>
@@ -30828,9 +25438,6 @@
                   </m:r>
                 </m:sup>
               </m:sSup>
-              <m:r>
-                <m:t>​</m:t>
-              </m:r>
               <m:r>
                 <m:t>&amp;</m:t>
               </m:r>
@@ -30878,11 +25485,11 @@
                 </m:rPr>
                 <m:t>−</m:t>
               </m:r>
-              <m:r>
-                <m:t>​</m:t>
-              </m:r>
               <m:sSup>
                 <m:e>
+                  <m:r>
+                    <m:t>​</m:t>
+                  </m:r>
                   <m:d>
                     <m:dPr>
                       <m:begChr m:val="("/>
@@ -30925,6 +25532,9 @@
                       </m:r>
                     </m:e>
                   </m:d>
+                  <m:r>
+                    <m:t>​</m:t>
+                  </m:r>
                 </m:e>
                 <m:sup>
                   <m:r>
@@ -30932,9 +25542,6 @@
                   </m:r>
                 </m:sup>
               </m:sSup>
-              <m:r>
-                <m:t>​</m:t>
-              </m:r>
               <m:r>
                 <m:t>&amp;</m:t>
               </m:r>
@@ -31030,8 +25637,8 @@
         </m:oMath>
       </m:oMathPara>
     </w:p>
-    <w:bookmarkEnd w:id="115"/>
-    <w:bookmarkStart w:id="116" w:name="cor-var-mse-bias"/>
+    <w:bookmarkEnd w:id="96"/>
+    <w:bookmarkStart w:id="97" w:name="cor-var-mse-bias"/>
     <w:p>
       <w:pPr>
         <w:pStyle w:val="FirstParagraph"/>
@@ -31041,7 +25648,7 @@
           <w:b/>
           <w:bCs/>
         </w:rPr>
-        <w:t xml:space="preserve">Corollary 2 (Standard error squared equals MSE minus squared bias)</w:t>
+        <w:t xml:space="preserve">Corollary 1 (Standard error squared equals MSE minus squared bias)</w:t>
       </w:r>
       <w:r>
         <w:t xml:space="preserve"> </w:t>
@@ -31065,11 +25672,11 @@
           <m:jc m:val="center"/>
         </m:oMathParaPr>
         <m:oMath>
-          <m:r>
-            <m:t>​</m:t>
-          </m:r>
           <m:sSup>
             <m:e>
+              <m:r>
+                <m:t>​</m:t>
+              </m:r>
               <m:d>
                 <m:dPr>
                   <m:begChr m:val="("/>
@@ -31112,6 +25719,9 @@
                   </m:r>
                 </m:e>
               </m:d>
+              <m:r>
+                <m:t>​</m:t>
+              </m:r>
             </m:e>
             <m:sup>
               <m:r>
@@ -31119,9 +25729,6 @@
               </m:r>
             </m:sup>
           </m:sSup>
-          <m:r>
-            <m:t>​</m:t>
-          </m:r>
           <m:r>
             <m:rPr>
               <m:sty m:val="p"/>
@@ -31166,11 +25773,11 @@
             </m:rPr>
             <m:t>−</m:t>
           </m:r>
-          <m:r>
-            <m:t>​</m:t>
-          </m:r>
           <m:sSup>
             <m:e>
+              <m:r>
+                <m:t>​</m:t>
+              </m:r>
               <m:d>
                 <m:dPr>
                   <m:begChr m:val="("/>
@@ -31213,6 +25820,9 @@
                   </m:r>
                 </m:e>
               </m:d>
+              <m:r>
+                <m:t>​</m:t>
+              </m:r>
             </m:e>
             <m:sup>
               <m:r>
@@ -31220,13 +25830,10 @@
               </m:r>
             </m:sup>
           </m:sSup>
-          <m:r>
-            <m:t>​</m:t>
-          </m:r>
         </m:oMath>
       </m:oMathPara>
     </w:p>
-    <w:bookmarkEnd w:id="116"/>
+    <w:bookmarkEnd w:id="97"/>
     <w:p>
       <w:pPr>
         <w:pStyle w:val="FirstParagraph"/>
@@ -31252,14 +25859,14 @@
           <w:rPr>
             <w:rStyle w:val="Hyperlink"/>
           </w:rPr>
-          <w:t xml:space="preserve">Exercise 9</w:t>
+          <w:t xml:space="preserve">Exercise 8</w:t>
         </w:r>
       </w:hyperlink>
       <w:r>
         <w:t xml:space="preserve">.</w:t>
       </w:r>
     </w:p>
-    <w:bookmarkStart w:id="117" w:name="exr-se-rmse-unbiased"/>
+    <w:bookmarkStart w:id="98" w:name="exr-se-rmse-unbiased"/>
     <w:p>
       <w:pPr>
         <w:pStyle w:val="BodyText"/>
@@ -31269,7 +25876,7 @@
           <w:b/>
           <w:bCs/>
         </w:rPr>
-        <w:t xml:space="preserve">Exercise 10 (Standard error of an unbiased estimator)</w:t>
+        <w:t xml:space="preserve">Exercise 9 (Standard error of an unbiased estimator)</w:t>
       </w:r>
       <w:r>
         <w:t xml:space="preserve"> </w:t>
@@ -31367,8 +25974,8 @@
         <w:t xml:space="preserve">.</w:t>
       </w:r>
     </w:p>
-    <w:bookmarkEnd w:id="117"/>
-    <w:bookmarkStart w:id="118" w:name="sol-se-rmse-unbiased"/>
+    <w:bookmarkEnd w:id="98"/>
+    <w:bookmarkStart w:id="99" w:name="sol-se-rmse-unbiased"/>
     <w:p>
       <w:pPr>
         <w:pStyle w:val="BodyText"/>
@@ -31378,7 +25985,7 @@
           <w:i/>
           <w:iCs/>
         </w:rPr>
-        <w:t xml:space="preserve">Solution 10</w:t>
+        <w:t xml:space="preserve">Solution 9</w:t>
       </w:r>
       <w:r>
         <w:t xml:space="preserve">. </w:t>
@@ -31631,8 +26238,8 @@
         </m:oMath>
       </m:oMathPara>
     </w:p>
-    <w:bookmarkEnd w:id="118"/>
-    <w:bookmarkStart w:id="119" w:name="cor-se-rmse-unbiased"/>
+    <w:bookmarkEnd w:id="99"/>
+    <w:bookmarkStart w:id="100" w:name="cor-se-rmse-unbiased"/>
     <w:p>
       <w:pPr>
         <w:pStyle w:val="FirstParagraph"/>
@@ -31642,7 +26249,7 @@
           <w:b/>
           <w:bCs/>
         </w:rPr>
-        <w:t xml:space="preserve">Corollary 3 (For unbiased estimators, SE equals root MSE)</w:t>
+        <w:t xml:space="preserve">Corollary 2 (For unbiased estimators, SE equals root MSE)</w:t>
       </w:r>
       <w:r>
         <w:t xml:space="preserve"> </w:t>
@@ -31790,7 +26397,7 @@
         </m:oMath>
       </m:oMathPara>
     </w:p>
-    <w:bookmarkEnd w:id="119"/>
+    <w:bookmarkEnd w:id="100"/>
     <w:p>
       <w:pPr>
         <w:pStyle w:val="FirstParagraph"/>
@@ -31816,16 +26423,16 @@
           <w:rPr>
             <w:rStyle w:val="Hyperlink"/>
           </w:rPr>
-          <w:t xml:space="preserve">Exercise 10</w:t>
+          <w:t xml:space="preserve">Exercise 9</w:t>
         </w:r>
       </w:hyperlink>
       <w:r>
         <w:t xml:space="preserve">.</w:t>
       </w:r>
     </w:p>
-    <w:bookmarkEnd w:id="120"/>
-    <w:bookmarkEnd w:id="121"/>
-    <w:bookmarkStart w:id="135" w:name="references"/>
+    <w:bookmarkEnd w:id="101"/>
+    <w:bookmarkEnd w:id="102"/>
+    <w:bookmarkStart w:id="115" w:name="references"/>
     <w:p>
       <w:pPr>
         <w:pStyle w:val="Heading2"/>
@@ -31834,8 +26441,8 @@
         <w:t xml:space="preserve">References</w:t>
       </w:r>
     </w:p>
-    <w:bookmarkStart w:id="134" w:name="refs"/>
-    <w:bookmarkStart w:id="123" w:name="ref-fiveminuteai_probstat"/>
+    <w:bookmarkStart w:id="114" w:name="refs"/>
+    <w:bookmarkStart w:id="104" w:name="ref-fiveminuteai_probstat"/>
     <w:p>
       <w:pPr>
         <w:pStyle w:val="Bibliography"/>
@@ -31859,7 +26466,7 @@
       <w:r>
         <w:t xml:space="preserve"> </w:t>
       </w:r>
-      <w:hyperlink r:id="rId122">
+      <w:hyperlink r:id="rId103">
         <w:r>
           <w:rPr>
             <w:rStyle w:val="Hyperlink"/>
@@ -31871,8 +26478,8 @@
         <w:t xml:space="preserve">.</w:t>
       </w:r>
     </w:p>
-    <w:bookmarkEnd w:id="123"/>
-    <w:bookmarkStart w:id="124" w:name="ref-box_draper_1987"/>
+    <w:bookmarkEnd w:id="104"/>
+    <w:bookmarkStart w:id="105" w:name="ref-box_draper_1987"/>
     <w:p>
       <w:pPr>
         <w:pStyle w:val="Bibliography"/>
@@ -31894,8 +26501,8 @@
         <w:t xml:space="preserve">. Wiley Series in Probability and Mathematical Statistics. Applied Probability and Statistics. Wiley.</w:t>
       </w:r>
     </w:p>
-    <w:bookmarkEnd w:id="124"/>
-    <w:bookmarkStart w:id="126" w:name="ref-dunn2018generalized"/>
+    <w:bookmarkEnd w:id="105"/>
+    <w:bookmarkStart w:id="107" w:name="ref-dunn2018generalized"/>
     <w:p>
       <w:pPr>
         <w:pStyle w:val="Bibliography"/>
@@ -31933,7 +26540,7 @@
       <w:r>
         <w:t xml:space="preserve"> </w:t>
       </w:r>
-      <w:hyperlink r:id="rId125">
+      <w:hyperlink r:id="rId106">
         <w:r>
           <w:rPr>
             <w:rStyle w:val="Hyperlink"/>
@@ -31945,31 +26552,8 @@
         <w:t xml:space="preserve">.</w:t>
       </w:r>
     </w:p>
-    <w:bookmarkEnd w:id="126"/>
-    <w:bookmarkStart w:id="127" w:name="ref-hosmer1989applied"/>
-    <w:p>
-      <w:pPr>
-        <w:pStyle w:val="Bibliography"/>
-      </w:pPr>
-      <w:r>
-        <w:t xml:space="preserve">Hosmer, David W., and Stanley Lemeshow. 1989.</w:t>
-      </w:r>
-      <w:r>
-        <w:t xml:space="preserve"> </w:t>
-      </w:r>
-      <w:r>
-        <w:rPr>
-          <w:i/>
-          <w:iCs/>
-        </w:rPr>
-        <w:t xml:space="preserve">Applied Logistic Regression</w:t>
-      </w:r>
-      <w:r>
-        <w:t xml:space="preserve">. Wiley.</w:t>
-      </w:r>
-    </w:p>
-    <w:bookmarkEnd w:id="127"/>
-    <w:bookmarkStart w:id="129" w:name="ref-lawrance2020estimand"/>
+    <w:bookmarkEnd w:id="107"/>
+    <w:bookmarkStart w:id="109" w:name="ref-lawrance2020estimand"/>
     <w:p>
       <w:pPr>
         <w:pStyle w:val="Bibliography"/>
@@ -32002,7 +26586,7 @@
       <w:r>
         <w:t xml:space="preserve"> </w:t>
       </w:r>
-      <w:hyperlink r:id="rId128">
+      <w:hyperlink r:id="rId108">
         <w:r>
           <w:rPr>
             <w:rStyle w:val="Hyperlink"/>
@@ -32014,8 +26598,8 @@
         <w:t xml:space="preserve">.</w:t>
       </w:r>
     </w:p>
-    <w:bookmarkEnd w:id="129"/>
-    <w:bookmarkStart w:id="131" w:name="ref-pohl2021estimands"/>
+    <w:bookmarkEnd w:id="109"/>
+    <w:bookmarkStart w:id="111" w:name="ref-pohl2021estimands"/>
     <w:p>
       <w:pPr>
         <w:pStyle w:val="Bibliography"/>
@@ -32075,7 +26659,7 @@
       <w:r>
         <w:t xml:space="preserve"> </w:t>
       </w:r>
-      <w:hyperlink r:id="rId130">
+      <w:hyperlink r:id="rId110">
         <w:r>
           <w:rPr>
             <w:rStyle w:val="Hyperlink"/>
@@ -32087,8 +26671,8 @@
         <w:t xml:space="preserve">.</w:t>
       </w:r>
     </w:p>
-    <w:bookmarkEnd w:id="131"/>
-    <w:bookmarkStart w:id="133" w:name="ref-van2018flexible"/>
+    <w:bookmarkEnd w:id="111"/>
+    <w:bookmarkStart w:id="113" w:name="ref-van2018flexible"/>
     <w:p>
       <w:pPr>
         <w:pStyle w:val="Bibliography"/>
@@ -32112,7 +26696,7 @@
       <w:r>
         <w:t xml:space="preserve"> </w:t>
       </w:r>
-      <w:hyperlink r:id="rId132">
+      <w:hyperlink r:id="rId112">
         <w:r>
           <w:rPr>
             <w:rStyle w:val="Hyperlink"/>
@@ -32124,9 +26708,9 @@
         <w:t xml:space="preserve">.</w:t>
       </w:r>
     </w:p>
-    <w:bookmarkEnd w:id="133"/>
-    <w:bookmarkEnd w:id="134"/>
-    <w:bookmarkEnd w:id="135"/>
+    <w:bookmarkEnd w:id="113"/>
+    <w:bookmarkEnd w:id="114"/>
+    <w:bookmarkEnd w:id="115"/>
     <w:sectPr>
       <w:footnotePr>
         <w:numRestart w:val="eachSect"/>
